--- a/fabric/results/nodejs/smartbft-degraded/nodejs-results-smartbft-orderers-down-2025-11-29.docx
+++ b/fabric/results/nodejs/smartbft-degraded/nodejs-results-smartbft-orderers-down-2025-11-29.docx
@@ -3,517 +3,5520 @@
 <w:document xmlns:wpc="http://schemas.microsoft.com/office/word/2010/wordprocessingCanvas" xmlns:cx="http://schemas.microsoft.com/office/drawing/2014/chartex" xmlns:cx1="http://schemas.microsoft.com/office/drawing/2015/9/8/chartex" xmlns:cx2="http://schemas.microsoft.com/office/drawing/2015/10/21/chartex" xmlns:cx3="http://schemas.microsoft.com/office/drawing/2016/5/9/chartex" xmlns:cx4="http://schemas.microsoft.com/office/drawing/2016/5/10/chartex" xmlns:cx5="http://schemas.microsoft.com/office/drawing/2016/5/11/chartex" xmlns:cx6="http://schemas.microsoft.com/office/drawing/2016/5/12/chartex" xmlns:cx7="http://schemas.microsoft.com/office/drawing/2016/5/13/chartex" xmlns:cx8="http://schemas.microsoft.com/office/drawing/2016/5/14/chartex" xmlns:mc="http://schemas.openxmlformats.org/markup-compatibility/2006" xmlns:aink="http://schemas.microsoft.com/office/drawing/2016/ink" xmlns:am3d="http://schemas.microsoft.com/office/drawing/2017/model3d" xmlns:o="urn:schemas-microsoft-com:office:office" xmlns:oel="http://schemas.microsoft.com/office/2019/extlst" xmlns:r="http://schemas.openxmlformats.org/officeDocument/2006/relationships" xmlns:m="http://schemas.openxmlformats.org/officeDocument/2006/math" xmlns:v="urn:schemas-microsoft-com:vml" xmlns:wp14="http://schemas.microsoft.com/office/word/2010/wordprocessingDrawing" xmlns:wp="http://schemas.openxmlformats.org/drawingml/2006/wordprocessingDrawing" xmlns:w10="urn:schemas-microsoft-com:office:word" xmlns:w="http://schemas.openxmlformats.org/wordprocessingml/2006/main" xmlns:w14="http://schemas.microsoft.com/office/word/2010/wordml" xmlns:w15="http://schemas.microsoft.com/office/word/2012/wordml" xmlns:w16cex="http://schemas.microsoft.com/office/word/2018/wordml/cex" xmlns:w16cid="http://schemas.microsoft.com/office/word/2016/wordml/cid" xmlns:w16="http://schemas.microsoft.com/office/word/2018/wordml" xmlns:w16du="http://schemas.microsoft.com/office/word/2023/wordml/word16du" xmlns:w16sdtdh="http://schemas.microsoft.com/office/word/2020/wordml/sdtdatahash" xmlns:w16sdtfl="http://schemas.microsoft.com/office/word/2024/wordml/sdtformatlock" xmlns:w16se="http://schemas.microsoft.com/office/word/2015/wordml/symex" xmlns:wpg="http://schemas.microsoft.com/office/word/2010/wordprocessingGroup" xmlns:wpi="http://schemas.microsoft.com/office/word/2010/wordprocessingInk" xmlns:wne="http://schemas.microsoft.com/office/word/2006/wordml" xmlns:wps="http://schemas.microsoft.com/office/word/2010/wordprocessingShape" mc:Ignorable="w14 w15 w16se w16cid w16 w16cex w16sdtdh w16sdtfl w16du wp14">
   <w:body>
     <w:p>
-      <w:r>
-        <w:t>ubuntu@Himanshu-Sharma:~/fab-election-bench/node-bft-client$ docker stop bft-orderer3.opp1.bench.local</w:t>
-      </w:r>
-    </w:p>
-    <w:p>
-      <w:r>
-        <w:t>bft-orderer3.opp1.bench.local</w:t>
-      </w:r>
-    </w:p>
-    <w:p>
-      <w:r>
-        <w:t>ubuntu@Himanshu-Sharma:~/fab-election-bench/node-bft-client$ docker ps --format 'table {{.Names}}\t{{.Status}}\t{{.Ports}}' | sed -n '1p;/orderer[1-5]\./p'</w:t>
-      </w:r>
-    </w:p>
-    <w:p>
-      <w:r>
+      <w:pPr>
+        <w:jc w:val="both"/>
+        <w:rPr>
+          <w:rFonts w:ascii="Times New Roman" w:hAnsi="Times New Roman" w:cs="Times New Roman"/>
+          <w:i/>
+          <w:iCs/>
+        </w:rPr>
+      </w:pPr>
+      <w:r>
+        <w:rPr>
+          <w:rFonts w:ascii="Times New Roman" w:hAnsi="Times New Roman" w:cs="Times New Roman"/>
+          <w:i/>
+          <w:iCs/>
+        </w:rPr>
+        <w:t xml:space="preserve">This document records the </w:t>
+      </w:r>
+      <w:proofErr w:type="spellStart"/>
+      <w:r>
+        <w:rPr>
+          <w:rFonts w:ascii="Times New Roman" w:hAnsi="Times New Roman" w:cs="Times New Roman"/>
+          <w:i/>
+          <w:iCs/>
+        </w:rPr>
+        <w:t>SmartBFT</w:t>
+      </w:r>
+      <w:proofErr w:type="spellEnd"/>
+      <w:r>
+        <w:rPr>
+          <w:rFonts w:ascii="Times New Roman" w:hAnsi="Times New Roman" w:cs="Times New Roman"/>
+          <w:i/>
+          <w:iCs/>
+        </w:rPr>
+        <w:t xml:space="preserve"> degradation experiment in which </w:t>
+      </w:r>
+      <w:proofErr w:type="spellStart"/>
+      <w:r>
+        <w:rPr>
+          <w:rFonts w:ascii="Times New Roman" w:hAnsi="Times New Roman" w:cs="Times New Roman"/>
+          <w:i/>
+          <w:iCs/>
+        </w:rPr>
+        <w:t>orderer</w:t>
+      </w:r>
+      <w:proofErr w:type="spellEnd"/>
+      <w:r>
+        <w:rPr>
+          <w:rFonts w:ascii="Times New Roman" w:hAnsi="Times New Roman" w:cs="Times New Roman"/>
+          <w:i/>
+          <w:iCs/>
+        </w:rPr>
+        <w:t xml:space="preserve"> replicas were deliberately stopped and the Node.js </w:t>
+      </w:r>
+      <w:proofErr w:type="spellStart"/>
+      <w:r>
+        <w:rPr>
+          <w:rFonts w:ascii="Times New Roman" w:hAnsi="Times New Roman" w:cs="Times New Roman"/>
+          <w:i/>
+          <w:iCs/>
+        </w:rPr>
+        <w:t>RecordVote</w:t>
+      </w:r>
+      <w:proofErr w:type="spellEnd"/>
+      <w:r>
+        <w:rPr>
+          <w:rFonts w:ascii="Times New Roman" w:hAnsi="Times New Roman" w:cs="Times New Roman"/>
+          <w:i/>
+          <w:iCs/>
+        </w:rPr>
+        <w:t xml:space="preserve"> benchmark was rerun after each change in cluster availability. The purpose is to show how transaction commit behaviour changes as the ordering cluster moves from healthy operation to reduced redundancy and finally to loss of service.</w:t>
+      </w:r>
+    </w:p>
+    <w:p>
+      <w:pPr>
+        <w:jc w:val="both"/>
+        <w:rPr>
+          <w:rFonts w:ascii="Times New Roman" w:hAnsi="Times New Roman" w:cs="Times New Roman"/>
+          <w:i/>
+          <w:iCs/>
+        </w:rPr>
+      </w:pPr>
+      <w:r>
+        <w:rPr>
+          <w:rFonts w:ascii="Times New Roman" w:hAnsi="Times New Roman" w:cs="Times New Roman"/>
+          <w:i/>
+          <w:iCs/>
+        </w:rPr>
+        <w:t xml:space="preserve">This command intentionally removes one ordering node from service before rerunning the benchmark. The subsequent benchmark results therefore represent a reduced-redundancy </w:t>
+      </w:r>
+      <w:proofErr w:type="spellStart"/>
+      <w:r>
+        <w:rPr>
+          <w:rFonts w:ascii="Times New Roman" w:hAnsi="Times New Roman" w:cs="Times New Roman"/>
+          <w:i/>
+          <w:iCs/>
+        </w:rPr>
+        <w:t>SmartBFT</w:t>
+      </w:r>
+      <w:proofErr w:type="spellEnd"/>
+      <w:r>
+        <w:rPr>
+          <w:rFonts w:ascii="Times New Roman" w:hAnsi="Times New Roman" w:cs="Times New Roman"/>
+          <w:i/>
+          <w:iCs/>
+        </w:rPr>
+        <w:t xml:space="preserve"> cluster rather than the full five-</w:t>
+      </w:r>
+      <w:proofErr w:type="spellStart"/>
+      <w:r>
+        <w:rPr>
+          <w:rFonts w:ascii="Times New Roman" w:hAnsi="Times New Roman" w:cs="Times New Roman"/>
+          <w:i/>
+          <w:iCs/>
+        </w:rPr>
+        <w:t>orderer</w:t>
+      </w:r>
+      <w:proofErr w:type="spellEnd"/>
+      <w:r>
+        <w:rPr>
+          <w:rFonts w:ascii="Times New Roman" w:hAnsi="Times New Roman" w:cs="Times New Roman"/>
+          <w:i/>
+          <w:iCs/>
+        </w:rPr>
+        <w:t xml:space="preserve"> baseline.</w:t>
+      </w:r>
+    </w:p>
+    <w:p>
+      <w:pPr>
+        <w:rPr>
+          <w:rFonts w:ascii="Times New Roman" w:hAnsi="Times New Roman" w:cs="Times New Roman"/>
+        </w:rPr>
+      </w:pPr>
+      <w:proofErr w:type="spellStart"/>
+      <w:r>
+        <w:rPr>
+          <w:rFonts w:ascii="Times New Roman" w:hAnsi="Times New Roman" w:cs="Times New Roman"/>
+        </w:rPr>
+        <w:t>ubuntu@Himanshu-</w:t>
+      </w:r>
+      <w:proofErr w:type="gramStart"/>
+      <w:r>
+        <w:rPr>
+          <w:rFonts w:ascii="Times New Roman" w:hAnsi="Times New Roman" w:cs="Times New Roman"/>
+        </w:rPr>
+        <w:t>Sharma</w:t>
+      </w:r>
+      <w:proofErr w:type="spellEnd"/>
+      <w:r>
+        <w:rPr>
+          <w:rFonts w:ascii="Times New Roman" w:hAnsi="Times New Roman" w:cs="Times New Roman"/>
+        </w:rPr>
+        <w:t>:~</w:t>
+      </w:r>
+      <w:proofErr w:type="gramEnd"/>
+      <w:r>
+        <w:rPr>
+          <w:rFonts w:ascii="Times New Roman" w:hAnsi="Times New Roman" w:cs="Times New Roman"/>
+        </w:rPr>
+        <w:t>/fab-election-bench/node-</w:t>
+      </w:r>
+      <w:proofErr w:type="spellStart"/>
+      <w:r>
+        <w:rPr>
+          <w:rFonts w:ascii="Times New Roman" w:hAnsi="Times New Roman" w:cs="Times New Roman"/>
+        </w:rPr>
+        <w:t>bft</w:t>
+      </w:r>
+      <w:proofErr w:type="spellEnd"/>
+      <w:r>
+        <w:rPr>
+          <w:rFonts w:ascii="Times New Roman" w:hAnsi="Times New Roman" w:cs="Times New Roman"/>
+        </w:rPr>
+        <w:t>-client$ docker stop bft-orderer3.opp</w:t>
+      </w:r>
+      <w:proofErr w:type="gramStart"/>
+      <w:r>
+        <w:rPr>
+          <w:rFonts w:ascii="Times New Roman" w:hAnsi="Times New Roman" w:cs="Times New Roman"/>
+        </w:rPr>
+        <w:t>1.bench</w:t>
+      </w:r>
+      <w:proofErr w:type="gramEnd"/>
+      <w:r>
+        <w:rPr>
+          <w:rFonts w:ascii="Times New Roman" w:hAnsi="Times New Roman" w:cs="Times New Roman"/>
+        </w:rPr>
+        <w:t>.local</w:t>
+      </w:r>
+    </w:p>
+    <w:p>
+      <w:pPr>
+        <w:rPr>
+          <w:rFonts w:ascii="Times New Roman" w:hAnsi="Times New Roman" w:cs="Times New Roman"/>
+        </w:rPr>
+      </w:pPr>
+      <w:r>
+        <w:rPr>
+          <w:rFonts w:ascii="Times New Roman" w:hAnsi="Times New Roman" w:cs="Times New Roman"/>
+        </w:rPr>
+        <w:t>bft-orderer3.opp</w:t>
+      </w:r>
+      <w:proofErr w:type="gramStart"/>
+      <w:r>
+        <w:rPr>
+          <w:rFonts w:ascii="Times New Roman" w:hAnsi="Times New Roman" w:cs="Times New Roman"/>
+        </w:rPr>
+        <w:t>1.bench</w:t>
+      </w:r>
+      <w:proofErr w:type="gramEnd"/>
+      <w:r>
+        <w:rPr>
+          <w:rFonts w:ascii="Times New Roman" w:hAnsi="Times New Roman" w:cs="Times New Roman"/>
+        </w:rPr>
+        <w:t>.local</w:t>
+      </w:r>
+    </w:p>
+    <w:p>
+      <w:pPr>
+        <w:rPr>
+          <w:rFonts w:ascii="Times New Roman" w:hAnsi="Times New Roman" w:cs="Times New Roman"/>
+        </w:rPr>
+      </w:pPr>
+      <w:proofErr w:type="spellStart"/>
+      <w:r>
+        <w:rPr>
+          <w:rFonts w:ascii="Times New Roman" w:hAnsi="Times New Roman" w:cs="Times New Roman"/>
+        </w:rPr>
+        <w:t>ubuntu@Himanshu-</w:t>
+      </w:r>
+      <w:proofErr w:type="gramStart"/>
+      <w:r>
+        <w:rPr>
+          <w:rFonts w:ascii="Times New Roman" w:hAnsi="Times New Roman" w:cs="Times New Roman"/>
+        </w:rPr>
+        <w:t>Sharma</w:t>
+      </w:r>
+      <w:proofErr w:type="spellEnd"/>
+      <w:r>
+        <w:rPr>
+          <w:rFonts w:ascii="Times New Roman" w:hAnsi="Times New Roman" w:cs="Times New Roman"/>
+        </w:rPr>
+        <w:t>:~</w:t>
+      </w:r>
+      <w:proofErr w:type="gramEnd"/>
+      <w:r>
+        <w:rPr>
+          <w:rFonts w:ascii="Times New Roman" w:hAnsi="Times New Roman" w:cs="Times New Roman"/>
+        </w:rPr>
+        <w:t>/fab-election-bench/node-</w:t>
+      </w:r>
+      <w:proofErr w:type="spellStart"/>
+      <w:r>
+        <w:rPr>
+          <w:rFonts w:ascii="Times New Roman" w:hAnsi="Times New Roman" w:cs="Times New Roman"/>
+        </w:rPr>
+        <w:t>bft</w:t>
+      </w:r>
+      <w:proofErr w:type="spellEnd"/>
+      <w:r>
+        <w:rPr>
+          <w:rFonts w:ascii="Times New Roman" w:hAnsi="Times New Roman" w:cs="Times New Roman"/>
+        </w:rPr>
+        <w:t xml:space="preserve">-client$ docker </w:t>
+      </w:r>
+      <w:proofErr w:type="spellStart"/>
+      <w:r>
+        <w:rPr>
+          <w:rFonts w:ascii="Times New Roman" w:hAnsi="Times New Roman" w:cs="Times New Roman"/>
+        </w:rPr>
+        <w:t>ps</w:t>
+      </w:r>
+      <w:proofErr w:type="spellEnd"/>
+      <w:r>
+        <w:rPr>
+          <w:rFonts w:ascii="Times New Roman" w:hAnsi="Times New Roman" w:cs="Times New Roman"/>
+        </w:rPr>
+        <w:t xml:space="preserve"> --format 'table {</w:t>
+      </w:r>
+      <w:proofErr w:type="gramStart"/>
+      <w:r>
+        <w:rPr>
+          <w:rFonts w:ascii="Times New Roman" w:hAnsi="Times New Roman" w:cs="Times New Roman"/>
+        </w:rPr>
+        <w:t>{.Names}}\</w:t>
+      </w:r>
+      <w:proofErr w:type="gramEnd"/>
+      <w:r>
+        <w:rPr>
+          <w:rFonts w:ascii="Times New Roman" w:hAnsi="Times New Roman" w:cs="Times New Roman"/>
+        </w:rPr>
+        <w:t>t{</w:t>
+      </w:r>
+      <w:proofErr w:type="gramStart"/>
+      <w:r>
+        <w:rPr>
+          <w:rFonts w:ascii="Times New Roman" w:hAnsi="Times New Roman" w:cs="Times New Roman"/>
+        </w:rPr>
+        <w:t>{.Status}}\</w:t>
+      </w:r>
+      <w:proofErr w:type="gramEnd"/>
+      <w:r>
+        <w:rPr>
+          <w:rFonts w:ascii="Times New Roman" w:hAnsi="Times New Roman" w:cs="Times New Roman"/>
+        </w:rPr>
+        <w:t>t{</w:t>
+      </w:r>
+      <w:proofErr w:type="gramStart"/>
+      <w:r>
+        <w:rPr>
+          <w:rFonts w:ascii="Times New Roman" w:hAnsi="Times New Roman" w:cs="Times New Roman"/>
+        </w:rPr>
+        <w:t>{.Ports</w:t>
+      </w:r>
+      <w:proofErr w:type="gramEnd"/>
+      <w:r>
+        <w:rPr>
+          <w:rFonts w:ascii="Times New Roman" w:hAnsi="Times New Roman" w:cs="Times New Roman"/>
+        </w:rPr>
+        <w:t xml:space="preserve">}}' | </w:t>
+      </w:r>
+      <w:proofErr w:type="spellStart"/>
+      <w:r>
+        <w:rPr>
+          <w:rFonts w:ascii="Times New Roman" w:hAnsi="Times New Roman" w:cs="Times New Roman"/>
+        </w:rPr>
+        <w:t>sed</w:t>
+      </w:r>
+      <w:proofErr w:type="spellEnd"/>
+      <w:r>
+        <w:rPr>
+          <w:rFonts w:ascii="Times New Roman" w:hAnsi="Times New Roman" w:cs="Times New Roman"/>
+        </w:rPr>
+        <w:t xml:space="preserve"> -n '1p;/</w:t>
+      </w:r>
+      <w:proofErr w:type="spellStart"/>
+      <w:proofErr w:type="gramStart"/>
+      <w:r>
+        <w:rPr>
+          <w:rFonts w:ascii="Times New Roman" w:hAnsi="Times New Roman" w:cs="Times New Roman"/>
+        </w:rPr>
+        <w:t>orderer</w:t>
+      </w:r>
+      <w:proofErr w:type="spellEnd"/>
+      <w:r>
+        <w:rPr>
+          <w:rFonts w:ascii="Times New Roman" w:hAnsi="Times New Roman" w:cs="Times New Roman"/>
+        </w:rPr>
+        <w:t>[</w:t>
+      </w:r>
+      <w:proofErr w:type="gramEnd"/>
+      <w:r>
+        <w:rPr>
+          <w:rFonts w:ascii="Times New Roman" w:hAnsi="Times New Roman" w:cs="Times New Roman"/>
+        </w:rPr>
+        <w:t>1-</w:t>
+      </w:r>
+      <w:proofErr w:type="gramStart"/>
+      <w:r>
+        <w:rPr>
+          <w:rFonts w:ascii="Times New Roman" w:hAnsi="Times New Roman" w:cs="Times New Roman"/>
+        </w:rPr>
+        <w:t>5]\./p</w:t>
+      </w:r>
+      <w:proofErr w:type="gramEnd"/>
+      <w:r>
+        <w:rPr>
+          <w:rFonts w:ascii="Times New Roman" w:hAnsi="Times New Roman" w:cs="Times New Roman"/>
+        </w:rPr>
+        <w:t>'</w:t>
+      </w:r>
+    </w:p>
+    <w:p>
+      <w:pPr>
+        <w:rPr>
+          <w:rFonts w:ascii="Times New Roman" w:hAnsi="Times New Roman" w:cs="Times New Roman"/>
+        </w:rPr>
+      </w:pPr>
+      <w:r>
+        <w:rPr>
+          <w:rFonts w:ascii="Times New Roman" w:hAnsi="Times New Roman" w:cs="Times New Roman"/>
+        </w:rPr>
         <w:t>NAMES                           STATUS       PORTS</w:t>
       </w:r>
     </w:p>
     <w:p>
-      <w:r>
-        <w:t>bft-orderer5.civ1.bench.local   Up 7 hours   7050/tcp, 0.0.0.0:11050-&gt;11050/tcp, :::11050-&gt;11050/tcp, 0.0.0.0:11443-&gt;9443/tcp, [::]:11443-&gt;9443/tcp</w:t>
-      </w:r>
-    </w:p>
-    <w:p>
-      <w:r>
-        <w:t>bft-orderer2.eci2.bench.local   Up 7 hours   7050/tcp, 0.0.0.0:8050-&gt;8050/tcp, :::8050-&gt;8050/tcp, 0.0.0.0:8443-&gt;9443/tcp, [::]:8443-&gt;9443/tcp</w:t>
-      </w:r>
-    </w:p>
-    <w:p>
-      <w:r>
-        <w:t>bft-orderer4.opp2.bench.local   Up 7 hours   7050/tcp, 0.0.0.0:10050-&gt;10050/tcp, :::10050-&gt;10050/tcp, 0.0.0.0:10443-&gt;9443/tcp, [::]:10443-&gt;9443/tcp</w:t>
-      </w:r>
-    </w:p>
-    <w:p>
-      <w:r>
-        <w:t>bft-orderer1.eci1.bench.local   Up 7 hours   0.0.0.0:7050-&gt;7050/tcp, :::7050-&gt;7050/tcp, 0.0.0.0:7443-&gt;9443/tcp, [::]:7443-&gt;9443/tcp</w:t>
-      </w:r>
-    </w:p>
-    <w:p>
-      <w:r>
-        <w:t>ubuntu@Himanshu-Sharma:~/fab-election-bench/node-bft-client$ MAX_CONCURRENCY=2048 TX=50000 LOAD=4000 node recordvote-client.js</w:t>
-      </w:r>
-    </w:p>
-    <w:p>
-      <w:r>
+      <w:pPr>
+        <w:rPr>
+          <w:rFonts w:ascii="Times New Roman" w:hAnsi="Times New Roman" w:cs="Times New Roman"/>
+        </w:rPr>
+      </w:pPr>
+      <w:r>
+        <w:rPr>
+          <w:rFonts w:ascii="Times New Roman" w:hAnsi="Times New Roman" w:cs="Times New Roman"/>
+        </w:rPr>
+        <w:t>bft-orderer5.civ</w:t>
+      </w:r>
+      <w:proofErr w:type="gramStart"/>
+      <w:r>
+        <w:rPr>
+          <w:rFonts w:ascii="Times New Roman" w:hAnsi="Times New Roman" w:cs="Times New Roman"/>
+        </w:rPr>
+        <w:t>1.bench</w:t>
+      </w:r>
+      <w:proofErr w:type="gramEnd"/>
+      <w:r>
+        <w:rPr>
+          <w:rFonts w:ascii="Times New Roman" w:hAnsi="Times New Roman" w:cs="Times New Roman"/>
+        </w:rPr>
+        <w:t>.local   Up 7 hours   7050/</w:t>
+      </w:r>
+      <w:proofErr w:type="spellStart"/>
+      <w:r>
+        <w:rPr>
+          <w:rFonts w:ascii="Times New Roman" w:hAnsi="Times New Roman" w:cs="Times New Roman"/>
+        </w:rPr>
+        <w:t>tcp</w:t>
+      </w:r>
+      <w:proofErr w:type="spellEnd"/>
+      <w:r>
+        <w:rPr>
+          <w:rFonts w:ascii="Times New Roman" w:hAnsi="Times New Roman" w:cs="Times New Roman"/>
+        </w:rPr>
+        <w:t>, 0.0.0.0:11050-&gt;11050/</w:t>
+      </w:r>
+      <w:proofErr w:type="spellStart"/>
+      <w:r>
+        <w:rPr>
+          <w:rFonts w:ascii="Times New Roman" w:hAnsi="Times New Roman" w:cs="Times New Roman"/>
+        </w:rPr>
+        <w:t>tcp</w:t>
+      </w:r>
+      <w:proofErr w:type="spellEnd"/>
+      <w:proofErr w:type="gramStart"/>
+      <w:r>
+        <w:rPr>
+          <w:rFonts w:ascii="Times New Roman" w:hAnsi="Times New Roman" w:cs="Times New Roman"/>
+        </w:rPr>
+        <w:t>, :</w:t>
+      </w:r>
+      <w:proofErr w:type="gramEnd"/>
+      <w:r>
+        <w:rPr>
+          <w:rFonts w:ascii="Times New Roman" w:hAnsi="Times New Roman" w:cs="Times New Roman"/>
+        </w:rPr>
+        <w:t>::11050-&gt;11050/</w:t>
+      </w:r>
+      <w:proofErr w:type="spellStart"/>
+      <w:r>
+        <w:rPr>
+          <w:rFonts w:ascii="Times New Roman" w:hAnsi="Times New Roman" w:cs="Times New Roman"/>
+        </w:rPr>
+        <w:t>tcp</w:t>
+      </w:r>
+      <w:proofErr w:type="spellEnd"/>
+      <w:r>
+        <w:rPr>
+          <w:rFonts w:ascii="Times New Roman" w:hAnsi="Times New Roman" w:cs="Times New Roman"/>
+        </w:rPr>
+        <w:t>, 0.0.0.0:11443-&gt;9443/</w:t>
+      </w:r>
+      <w:proofErr w:type="spellStart"/>
+      <w:r>
+        <w:rPr>
+          <w:rFonts w:ascii="Times New Roman" w:hAnsi="Times New Roman" w:cs="Times New Roman"/>
+        </w:rPr>
+        <w:t>tcp</w:t>
+      </w:r>
+      <w:proofErr w:type="spellEnd"/>
+      <w:r>
+        <w:rPr>
+          <w:rFonts w:ascii="Times New Roman" w:hAnsi="Times New Roman" w:cs="Times New Roman"/>
+        </w:rPr>
+        <w:t xml:space="preserve">, </w:t>
+      </w:r>
+      <w:proofErr w:type="gramStart"/>
+      <w:r>
+        <w:rPr>
+          <w:rFonts w:ascii="Times New Roman" w:hAnsi="Times New Roman" w:cs="Times New Roman"/>
+        </w:rPr>
+        <w:t>[::</w:t>
+      </w:r>
+      <w:proofErr w:type="gramEnd"/>
+      <w:r>
+        <w:rPr>
+          <w:rFonts w:ascii="Times New Roman" w:hAnsi="Times New Roman" w:cs="Times New Roman"/>
+        </w:rPr>
+        <w:t>]:11443-&gt;9443/</w:t>
+      </w:r>
+      <w:proofErr w:type="spellStart"/>
+      <w:r>
+        <w:rPr>
+          <w:rFonts w:ascii="Times New Roman" w:hAnsi="Times New Roman" w:cs="Times New Roman"/>
+        </w:rPr>
+        <w:t>tcp</w:t>
+      </w:r>
+      <w:proofErr w:type="spellEnd"/>
+    </w:p>
+    <w:p>
+      <w:pPr>
+        <w:rPr>
+          <w:rFonts w:ascii="Times New Roman" w:hAnsi="Times New Roman" w:cs="Times New Roman"/>
+        </w:rPr>
+      </w:pPr>
+      <w:r>
+        <w:rPr>
+          <w:rFonts w:ascii="Times New Roman" w:hAnsi="Times New Roman" w:cs="Times New Roman"/>
+        </w:rPr>
+        <w:t>bft-orderer2.eci</w:t>
+      </w:r>
+      <w:proofErr w:type="gramStart"/>
+      <w:r>
+        <w:rPr>
+          <w:rFonts w:ascii="Times New Roman" w:hAnsi="Times New Roman" w:cs="Times New Roman"/>
+        </w:rPr>
+        <w:t>2.bench</w:t>
+      </w:r>
+      <w:proofErr w:type="gramEnd"/>
+      <w:r>
+        <w:rPr>
+          <w:rFonts w:ascii="Times New Roman" w:hAnsi="Times New Roman" w:cs="Times New Roman"/>
+        </w:rPr>
+        <w:t>.local   Up 7 hours   7050/</w:t>
+      </w:r>
+      <w:proofErr w:type="spellStart"/>
+      <w:r>
+        <w:rPr>
+          <w:rFonts w:ascii="Times New Roman" w:hAnsi="Times New Roman" w:cs="Times New Roman"/>
+        </w:rPr>
+        <w:t>tcp</w:t>
+      </w:r>
+      <w:proofErr w:type="spellEnd"/>
+      <w:r>
+        <w:rPr>
+          <w:rFonts w:ascii="Times New Roman" w:hAnsi="Times New Roman" w:cs="Times New Roman"/>
+        </w:rPr>
+        <w:t>, 0.0.0.0:8050-&gt;8050/</w:t>
+      </w:r>
+      <w:proofErr w:type="spellStart"/>
+      <w:r>
+        <w:rPr>
+          <w:rFonts w:ascii="Times New Roman" w:hAnsi="Times New Roman" w:cs="Times New Roman"/>
+        </w:rPr>
+        <w:t>tcp</w:t>
+      </w:r>
+      <w:proofErr w:type="spellEnd"/>
+      <w:proofErr w:type="gramStart"/>
+      <w:r>
+        <w:rPr>
+          <w:rFonts w:ascii="Times New Roman" w:hAnsi="Times New Roman" w:cs="Times New Roman"/>
+        </w:rPr>
+        <w:t>, :</w:t>
+      </w:r>
+      <w:proofErr w:type="gramEnd"/>
+      <w:r>
+        <w:rPr>
+          <w:rFonts w:ascii="Times New Roman" w:hAnsi="Times New Roman" w:cs="Times New Roman"/>
+        </w:rPr>
+        <w:t>::8050-&gt;8050/</w:t>
+      </w:r>
+      <w:proofErr w:type="spellStart"/>
+      <w:r>
+        <w:rPr>
+          <w:rFonts w:ascii="Times New Roman" w:hAnsi="Times New Roman" w:cs="Times New Roman"/>
+        </w:rPr>
+        <w:t>tcp</w:t>
+      </w:r>
+      <w:proofErr w:type="spellEnd"/>
+      <w:r>
+        <w:rPr>
+          <w:rFonts w:ascii="Times New Roman" w:hAnsi="Times New Roman" w:cs="Times New Roman"/>
+        </w:rPr>
+        <w:t>, 0.0.0.0:8443-&gt;9443/</w:t>
+      </w:r>
+      <w:proofErr w:type="spellStart"/>
+      <w:r>
+        <w:rPr>
+          <w:rFonts w:ascii="Times New Roman" w:hAnsi="Times New Roman" w:cs="Times New Roman"/>
+        </w:rPr>
+        <w:t>tcp</w:t>
+      </w:r>
+      <w:proofErr w:type="spellEnd"/>
+      <w:r>
+        <w:rPr>
+          <w:rFonts w:ascii="Times New Roman" w:hAnsi="Times New Roman" w:cs="Times New Roman"/>
+        </w:rPr>
+        <w:t xml:space="preserve">, </w:t>
+      </w:r>
+      <w:proofErr w:type="gramStart"/>
+      <w:r>
+        <w:rPr>
+          <w:rFonts w:ascii="Times New Roman" w:hAnsi="Times New Roman" w:cs="Times New Roman"/>
+        </w:rPr>
+        <w:t>[::</w:t>
+      </w:r>
+      <w:proofErr w:type="gramEnd"/>
+      <w:r>
+        <w:rPr>
+          <w:rFonts w:ascii="Times New Roman" w:hAnsi="Times New Roman" w:cs="Times New Roman"/>
+        </w:rPr>
+        <w:t>]:8443-&gt;9443/</w:t>
+      </w:r>
+      <w:proofErr w:type="spellStart"/>
+      <w:r>
+        <w:rPr>
+          <w:rFonts w:ascii="Times New Roman" w:hAnsi="Times New Roman" w:cs="Times New Roman"/>
+        </w:rPr>
+        <w:t>tcp</w:t>
+      </w:r>
+      <w:proofErr w:type="spellEnd"/>
+    </w:p>
+    <w:p>
+      <w:pPr>
+        <w:rPr>
+          <w:rFonts w:ascii="Times New Roman" w:hAnsi="Times New Roman" w:cs="Times New Roman"/>
+        </w:rPr>
+      </w:pPr>
+      <w:r>
+        <w:rPr>
+          <w:rFonts w:ascii="Times New Roman" w:hAnsi="Times New Roman" w:cs="Times New Roman"/>
+        </w:rPr>
+        <w:t>bft-orderer4.opp</w:t>
+      </w:r>
+      <w:proofErr w:type="gramStart"/>
+      <w:r>
+        <w:rPr>
+          <w:rFonts w:ascii="Times New Roman" w:hAnsi="Times New Roman" w:cs="Times New Roman"/>
+        </w:rPr>
+        <w:t>2.bench</w:t>
+      </w:r>
+      <w:proofErr w:type="gramEnd"/>
+      <w:r>
+        <w:rPr>
+          <w:rFonts w:ascii="Times New Roman" w:hAnsi="Times New Roman" w:cs="Times New Roman"/>
+        </w:rPr>
+        <w:t>.local   Up 7 hours   7050/</w:t>
+      </w:r>
+      <w:proofErr w:type="spellStart"/>
+      <w:r>
+        <w:rPr>
+          <w:rFonts w:ascii="Times New Roman" w:hAnsi="Times New Roman" w:cs="Times New Roman"/>
+        </w:rPr>
+        <w:t>tcp</w:t>
+      </w:r>
+      <w:proofErr w:type="spellEnd"/>
+      <w:r>
+        <w:rPr>
+          <w:rFonts w:ascii="Times New Roman" w:hAnsi="Times New Roman" w:cs="Times New Roman"/>
+        </w:rPr>
+        <w:t>, 0.0.0.0:10050-&gt;10050/</w:t>
+      </w:r>
+      <w:proofErr w:type="spellStart"/>
+      <w:r>
+        <w:rPr>
+          <w:rFonts w:ascii="Times New Roman" w:hAnsi="Times New Roman" w:cs="Times New Roman"/>
+        </w:rPr>
+        <w:t>tcp</w:t>
+      </w:r>
+      <w:proofErr w:type="spellEnd"/>
+      <w:proofErr w:type="gramStart"/>
+      <w:r>
+        <w:rPr>
+          <w:rFonts w:ascii="Times New Roman" w:hAnsi="Times New Roman" w:cs="Times New Roman"/>
+        </w:rPr>
+        <w:t>, :</w:t>
+      </w:r>
+      <w:proofErr w:type="gramEnd"/>
+      <w:r>
+        <w:rPr>
+          <w:rFonts w:ascii="Times New Roman" w:hAnsi="Times New Roman" w:cs="Times New Roman"/>
+        </w:rPr>
+        <w:t>::10050-&gt;10050/</w:t>
+      </w:r>
+      <w:proofErr w:type="spellStart"/>
+      <w:r>
+        <w:rPr>
+          <w:rFonts w:ascii="Times New Roman" w:hAnsi="Times New Roman" w:cs="Times New Roman"/>
+        </w:rPr>
+        <w:t>tcp</w:t>
+      </w:r>
+      <w:proofErr w:type="spellEnd"/>
+      <w:r>
+        <w:rPr>
+          <w:rFonts w:ascii="Times New Roman" w:hAnsi="Times New Roman" w:cs="Times New Roman"/>
+        </w:rPr>
+        <w:t>, 0.0.0.0:10443-&gt;9443/</w:t>
+      </w:r>
+      <w:proofErr w:type="spellStart"/>
+      <w:r>
+        <w:rPr>
+          <w:rFonts w:ascii="Times New Roman" w:hAnsi="Times New Roman" w:cs="Times New Roman"/>
+        </w:rPr>
+        <w:t>tcp</w:t>
+      </w:r>
+      <w:proofErr w:type="spellEnd"/>
+      <w:r>
+        <w:rPr>
+          <w:rFonts w:ascii="Times New Roman" w:hAnsi="Times New Roman" w:cs="Times New Roman"/>
+        </w:rPr>
+        <w:t xml:space="preserve">, </w:t>
+      </w:r>
+      <w:proofErr w:type="gramStart"/>
+      <w:r>
+        <w:rPr>
+          <w:rFonts w:ascii="Times New Roman" w:hAnsi="Times New Roman" w:cs="Times New Roman"/>
+        </w:rPr>
+        <w:t>[::</w:t>
+      </w:r>
+      <w:proofErr w:type="gramEnd"/>
+      <w:r>
+        <w:rPr>
+          <w:rFonts w:ascii="Times New Roman" w:hAnsi="Times New Roman" w:cs="Times New Roman"/>
+        </w:rPr>
+        <w:t>]:10443-&gt;9443/</w:t>
+      </w:r>
+      <w:proofErr w:type="spellStart"/>
+      <w:r>
+        <w:rPr>
+          <w:rFonts w:ascii="Times New Roman" w:hAnsi="Times New Roman" w:cs="Times New Roman"/>
+        </w:rPr>
+        <w:t>tcp</w:t>
+      </w:r>
+      <w:proofErr w:type="spellEnd"/>
+    </w:p>
+    <w:p>
+      <w:pPr>
+        <w:rPr>
+          <w:rFonts w:ascii="Times New Roman" w:hAnsi="Times New Roman" w:cs="Times New Roman"/>
+        </w:rPr>
+      </w:pPr>
+      <w:r>
+        <w:rPr>
+          <w:rFonts w:ascii="Times New Roman" w:hAnsi="Times New Roman" w:cs="Times New Roman"/>
+        </w:rPr>
+        <w:t>bft-orderer1.eci</w:t>
+      </w:r>
+      <w:proofErr w:type="gramStart"/>
+      <w:r>
+        <w:rPr>
+          <w:rFonts w:ascii="Times New Roman" w:hAnsi="Times New Roman" w:cs="Times New Roman"/>
+        </w:rPr>
+        <w:t>1.bench</w:t>
+      </w:r>
+      <w:proofErr w:type="gramEnd"/>
+      <w:r>
+        <w:rPr>
+          <w:rFonts w:ascii="Times New Roman" w:hAnsi="Times New Roman" w:cs="Times New Roman"/>
+        </w:rPr>
+        <w:t>.local   Up 7 hours   0.0.0.0:7050-&gt;7050/</w:t>
+      </w:r>
+      <w:proofErr w:type="spellStart"/>
+      <w:r>
+        <w:rPr>
+          <w:rFonts w:ascii="Times New Roman" w:hAnsi="Times New Roman" w:cs="Times New Roman"/>
+        </w:rPr>
+        <w:t>tcp</w:t>
+      </w:r>
+      <w:proofErr w:type="spellEnd"/>
+      <w:proofErr w:type="gramStart"/>
+      <w:r>
+        <w:rPr>
+          <w:rFonts w:ascii="Times New Roman" w:hAnsi="Times New Roman" w:cs="Times New Roman"/>
+        </w:rPr>
+        <w:t>, :</w:t>
+      </w:r>
+      <w:proofErr w:type="gramEnd"/>
+      <w:r>
+        <w:rPr>
+          <w:rFonts w:ascii="Times New Roman" w:hAnsi="Times New Roman" w:cs="Times New Roman"/>
+        </w:rPr>
+        <w:t>::7050-&gt;7050/</w:t>
+      </w:r>
+      <w:proofErr w:type="spellStart"/>
+      <w:r>
+        <w:rPr>
+          <w:rFonts w:ascii="Times New Roman" w:hAnsi="Times New Roman" w:cs="Times New Roman"/>
+        </w:rPr>
+        <w:t>tcp</w:t>
+      </w:r>
+      <w:proofErr w:type="spellEnd"/>
+      <w:r>
+        <w:rPr>
+          <w:rFonts w:ascii="Times New Roman" w:hAnsi="Times New Roman" w:cs="Times New Roman"/>
+        </w:rPr>
+        <w:t>, 0.0.0.0:7443-&gt;9443/</w:t>
+      </w:r>
+      <w:proofErr w:type="spellStart"/>
+      <w:r>
+        <w:rPr>
+          <w:rFonts w:ascii="Times New Roman" w:hAnsi="Times New Roman" w:cs="Times New Roman"/>
+        </w:rPr>
+        <w:t>tcp</w:t>
+      </w:r>
+      <w:proofErr w:type="spellEnd"/>
+      <w:r>
+        <w:rPr>
+          <w:rFonts w:ascii="Times New Roman" w:hAnsi="Times New Roman" w:cs="Times New Roman"/>
+        </w:rPr>
+        <w:t xml:space="preserve">, </w:t>
+      </w:r>
+      <w:proofErr w:type="gramStart"/>
+      <w:r>
+        <w:rPr>
+          <w:rFonts w:ascii="Times New Roman" w:hAnsi="Times New Roman" w:cs="Times New Roman"/>
+        </w:rPr>
+        <w:t>[::</w:t>
+      </w:r>
+      <w:proofErr w:type="gramEnd"/>
+      <w:r>
+        <w:rPr>
+          <w:rFonts w:ascii="Times New Roman" w:hAnsi="Times New Roman" w:cs="Times New Roman"/>
+        </w:rPr>
+        <w:t>]:7443-&gt;9443/</w:t>
+      </w:r>
+      <w:proofErr w:type="spellStart"/>
+      <w:r>
+        <w:rPr>
+          <w:rFonts w:ascii="Times New Roman" w:hAnsi="Times New Roman" w:cs="Times New Roman"/>
+        </w:rPr>
+        <w:t>tcp</w:t>
+      </w:r>
+      <w:proofErr w:type="spellEnd"/>
+    </w:p>
+    <w:p>
+      <w:pPr>
+        <w:jc w:val="both"/>
+        <w:rPr>
+          <w:rFonts w:ascii="Times New Roman" w:hAnsi="Times New Roman" w:cs="Times New Roman"/>
+          <w:i/>
+          <w:iCs/>
+        </w:rPr>
+      </w:pPr>
+      <w:r>
+        <w:rPr>
+          <w:rFonts w:ascii="Times New Roman" w:hAnsi="Times New Roman" w:cs="Times New Roman"/>
+          <w:i/>
+          <w:iCs/>
+        </w:rPr>
+        <w:t xml:space="preserve">This block reports benchmark behaviour after one </w:t>
+      </w:r>
+      <w:proofErr w:type="spellStart"/>
+      <w:r>
+        <w:rPr>
+          <w:rFonts w:ascii="Times New Roman" w:hAnsi="Times New Roman" w:cs="Times New Roman"/>
+          <w:i/>
+          <w:iCs/>
+        </w:rPr>
+        <w:t>orderer</w:t>
+      </w:r>
+      <w:proofErr w:type="spellEnd"/>
+      <w:r>
+        <w:rPr>
+          <w:rFonts w:ascii="Times New Roman" w:hAnsi="Times New Roman" w:cs="Times New Roman"/>
+          <w:i/>
+          <w:iCs/>
+        </w:rPr>
+        <w:t xml:space="preserve"> has been taken offline. Because the cluster still retains sufficient live replicas, the run should be interpreted as a resilience test under partial failure rather than as a complete outage scenario.</w:t>
+      </w:r>
+    </w:p>
+    <w:p>
+      <w:pPr>
+        <w:rPr>
+          <w:rFonts w:ascii="Times New Roman" w:hAnsi="Times New Roman" w:cs="Times New Roman"/>
+        </w:rPr>
+      </w:pPr>
+      <w:proofErr w:type="spellStart"/>
+      <w:r>
+        <w:rPr>
+          <w:rFonts w:ascii="Times New Roman" w:hAnsi="Times New Roman" w:cs="Times New Roman"/>
+        </w:rPr>
+        <w:t>ubuntu@Himanshu-</w:t>
+      </w:r>
+      <w:proofErr w:type="gramStart"/>
+      <w:r>
+        <w:rPr>
+          <w:rFonts w:ascii="Times New Roman" w:hAnsi="Times New Roman" w:cs="Times New Roman"/>
+        </w:rPr>
+        <w:t>Sharma</w:t>
+      </w:r>
+      <w:proofErr w:type="spellEnd"/>
+      <w:r>
+        <w:rPr>
+          <w:rFonts w:ascii="Times New Roman" w:hAnsi="Times New Roman" w:cs="Times New Roman"/>
+        </w:rPr>
+        <w:t>:~</w:t>
+      </w:r>
+      <w:proofErr w:type="gramEnd"/>
+      <w:r>
+        <w:rPr>
+          <w:rFonts w:ascii="Times New Roman" w:hAnsi="Times New Roman" w:cs="Times New Roman"/>
+        </w:rPr>
+        <w:t>/fab-election-bench/node-</w:t>
+      </w:r>
+      <w:proofErr w:type="spellStart"/>
+      <w:r>
+        <w:rPr>
+          <w:rFonts w:ascii="Times New Roman" w:hAnsi="Times New Roman" w:cs="Times New Roman"/>
+        </w:rPr>
+        <w:t>bft</w:t>
+      </w:r>
+      <w:proofErr w:type="spellEnd"/>
+      <w:r>
+        <w:rPr>
+          <w:rFonts w:ascii="Times New Roman" w:hAnsi="Times New Roman" w:cs="Times New Roman"/>
+        </w:rPr>
+        <w:t>-client$ MAX_CONCURRENCY=2048 TX=50000 LOAD=4000 node recordvote-client.js</w:t>
+      </w:r>
+    </w:p>
+    <w:p>
+      <w:pPr>
+        <w:rPr>
+          <w:rFonts w:ascii="Times New Roman" w:hAnsi="Times New Roman" w:cs="Times New Roman"/>
+        </w:rPr>
+      </w:pPr>
+      <w:r>
+        <w:rPr>
+          <w:rFonts w:ascii="Times New Roman" w:hAnsi="Times New Roman" w:cs="Times New Roman"/>
+        </w:rPr>
         <w:t>Loaded voters=2326, candidates=1478, booths=905</w:t>
       </w:r>
     </w:p>
-    <w:p/>
-    <w:p>
-      <w:r>
-        <w:t>=== Round env_tx50000_load4000: tx=50000, targetLoad=4000, concurrency=2048 ===</w:t>
-      </w:r>
-    </w:p>
-    <w:p>
-      <w:r>
-        <w:t>Round env_tx50000_load4000 done in 166.38s | succ=50000, fail=0, TPS=300.52, avg=6662.7ms, p95=12057.4ms, p99=12521.8ms</w:t>
-      </w:r>
-    </w:p>
-    <w:p>
-      <w:r>
-        <w:t>Round env_tx50000_load4000 done in 166.41s | succ=50000, fail=0, TPS=300.46, avg=6662.7ms, p95=12057.4ms, p99=12521.8ms</w:t>
-      </w:r>
-    </w:p>
-    <w:p>
-      <w:r>
-        <w:t>Round env_tx50000_load4000 done in 166.44s | succ=50000, fail=0, TPS=300.41, avg=6662.7ms, p95=12057.4ms, p99=12521.8ms</w:t>
-      </w:r>
-    </w:p>
-    <w:p>
-      <w:r>
-        <w:t>Round env_tx50000_load4000 done in 166.47s | succ=50000, fail=0, TPS=300.35, avg=6662.7ms, p95=12057.4ms, p99=12521.8ms</w:t>
-      </w:r>
-    </w:p>
-    <w:p>
-      <w:r>
-        <w:t>Round env_tx50000_load4000 done in 166.50s | succ=50000, fail=0, TPS=300.31, avg=6662.7ms, p95=12057.4ms, p99=12521.8ms</w:t>
-      </w:r>
-    </w:p>
-    <w:p>
-      <w:r>
-        <w:t>Round env_tx50000_load4000 done in 166.53s | succ=50000, fail=0, TPS=300.24, avg=6662.7ms, p95=12057.4ms, p99=12521.8ms</w:t>
-      </w:r>
-    </w:p>
-    <w:p>
-      <w:r>
-        <w:t>Round env_tx50000_load4000 done in 166.56s | succ=50000, fail=0, TPS=300.19, avg=6662.7ms, p95=12057.4ms, p99=12521.8ms</w:t>
-      </w:r>
-    </w:p>
-    <w:p>
-      <w:r>
-        <w:t>Round env_tx50000_load4000 done in 166.60s | succ=50000, fail=0, TPS=300.12, avg=6662.7ms, p95=12057.4ms, p99=12521.8ms</w:t>
-      </w:r>
-    </w:p>
-    <w:p>
-      <w:r>
-        <w:t>Round env_tx50000_load4000 done in 166.63s | succ=50000, fail=0, TPS=300.06, avg=6662.7ms, p95=12057.4ms, p99=12521.8ms</w:t>
-      </w:r>
-    </w:p>
-    <w:p>
-      <w:r>
+    <w:p>
+      <w:pPr>
+        <w:rPr>
+          <w:rFonts w:ascii="Times New Roman" w:hAnsi="Times New Roman" w:cs="Times New Roman"/>
+        </w:rPr>
+      </w:pPr>
+    </w:p>
+    <w:p>
+      <w:pPr>
+        <w:rPr>
+          <w:rFonts w:ascii="Times New Roman" w:hAnsi="Times New Roman" w:cs="Times New Roman"/>
+        </w:rPr>
+      </w:pPr>
+      <w:r>
+        <w:rPr>
+          <w:rFonts w:ascii="Times New Roman" w:hAnsi="Times New Roman" w:cs="Times New Roman"/>
+        </w:rPr>
+        <w:t xml:space="preserve">=== Round env_tx50000_load4000: </w:t>
+      </w:r>
+      <w:proofErr w:type="spellStart"/>
+      <w:r>
+        <w:rPr>
+          <w:rFonts w:ascii="Times New Roman" w:hAnsi="Times New Roman" w:cs="Times New Roman"/>
+        </w:rPr>
+        <w:t>tx</w:t>
+      </w:r>
+      <w:proofErr w:type="spellEnd"/>
+      <w:r>
+        <w:rPr>
+          <w:rFonts w:ascii="Times New Roman" w:hAnsi="Times New Roman" w:cs="Times New Roman"/>
+        </w:rPr>
+        <w:t xml:space="preserve">=50000, </w:t>
+      </w:r>
+      <w:proofErr w:type="spellStart"/>
+      <w:r>
+        <w:rPr>
+          <w:rFonts w:ascii="Times New Roman" w:hAnsi="Times New Roman" w:cs="Times New Roman"/>
+        </w:rPr>
+        <w:t>targetLoad</w:t>
+      </w:r>
+      <w:proofErr w:type="spellEnd"/>
+      <w:r>
+        <w:rPr>
+          <w:rFonts w:ascii="Times New Roman" w:hAnsi="Times New Roman" w:cs="Times New Roman"/>
+        </w:rPr>
+        <w:t>=4000, concurrency=2048 ===</w:t>
+      </w:r>
+    </w:p>
+    <w:p>
+      <w:pPr>
+        <w:rPr>
+          <w:rFonts w:ascii="Times New Roman" w:hAnsi="Times New Roman" w:cs="Times New Roman"/>
+        </w:rPr>
+      </w:pPr>
+      <w:r>
+        <w:rPr>
+          <w:rFonts w:ascii="Times New Roman" w:hAnsi="Times New Roman" w:cs="Times New Roman"/>
+        </w:rPr>
+        <w:t xml:space="preserve">Round env_tx50000_load4000 done in 166.38s | </w:t>
+      </w:r>
+      <w:proofErr w:type="spellStart"/>
+      <w:r>
+        <w:rPr>
+          <w:rFonts w:ascii="Times New Roman" w:hAnsi="Times New Roman" w:cs="Times New Roman"/>
+        </w:rPr>
+        <w:t>succ</w:t>
+      </w:r>
+      <w:proofErr w:type="spellEnd"/>
+      <w:r>
+        <w:rPr>
+          <w:rFonts w:ascii="Times New Roman" w:hAnsi="Times New Roman" w:cs="Times New Roman"/>
+        </w:rPr>
+        <w:t xml:space="preserve">=50000, fail=0, TPS=300.52, </w:t>
+      </w:r>
+      <w:proofErr w:type="spellStart"/>
+      <w:r>
+        <w:rPr>
+          <w:rFonts w:ascii="Times New Roman" w:hAnsi="Times New Roman" w:cs="Times New Roman"/>
+        </w:rPr>
+        <w:t>avg</w:t>
+      </w:r>
+      <w:proofErr w:type="spellEnd"/>
+      <w:r>
+        <w:rPr>
+          <w:rFonts w:ascii="Times New Roman" w:hAnsi="Times New Roman" w:cs="Times New Roman"/>
+        </w:rPr>
+        <w:t>=6662.7ms, p95=12057.4ms, p99=12521.8ms</w:t>
+      </w:r>
+    </w:p>
+    <w:p>
+      <w:pPr>
+        <w:rPr>
+          <w:rFonts w:ascii="Times New Roman" w:hAnsi="Times New Roman" w:cs="Times New Roman"/>
+        </w:rPr>
+      </w:pPr>
+      <w:r>
+        <w:rPr>
+          <w:rFonts w:ascii="Times New Roman" w:hAnsi="Times New Roman" w:cs="Times New Roman"/>
+        </w:rPr>
+        <w:t xml:space="preserve">Round env_tx50000_load4000 done in 166.41s | </w:t>
+      </w:r>
+      <w:proofErr w:type="spellStart"/>
+      <w:r>
+        <w:rPr>
+          <w:rFonts w:ascii="Times New Roman" w:hAnsi="Times New Roman" w:cs="Times New Roman"/>
+        </w:rPr>
+        <w:t>succ</w:t>
+      </w:r>
+      <w:proofErr w:type="spellEnd"/>
+      <w:r>
+        <w:rPr>
+          <w:rFonts w:ascii="Times New Roman" w:hAnsi="Times New Roman" w:cs="Times New Roman"/>
+        </w:rPr>
+        <w:t xml:space="preserve">=50000, fail=0, TPS=300.46, </w:t>
+      </w:r>
+      <w:proofErr w:type="spellStart"/>
+      <w:r>
+        <w:rPr>
+          <w:rFonts w:ascii="Times New Roman" w:hAnsi="Times New Roman" w:cs="Times New Roman"/>
+        </w:rPr>
+        <w:t>avg</w:t>
+      </w:r>
+      <w:proofErr w:type="spellEnd"/>
+      <w:r>
+        <w:rPr>
+          <w:rFonts w:ascii="Times New Roman" w:hAnsi="Times New Roman" w:cs="Times New Roman"/>
+        </w:rPr>
+        <w:t>=6662.7ms, p95=12057.4ms, p99=12521.8ms</w:t>
+      </w:r>
+    </w:p>
+    <w:p>
+      <w:pPr>
+        <w:rPr>
+          <w:rFonts w:ascii="Times New Roman" w:hAnsi="Times New Roman" w:cs="Times New Roman"/>
+        </w:rPr>
+      </w:pPr>
+      <w:r>
+        <w:rPr>
+          <w:rFonts w:ascii="Times New Roman" w:hAnsi="Times New Roman" w:cs="Times New Roman"/>
+        </w:rPr>
+        <w:t xml:space="preserve">Round env_tx50000_load4000 done in 166.44s | </w:t>
+      </w:r>
+      <w:proofErr w:type="spellStart"/>
+      <w:r>
+        <w:rPr>
+          <w:rFonts w:ascii="Times New Roman" w:hAnsi="Times New Roman" w:cs="Times New Roman"/>
+        </w:rPr>
+        <w:t>succ</w:t>
+      </w:r>
+      <w:proofErr w:type="spellEnd"/>
+      <w:r>
+        <w:rPr>
+          <w:rFonts w:ascii="Times New Roman" w:hAnsi="Times New Roman" w:cs="Times New Roman"/>
+        </w:rPr>
+        <w:t xml:space="preserve">=50000, fail=0, TPS=300.41, </w:t>
+      </w:r>
+      <w:proofErr w:type="spellStart"/>
+      <w:r>
+        <w:rPr>
+          <w:rFonts w:ascii="Times New Roman" w:hAnsi="Times New Roman" w:cs="Times New Roman"/>
+        </w:rPr>
+        <w:t>avg</w:t>
+      </w:r>
+      <w:proofErr w:type="spellEnd"/>
+      <w:r>
+        <w:rPr>
+          <w:rFonts w:ascii="Times New Roman" w:hAnsi="Times New Roman" w:cs="Times New Roman"/>
+        </w:rPr>
+        <w:t>=6662.7ms, p95=12057.4ms, p99=12521.8ms</w:t>
+      </w:r>
+    </w:p>
+    <w:p>
+      <w:pPr>
+        <w:rPr>
+          <w:rFonts w:ascii="Times New Roman" w:hAnsi="Times New Roman" w:cs="Times New Roman"/>
+        </w:rPr>
+      </w:pPr>
+      <w:r>
+        <w:rPr>
+          <w:rFonts w:ascii="Times New Roman" w:hAnsi="Times New Roman" w:cs="Times New Roman"/>
+        </w:rPr>
+        <w:t xml:space="preserve">Round env_tx50000_load4000 done in 166.47s | </w:t>
+      </w:r>
+      <w:proofErr w:type="spellStart"/>
+      <w:r>
+        <w:rPr>
+          <w:rFonts w:ascii="Times New Roman" w:hAnsi="Times New Roman" w:cs="Times New Roman"/>
+        </w:rPr>
+        <w:t>succ</w:t>
+      </w:r>
+      <w:proofErr w:type="spellEnd"/>
+      <w:r>
+        <w:rPr>
+          <w:rFonts w:ascii="Times New Roman" w:hAnsi="Times New Roman" w:cs="Times New Roman"/>
+        </w:rPr>
+        <w:t xml:space="preserve">=50000, fail=0, TPS=300.35, </w:t>
+      </w:r>
+      <w:proofErr w:type="spellStart"/>
+      <w:r>
+        <w:rPr>
+          <w:rFonts w:ascii="Times New Roman" w:hAnsi="Times New Roman" w:cs="Times New Roman"/>
+        </w:rPr>
+        <w:t>avg</w:t>
+      </w:r>
+      <w:proofErr w:type="spellEnd"/>
+      <w:r>
+        <w:rPr>
+          <w:rFonts w:ascii="Times New Roman" w:hAnsi="Times New Roman" w:cs="Times New Roman"/>
+        </w:rPr>
+        <w:t>=6662.7ms, p95=12057.4ms, p99=12521.8ms</w:t>
+      </w:r>
+    </w:p>
+    <w:p>
+      <w:pPr>
+        <w:rPr>
+          <w:rFonts w:ascii="Times New Roman" w:hAnsi="Times New Roman" w:cs="Times New Roman"/>
+        </w:rPr>
+      </w:pPr>
+      <w:r>
+        <w:rPr>
+          <w:rFonts w:ascii="Times New Roman" w:hAnsi="Times New Roman" w:cs="Times New Roman"/>
+        </w:rPr>
+        <w:t xml:space="preserve">Round env_tx50000_load4000 done in 166.50s | </w:t>
+      </w:r>
+      <w:proofErr w:type="spellStart"/>
+      <w:r>
+        <w:rPr>
+          <w:rFonts w:ascii="Times New Roman" w:hAnsi="Times New Roman" w:cs="Times New Roman"/>
+        </w:rPr>
+        <w:t>succ</w:t>
+      </w:r>
+      <w:proofErr w:type="spellEnd"/>
+      <w:r>
+        <w:rPr>
+          <w:rFonts w:ascii="Times New Roman" w:hAnsi="Times New Roman" w:cs="Times New Roman"/>
+        </w:rPr>
+        <w:t xml:space="preserve">=50000, fail=0, TPS=300.31, </w:t>
+      </w:r>
+      <w:proofErr w:type="spellStart"/>
+      <w:r>
+        <w:rPr>
+          <w:rFonts w:ascii="Times New Roman" w:hAnsi="Times New Roman" w:cs="Times New Roman"/>
+        </w:rPr>
+        <w:t>avg</w:t>
+      </w:r>
+      <w:proofErr w:type="spellEnd"/>
+      <w:r>
+        <w:rPr>
+          <w:rFonts w:ascii="Times New Roman" w:hAnsi="Times New Roman" w:cs="Times New Roman"/>
+        </w:rPr>
+        <w:t>=6662.7ms, p95=12057.4ms, p99=12521.8ms</w:t>
+      </w:r>
+    </w:p>
+    <w:p>
+      <w:pPr>
+        <w:rPr>
+          <w:rFonts w:ascii="Times New Roman" w:hAnsi="Times New Roman" w:cs="Times New Roman"/>
+        </w:rPr>
+      </w:pPr>
+      <w:r>
+        <w:rPr>
+          <w:rFonts w:ascii="Times New Roman" w:hAnsi="Times New Roman" w:cs="Times New Roman"/>
+        </w:rPr>
         <w:lastRenderedPageBreak/>
-        <w:t>Round env_tx50000_load4000 done in 166.66s | succ=50000, fail=0, TPS=300.01, avg=6662.7ms, p95=12057.4ms, p99=12521.8ms</w:t>
-      </w:r>
-    </w:p>
-    <w:p>
-      <w:r>
-        <w:t>Round env_tx50000_load4000 done in 166.70s | succ=50000, fail=0, TPS=299.93, avg=6662.7ms, p95=12057.4ms, p99=12521.8ms</w:t>
-      </w:r>
-    </w:p>
-    <w:p>
-      <w:r>
-        <w:t>Round env_tx50000_load4000 done in 166.73s | succ=50000, fail=0, TPS=299.89, avg=6662.7ms, p95=12057.4ms, p99=12521.8ms</w:t>
-      </w:r>
-    </w:p>
-    <w:p>
-      <w:r>
-        <w:t>Round env_tx50000_load4000 done in 166.76s | succ=50000, fail=0, TPS=299.83, avg=6662.7ms, p95=12057.4ms, p99=12521.8ms</w:t>
-      </w:r>
-    </w:p>
-    <w:p>
-      <w:r>
-        <w:t>Round env_tx50000_load4000 done in 166.79s | succ=50000, fail=0, TPS=299.78, avg=6662.7ms, p95=12057.4ms, p99=12521.8ms</w:t>
-      </w:r>
-    </w:p>
-    <w:p>
-      <w:r>
-        <w:t>Round env_tx50000_load4000 done in 166.82s | succ=50000, fail=0, TPS=299.73, avg=6662.7ms, p95=12057.4ms, p99=12521.8ms</w:t>
-      </w:r>
-    </w:p>
-    <w:p>
-      <w:r>
-        <w:t>Round env_tx50000_load4000 done in 166.85s | succ=50000, fail=0, TPS=299.67, avg=6662.7ms, p95=12057.4ms, p99=12521.8ms</w:t>
-      </w:r>
-    </w:p>
-    <w:p>
-      <w:r>
-        <w:t>Round env_tx50000_load4000 done in 166.87s | succ=50000, fail=0, TPS=299.63, avg=6662.7ms, p95=12057.4ms, p99=12521.8ms</w:t>
-      </w:r>
-    </w:p>
-    <w:p>
-      <w:r>
-        <w:t>Round env_tx50000_load4000 done in 166.91s | succ=50000, fail=0, TPS=299.57, avg=6662.7ms, p95=12057.4ms, p99=12521.8ms</w:t>
-      </w:r>
-    </w:p>
-    <w:p>
-      <w:r>
-        <w:t>Round env_tx50000_load4000 done in 166.93s | succ=50000, fail=0, TPS=299.52, avg=6662.7ms, p95=12057.4ms, p99=12521.8ms</w:t>
-      </w:r>
-    </w:p>
-    <w:p>
-      <w:r>
-        <w:t>Round env_tx50000_load4000 done in 166.96s | succ=50000, fail=0, TPS=299.47, avg=6662.7ms, p95=12057.4ms, p99=12521.8ms</w:t>
-      </w:r>
-    </w:p>
-    <w:p>
-      <w:r>
-        <w:t>Round env_tx50000_load4000 done in 166.99s | succ=50000, fail=0, TPS=299.41, avg=6662.7ms, p95=12057.4ms, p99=12521.8ms</w:t>
-      </w:r>
-    </w:p>
-    <w:p>
-      <w:r>
-        <w:t>Round env_tx50000_load4000 done in 167.16s | succ=50000, fail=0, TPS=299.12, avg=6662.7ms, p95=12057.4ms, p99=12521.8ms</w:t>
-      </w:r>
-    </w:p>
-    <w:p>
-      <w:r>
-        <w:t>Round env_tx50000_load4000 done in 167.24s | succ=50000, fail=0, TPS=298.98, avg=6662.7ms, p95=12057.4ms, p99=12521.8ms</w:t>
-      </w:r>
-    </w:p>
-    <w:p>
-      <w:r>
-        <w:t>Round env_tx50000_load4000 done in 167.35s | succ=50000, fail=0, TPS=298.77, avg=6662.7ms, p95=12057.4ms, p99=12521.8ms</w:t>
-      </w:r>
-    </w:p>
-    <w:p>
-      <w:r>
-        <w:t>Round env_tx50000_load4000 done in 167.49s | succ=50000, fail=0, TPS=298.53, avg=6662.7ms, p95=12057.4ms, p99=12521.8ms</w:t>
-      </w:r>
-    </w:p>
-    <w:p>
-      <w:r>
-        <w:t>Round env_tx50000_load4000 done in 167.53s | succ=50000, fail=0, TPS=298.46, avg=6662.7ms, p95=12057.4ms, p99=12521.8ms</w:t>
-      </w:r>
-    </w:p>
-    <w:p>
-      <w:r>
-        <w:t>Round env_tx50000_load4000 done in 167.57s | succ=50000, fail=0, TPS=298.38, avg=6662.7ms, p95=12057.4ms, p99=12521.8ms</w:t>
-      </w:r>
-    </w:p>
-    <w:p>
-      <w:r>
-        <w:t>Round env_tx50000_load4000 done in 167.61s | succ=50000, fail=0, TPS=298.31, avg=6662.7ms, p95=12057.4ms, p99=12521.8ms</w:t>
-      </w:r>
-    </w:p>
-    <w:p>
-      <w:r>
+        <w:t xml:space="preserve">Round env_tx50000_load4000 done in 166.53s | </w:t>
+      </w:r>
+      <w:proofErr w:type="spellStart"/>
+      <w:r>
+        <w:rPr>
+          <w:rFonts w:ascii="Times New Roman" w:hAnsi="Times New Roman" w:cs="Times New Roman"/>
+        </w:rPr>
+        <w:t>succ</w:t>
+      </w:r>
+      <w:proofErr w:type="spellEnd"/>
+      <w:r>
+        <w:rPr>
+          <w:rFonts w:ascii="Times New Roman" w:hAnsi="Times New Roman" w:cs="Times New Roman"/>
+        </w:rPr>
+        <w:t xml:space="preserve">=50000, fail=0, TPS=300.24, </w:t>
+      </w:r>
+      <w:proofErr w:type="spellStart"/>
+      <w:r>
+        <w:rPr>
+          <w:rFonts w:ascii="Times New Roman" w:hAnsi="Times New Roman" w:cs="Times New Roman"/>
+        </w:rPr>
+        <w:t>avg</w:t>
+      </w:r>
+      <w:proofErr w:type="spellEnd"/>
+      <w:r>
+        <w:rPr>
+          <w:rFonts w:ascii="Times New Roman" w:hAnsi="Times New Roman" w:cs="Times New Roman"/>
+        </w:rPr>
+        <w:t>=6662.7ms, p95=12057.4ms, p99=12521.8ms</w:t>
+      </w:r>
+    </w:p>
+    <w:p>
+      <w:pPr>
+        <w:rPr>
+          <w:rFonts w:ascii="Times New Roman" w:hAnsi="Times New Roman" w:cs="Times New Roman"/>
+        </w:rPr>
+      </w:pPr>
+      <w:r>
+        <w:rPr>
+          <w:rFonts w:ascii="Times New Roman" w:hAnsi="Times New Roman" w:cs="Times New Roman"/>
+        </w:rPr>
+        <w:t xml:space="preserve">Round env_tx50000_load4000 done in 166.56s | </w:t>
+      </w:r>
+      <w:proofErr w:type="spellStart"/>
+      <w:r>
+        <w:rPr>
+          <w:rFonts w:ascii="Times New Roman" w:hAnsi="Times New Roman" w:cs="Times New Roman"/>
+        </w:rPr>
+        <w:t>succ</w:t>
+      </w:r>
+      <w:proofErr w:type="spellEnd"/>
+      <w:r>
+        <w:rPr>
+          <w:rFonts w:ascii="Times New Roman" w:hAnsi="Times New Roman" w:cs="Times New Roman"/>
+        </w:rPr>
+        <w:t xml:space="preserve">=50000, fail=0, TPS=300.19, </w:t>
+      </w:r>
+      <w:proofErr w:type="spellStart"/>
+      <w:r>
+        <w:rPr>
+          <w:rFonts w:ascii="Times New Roman" w:hAnsi="Times New Roman" w:cs="Times New Roman"/>
+        </w:rPr>
+        <w:t>avg</w:t>
+      </w:r>
+      <w:proofErr w:type="spellEnd"/>
+      <w:r>
+        <w:rPr>
+          <w:rFonts w:ascii="Times New Roman" w:hAnsi="Times New Roman" w:cs="Times New Roman"/>
+        </w:rPr>
+        <w:t>=6662.7ms, p95=12057.4ms, p99=12521.8ms</w:t>
+      </w:r>
+    </w:p>
+    <w:p>
+      <w:pPr>
+        <w:rPr>
+          <w:rFonts w:ascii="Times New Roman" w:hAnsi="Times New Roman" w:cs="Times New Roman"/>
+        </w:rPr>
+      </w:pPr>
+      <w:r>
+        <w:rPr>
+          <w:rFonts w:ascii="Times New Roman" w:hAnsi="Times New Roman" w:cs="Times New Roman"/>
+        </w:rPr>
+        <w:t xml:space="preserve">Round env_tx50000_load4000 done in 166.60s | </w:t>
+      </w:r>
+      <w:proofErr w:type="spellStart"/>
+      <w:r>
+        <w:rPr>
+          <w:rFonts w:ascii="Times New Roman" w:hAnsi="Times New Roman" w:cs="Times New Roman"/>
+        </w:rPr>
+        <w:t>succ</w:t>
+      </w:r>
+      <w:proofErr w:type="spellEnd"/>
+      <w:r>
+        <w:rPr>
+          <w:rFonts w:ascii="Times New Roman" w:hAnsi="Times New Roman" w:cs="Times New Roman"/>
+        </w:rPr>
+        <w:t xml:space="preserve">=50000, fail=0, TPS=300.12, </w:t>
+      </w:r>
+      <w:proofErr w:type="spellStart"/>
+      <w:r>
+        <w:rPr>
+          <w:rFonts w:ascii="Times New Roman" w:hAnsi="Times New Roman" w:cs="Times New Roman"/>
+        </w:rPr>
+        <w:t>avg</w:t>
+      </w:r>
+      <w:proofErr w:type="spellEnd"/>
+      <w:r>
+        <w:rPr>
+          <w:rFonts w:ascii="Times New Roman" w:hAnsi="Times New Roman" w:cs="Times New Roman"/>
+        </w:rPr>
+        <w:t>=6662.7ms, p95=12057.4ms, p99=12521.8ms</w:t>
+      </w:r>
+    </w:p>
+    <w:p>
+      <w:pPr>
+        <w:rPr>
+          <w:rFonts w:ascii="Times New Roman" w:hAnsi="Times New Roman" w:cs="Times New Roman"/>
+        </w:rPr>
+      </w:pPr>
+      <w:r>
+        <w:rPr>
+          <w:rFonts w:ascii="Times New Roman" w:hAnsi="Times New Roman" w:cs="Times New Roman"/>
+        </w:rPr>
+        <w:t xml:space="preserve">Round env_tx50000_load4000 done in 166.63s | </w:t>
+      </w:r>
+      <w:proofErr w:type="spellStart"/>
+      <w:r>
+        <w:rPr>
+          <w:rFonts w:ascii="Times New Roman" w:hAnsi="Times New Roman" w:cs="Times New Roman"/>
+        </w:rPr>
+        <w:t>succ</w:t>
+      </w:r>
+      <w:proofErr w:type="spellEnd"/>
+      <w:r>
+        <w:rPr>
+          <w:rFonts w:ascii="Times New Roman" w:hAnsi="Times New Roman" w:cs="Times New Roman"/>
+        </w:rPr>
+        <w:t xml:space="preserve">=50000, fail=0, TPS=300.06, </w:t>
+      </w:r>
+      <w:proofErr w:type="spellStart"/>
+      <w:r>
+        <w:rPr>
+          <w:rFonts w:ascii="Times New Roman" w:hAnsi="Times New Roman" w:cs="Times New Roman"/>
+        </w:rPr>
+        <w:t>avg</w:t>
+      </w:r>
+      <w:proofErr w:type="spellEnd"/>
+      <w:r>
+        <w:rPr>
+          <w:rFonts w:ascii="Times New Roman" w:hAnsi="Times New Roman" w:cs="Times New Roman"/>
+        </w:rPr>
+        <w:t>=6662.7ms, p95=12057.4ms, p99=12521.8ms</w:t>
+      </w:r>
+    </w:p>
+    <w:p>
+      <w:pPr>
+        <w:rPr>
+          <w:rFonts w:ascii="Times New Roman" w:hAnsi="Times New Roman" w:cs="Times New Roman"/>
+        </w:rPr>
+      </w:pPr>
+      <w:r>
+        <w:rPr>
+          <w:rFonts w:ascii="Times New Roman" w:hAnsi="Times New Roman" w:cs="Times New Roman"/>
+        </w:rPr>
+        <w:t xml:space="preserve">Round env_tx50000_load4000 done in 166.66s | </w:t>
+      </w:r>
+      <w:proofErr w:type="spellStart"/>
+      <w:r>
+        <w:rPr>
+          <w:rFonts w:ascii="Times New Roman" w:hAnsi="Times New Roman" w:cs="Times New Roman"/>
+        </w:rPr>
+        <w:t>succ</w:t>
+      </w:r>
+      <w:proofErr w:type="spellEnd"/>
+      <w:r>
+        <w:rPr>
+          <w:rFonts w:ascii="Times New Roman" w:hAnsi="Times New Roman" w:cs="Times New Roman"/>
+        </w:rPr>
+        <w:t xml:space="preserve">=50000, fail=0, TPS=300.01, </w:t>
+      </w:r>
+      <w:proofErr w:type="spellStart"/>
+      <w:r>
+        <w:rPr>
+          <w:rFonts w:ascii="Times New Roman" w:hAnsi="Times New Roman" w:cs="Times New Roman"/>
+        </w:rPr>
+        <w:t>avg</w:t>
+      </w:r>
+      <w:proofErr w:type="spellEnd"/>
+      <w:r>
+        <w:rPr>
+          <w:rFonts w:ascii="Times New Roman" w:hAnsi="Times New Roman" w:cs="Times New Roman"/>
+        </w:rPr>
+        <w:t>=6662.7ms, p95=12057.4ms, p99=12521.8ms</w:t>
+      </w:r>
+    </w:p>
+    <w:p>
+      <w:pPr>
+        <w:rPr>
+          <w:rFonts w:ascii="Times New Roman" w:hAnsi="Times New Roman" w:cs="Times New Roman"/>
+        </w:rPr>
+      </w:pPr>
+      <w:r>
+        <w:rPr>
+          <w:rFonts w:ascii="Times New Roman" w:hAnsi="Times New Roman" w:cs="Times New Roman"/>
+        </w:rPr>
+        <w:t xml:space="preserve">Round env_tx50000_load4000 done in 166.70s | </w:t>
+      </w:r>
+      <w:proofErr w:type="spellStart"/>
+      <w:r>
+        <w:rPr>
+          <w:rFonts w:ascii="Times New Roman" w:hAnsi="Times New Roman" w:cs="Times New Roman"/>
+        </w:rPr>
+        <w:t>succ</w:t>
+      </w:r>
+      <w:proofErr w:type="spellEnd"/>
+      <w:r>
+        <w:rPr>
+          <w:rFonts w:ascii="Times New Roman" w:hAnsi="Times New Roman" w:cs="Times New Roman"/>
+        </w:rPr>
+        <w:t xml:space="preserve">=50000, fail=0, TPS=299.93, </w:t>
+      </w:r>
+      <w:proofErr w:type="spellStart"/>
+      <w:r>
+        <w:rPr>
+          <w:rFonts w:ascii="Times New Roman" w:hAnsi="Times New Roman" w:cs="Times New Roman"/>
+        </w:rPr>
+        <w:t>avg</w:t>
+      </w:r>
+      <w:proofErr w:type="spellEnd"/>
+      <w:r>
+        <w:rPr>
+          <w:rFonts w:ascii="Times New Roman" w:hAnsi="Times New Roman" w:cs="Times New Roman"/>
+        </w:rPr>
+        <w:t>=6662.7ms, p95=12057.4ms, p99=12521.8ms</w:t>
+      </w:r>
+    </w:p>
+    <w:p>
+      <w:pPr>
+        <w:rPr>
+          <w:rFonts w:ascii="Times New Roman" w:hAnsi="Times New Roman" w:cs="Times New Roman"/>
+        </w:rPr>
+      </w:pPr>
+      <w:r>
+        <w:rPr>
+          <w:rFonts w:ascii="Times New Roman" w:hAnsi="Times New Roman" w:cs="Times New Roman"/>
+        </w:rPr>
+        <w:t xml:space="preserve">Round env_tx50000_load4000 done in 166.73s | </w:t>
+      </w:r>
+      <w:proofErr w:type="spellStart"/>
+      <w:r>
+        <w:rPr>
+          <w:rFonts w:ascii="Times New Roman" w:hAnsi="Times New Roman" w:cs="Times New Roman"/>
+        </w:rPr>
+        <w:t>succ</w:t>
+      </w:r>
+      <w:proofErr w:type="spellEnd"/>
+      <w:r>
+        <w:rPr>
+          <w:rFonts w:ascii="Times New Roman" w:hAnsi="Times New Roman" w:cs="Times New Roman"/>
+        </w:rPr>
+        <w:t xml:space="preserve">=50000, fail=0, TPS=299.89, </w:t>
+      </w:r>
+      <w:proofErr w:type="spellStart"/>
+      <w:r>
+        <w:rPr>
+          <w:rFonts w:ascii="Times New Roman" w:hAnsi="Times New Roman" w:cs="Times New Roman"/>
+        </w:rPr>
+        <w:t>avg</w:t>
+      </w:r>
+      <w:proofErr w:type="spellEnd"/>
+      <w:r>
+        <w:rPr>
+          <w:rFonts w:ascii="Times New Roman" w:hAnsi="Times New Roman" w:cs="Times New Roman"/>
+        </w:rPr>
+        <w:t>=6662.7ms, p95=12057.4ms, p99=12521.8ms</w:t>
+      </w:r>
+    </w:p>
+    <w:p>
+      <w:pPr>
+        <w:rPr>
+          <w:rFonts w:ascii="Times New Roman" w:hAnsi="Times New Roman" w:cs="Times New Roman"/>
+        </w:rPr>
+      </w:pPr>
+      <w:r>
+        <w:rPr>
+          <w:rFonts w:ascii="Times New Roman" w:hAnsi="Times New Roman" w:cs="Times New Roman"/>
+        </w:rPr>
+        <w:t xml:space="preserve">Round env_tx50000_load4000 done in 166.76s | </w:t>
+      </w:r>
+      <w:proofErr w:type="spellStart"/>
+      <w:r>
+        <w:rPr>
+          <w:rFonts w:ascii="Times New Roman" w:hAnsi="Times New Roman" w:cs="Times New Roman"/>
+        </w:rPr>
+        <w:t>succ</w:t>
+      </w:r>
+      <w:proofErr w:type="spellEnd"/>
+      <w:r>
+        <w:rPr>
+          <w:rFonts w:ascii="Times New Roman" w:hAnsi="Times New Roman" w:cs="Times New Roman"/>
+        </w:rPr>
+        <w:t xml:space="preserve">=50000, fail=0, TPS=299.83, </w:t>
+      </w:r>
+      <w:proofErr w:type="spellStart"/>
+      <w:r>
+        <w:rPr>
+          <w:rFonts w:ascii="Times New Roman" w:hAnsi="Times New Roman" w:cs="Times New Roman"/>
+        </w:rPr>
+        <w:t>avg</w:t>
+      </w:r>
+      <w:proofErr w:type="spellEnd"/>
+      <w:r>
+        <w:rPr>
+          <w:rFonts w:ascii="Times New Roman" w:hAnsi="Times New Roman" w:cs="Times New Roman"/>
+        </w:rPr>
+        <w:t>=6662.7ms, p95=12057.4ms, p99=12521.8ms</w:t>
+      </w:r>
+    </w:p>
+    <w:p>
+      <w:pPr>
+        <w:rPr>
+          <w:rFonts w:ascii="Times New Roman" w:hAnsi="Times New Roman" w:cs="Times New Roman"/>
+        </w:rPr>
+      </w:pPr>
+      <w:r>
+        <w:rPr>
+          <w:rFonts w:ascii="Times New Roman" w:hAnsi="Times New Roman" w:cs="Times New Roman"/>
+        </w:rPr>
+        <w:t xml:space="preserve">Round env_tx50000_load4000 done in 166.79s | </w:t>
+      </w:r>
+      <w:proofErr w:type="spellStart"/>
+      <w:r>
+        <w:rPr>
+          <w:rFonts w:ascii="Times New Roman" w:hAnsi="Times New Roman" w:cs="Times New Roman"/>
+        </w:rPr>
+        <w:t>succ</w:t>
+      </w:r>
+      <w:proofErr w:type="spellEnd"/>
+      <w:r>
+        <w:rPr>
+          <w:rFonts w:ascii="Times New Roman" w:hAnsi="Times New Roman" w:cs="Times New Roman"/>
+        </w:rPr>
+        <w:t xml:space="preserve">=50000, fail=0, TPS=299.78, </w:t>
+      </w:r>
+      <w:proofErr w:type="spellStart"/>
+      <w:r>
+        <w:rPr>
+          <w:rFonts w:ascii="Times New Roman" w:hAnsi="Times New Roman" w:cs="Times New Roman"/>
+        </w:rPr>
+        <w:t>avg</w:t>
+      </w:r>
+      <w:proofErr w:type="spellEnd"/>
+      <w:r>
+        <w:rPr>
+          <w:rFonts w:ascii="Times New Roman" w:hAnsi="Times New Roman" w:cs="Times New Roman"/>
+        </w:rPr>
+        <w:t>=6662.7ms, p95=12057.4ms, p99=12521.8ms</w:t>
+      </w:r>
+    </w:p>
+    <w:p>
+      <w:pPr>
+        <w:rPr>
+          <w:rFonts w:ascii="Times New Roman" w:hAnsi="Times New Roman" w:cs="Times New Roman"/>
+        </w:rPr>
+      </w:pPr>
+      <w:r>
+        <w:rPr>
+          <w:rFonts w:ascii="Times New Roman" w:hAnsi="Times New Roman" w:cs="Times New Roman"/>
+        </w:rPr>
+        <w:t xml:space="preserve">Round env_tx50000_load4000 done in 166.82s | </w:t>
+      </w:r>
+      <w:proofErr w:type="spellStart"/>
+      <w:r>
+        <w:rPr>
+          <w:rFonts w:ascii="Times New Roman" w:hAnsi="Times New Roman" w:cs="Times New Roman"/>
+        </w:rPr>
+        <w:t>succ</w:t>
+      </w:r>
+      <w:proofErr w:type="spellEnd"/>
+      <w:r>
+        <w:rPr>
+          <w:rFonts w:ascii="Times New Roman" w:hAnsi="Times New Roman" w:cs="Times New Roman"/>
+        </w:rPr>
+        <w:t xml:space="preserve">=50000, fail=0, TPS=299.73, </w:t>
+      </w:r>
+      <w:proofErr w:type="spellStart"/>
+      <w:r>
+        <w:rPr>
+          <w:rFonts w:ascii="Times New Roman" w:hAnsi="Times New Roman" w:cs="Times New Roman"/>
+        </w:rPr>
+        <w:t>avg</w:t>
+      </w:r>
+      <w:proofErr w:type="spellEnd"/>
+      <w:r>
+        <w:rPr>
+          <w:rFonts w:ascii="Times New Roman" w:hAnsi="Times New Roman" w:cs="Times New Roman"/>
+        </w:rPr>
+        <w:t>=6662.7ms, p95=12057.4ms, p99=12521.8ms</w:t>
+      </w:r>
+    </w:p>
+    <w:p>
+      <w:pPr>
+        <w:rPr>
+          <w:rFonts w:ascii="Times New Roman" w:hAnsi="Times New Roman" w:cs="Times New Roman"/>
+        </w:rPr>
+      </w:pPr>
+      <w:r>
+        <w:rPr>
+          <w:rFonts w:ascii="Times New Roman" w:hAnsi="Times New Roman" w:cs="Times New Roman"/>
+        </w:rPr>
+        <w:t xml:space="preserve">Round env_tx50000_load4000 done in 166.85s | </w:t>
+      </w:r>
+      <w:proofErr w:type="spellStart"/>
+      <w:r>
+        <w:rPr>
+          <w:rFonts w:ascii="Times New Roman" w:hAnsi="Times New Roman" w:cs="Times New Roman"/>
+        </w:rPr>
+        <w:t>succ</w:t>
+      </w:r>
+      <w:proofErr w:type="spellEnd"/>
+      <w:r>
+        <w:rPr>
+          <w:rFonts w:ascii="Times New Roman" w:hAnsi="Times New Roman" w:cs="Times New Roman"/>
+        </w:rPr>
+        <w:t xml:space="preserve">=50000, fail=0, TPS=299.67, </w:t>
+      </w:r>
+      <w:proofErr w:type="spellStart"/>
+      <w:r>
+        <w:rPr>
+          <w:rFonts w:ascii="Times New Roman" w:hAnsi="Times New Roman" w:cs="Times New Roman"/>
+        </w:rPr>
+        <w:t>avg</w:t>
+      </w:r>
+      <w:proofErr w:type="spellEnd"/>
+      <w:r>
+        <w:rPr>
+          <w:rFonts w:ascii="Times New Roman" w:hAnsi="Times New Roman" w:cs="Times New Roman"/>
+        </w:rPr>
+        <w:t>=6662.7ms, p95=12057.4ms, p99=12521.8ms</w:t>
+      </w:r>
+    </w:p>
+    <w:p>
+      <w:pPr>
+        <w:rPr>
+          <w:rFonts w:ascii="Times New Roman" w:hAnsi="Times New Roman" w:cs="Times New Roman"/>
+        </w:rPr>
+      </w:pPr>
+      <w:r>
+        <w:rPr>
+          <w:rFonts w:ascii="Times New Roman" w:hAnsi="Times New Roman" w:cs="Times New Roman"/>
+        </w:rPr>
+        <w:t xml:space="preserve">Round env_tx50000_load4000 done in 166.87s | </w:t>
+      </w:r>
+      <w:proofErr w:type="spellStart"/>
+      <w:r>
+        <w:rPr>
+          <w:rFonts w:ascii="Times New Roman" w:hAnsi="Times New Roman" w:cs="Times New Roman"/>
+        </w:rPr>
+        <w:t>succ</w:t>
+      </w:r>
+      <w:proofErr w:type="spellEnd"/>
+      <w:r>
+        <w:rPr>
+          <w:rFonts w:ascii="Times New Roman" w:hAnsi="Times New Roman" w:cs="Times New Roman"/>
+        </w:rPr>
+        <w:t xml:space="preserve">=50000, fail=0, TPS=299.63, </w:t>
+      </w:r>
+      <w:proofErr w:type="spellStart"/>
+      <w:r>
+        <w:rPr>
+          <w:rFonts w:ascii="Times New Roman" w:hAnsi="Times New Roman" w:cs="Times New Roman"/>
+        </w:rPr>
+        <w:t>avg</w:t>
+      </w:r>
+      <w:proofErr w:type="spellEnd"/>
+      <w:r>
+        <w:rPr>
+          <w:rFonts w:ascii="Times New Roman" w:hAnsi="Times New Roman" w:cs="Times New Roman"/>
+        </w:rPr>
+        <w:t>=6662.7ms, p95=12057.4ms, p99=12521.8ms</w:t>
+      </w:r>
+    </w:p>
+    <w:p>
+      <w:pPr>
+        <w:rPr>
+          <w:rFonts w:ascii="Times New Roman" w:hAnsi="Times New Roman" w:cs="Times New Roman"/>
+        </w:rPr>
+      </w:pPr>
+      <w:r>
+        <w:rPr>
+          <w:rFonts w:ascii="Times New Roman" w:hAnsi="Times New Roman" w:cs="Times New Roman"/>
+        </w:rPr>
+        <w:t xml:space="preserve">Round env_tx50000_load4000 done in 166.91s | </w:t>
+      </w:r>
+      <w:proofErr w:type="spellStart"/>
+      <w:r>
+        <w:rPr>
+          <w:rFonts w:ascii="Times New Roman" w:hAnsi="Times New Roman" w:cs="Times New Roman"/>
+        </w:rPr>
+        <w:t>succ</w:t>
+      </w:r>
+      <w:proofErr w:type="spellEnd"/>
+      <w:r>
+        <w:rPr>
+          <w:rFonts w:ascii="Times New Roman" w:hAnsi="Times New Roman" w:cs="Times New Roman"/>
+        </w:rPr>
+        <w:t xml:space="preserve">=50000, fail=0, TPS=299.57, </w:t>
+      </w:r>
+      <w:proofErr w:type="spellStart"/>
+      <w:r>
+        <w:rPr>
+          <w:rFonts w:ascii="Times New Roman" w:hAnsi="Times New Roman" w:cs="Times New Roman"/>
+        </w:rPr>
+        <w:t>avg</w:t>
+      </w:r>
+      <w:proofErr w:type="spellEnd"/>
+      <w:r>
+        <w:rPr>
+          <w:rFonts w:ascii="Times New Roman" w:hAnsi="Times New Roman" w:cs="Times New Roman"/>
+        </w:rPr>
+        <w:t>=6662.7ms, p95=12057.4ms, p99=12521.8ms</w:t>
+      </w:r>
+    </w:p>
+    <w:p>
+      <w:pPr>
+        <w:rPr>
+          <w:rFonts w:ascii="Times New Roman" w:hAnsi="Times New Roman" w:cs="Times New Roman"/>
+        </w:rPr>
+      </w:pPr>
+      <w:r>
+        <w:rPr>
+          <w:rFonts w:ascii="Times New Roman" w:hAnsi="Times New Roman" w:cs="Times New Roman"/>
+        </w:rPr>
+        <w:t xml:space="preserve">Round env_tx50000_load4000 done in 166.93s | </w:t>
+      </w:r>
+      <w:proofErr w:type="spellStart"/>
+      <w:r>
+        <w:rPr>
+          <w:rFonts w:ascii="Times New Roman" w:hAnsi="Times New Roman" w:cs="Times New Roman"/>
+        </w:rPr>
+        <w:t>succ</w:t>
+      </w:r>
+      <w:proofErr w:type="spellEnd"/>
+      <w:r>
+        <w:rPr>
+          <w:rFonts w:ascii="Times New Roman" w:hAnsi="Times New Roman" w:cs="Times New Roman"/>
+        </w:rPr>
+        <w:t xml:space="preserve">=50000, fail=0, TPS=299.52, </w:t>
+      </w:r>
+      <w:proofErr w:type="spellStart"/>
+      <w:r>
+        <w:rPr>
+          <w:rFonts w:ascii="Times New Roman" w:hAnsi="Times New Roman" w:cs="Times New Roman"/>
+        </w:rPr>
+        <w:t>avg</w:t>
+      </w:r>
+      <w:proofErr w:type="spellEnd"/>
+      <w:r>
+        <w:rPr>
+          <w:rFonts w:ascii="Times New Roman" w:hAnsi="Times New Roman" w:cs="Times New Roman"/>
+        </w:rPr>
+        <w:t>=6662.7ms, p95=12057.4ms, p99=12521.8ms</w:t>
+      </w:r>
+    </w:p>
+    <w:p>
+      <w:pPr>
+        <w:rPr>
+          <w:rFonts w:ascii="Times New Roman" w:hAnsi="Times New Roman" w:cs="Times New Roman"/>
+        </w:rPr>
+      </w:pPr>
+      <w:r>
+        <w:rPr>
+          <w:rFonts w:ascii="Times New Roman" w:hAnsi="Times New Roman" w:cs="Times New Roman"/>
+        </w:rPr>
+        <w:t xml:space="preserve">Round env_tx50000_load4000 done in 166.96s | </w:t>
+      </w:r>
+      <w:proofErr w:type="spellStart"/>
+      <w:r>
+        <w:rPr>
+          <w:rFonts w:ascii="Times New Roman" w:hAnsi="Times New Roman" w:cs="Times New Roman"/>
+        </w:rPr>
+        <w:t>succ</w:t>
+      </w:r>
+      <w:proofErr w:type="spellEnd"/>
+      <w:r>
+        <w:rPr>
+          <w:rFonts w:ascii="Times New Roman" w:hAnsi="Times New Roman" w:cs="Times New Roman"/>
+        </w:rPr>
+        <w:t xml:space="preserve">=50000, fail=0, TPS=299.47, </w:t>
+      </w:r>
+      <w:proofErr w:type="spellStart"/>
+      <w:r>
+        <w:rPr>
+          <w:rFonts w:ascii="Times New Roman" w:hAnsi="Times New Roman" w:cs="Times New Roman"/>
+        </w:rPr>
+        <w:t>avg</w:t>
+      </w:r>
+      <w:proofErr w:type="spellEnd"/>
+      <w:r>
+        <w:rPr>
+          <w:rFonts w:ascii="Times New Roman" w:hAnsi="Times New Roman" w:cs="Times New Roman"/>
+        </w:rPr>
+        <w:t>=6662.7ms, p95=12057.4ms, p99=12521.8ms</w:t>
+      </w:r>
+    </w:p>
+    <w:p>
+      <w:pPr>
+        <w:rPr>
+          <w:rFonts w:ascii="Times New Roman" w:hAnsi="Times New Roman" w:cs="Times New Roman"/>
+        </w:rPr>
+      </w:pPr>
+      <w:r>
+        <w:rPr>
+          <w:rFonts w:ascii="Times New Roman" w:hAnsi="Times New Roman" w:cs="Times New Roman"/>
+        </w:rPr>
+        <w:t xml:space="preserve">Round env_tx50000_load4000 done in 166.99s | </w:t>
+      </w:r>
+      <w:proofErr w:type="spellStart"/>
+      <w:r>
+        <w:rPr>
+          <w:rFonts w:ascii="Times New Roman" w:hAnsi="Times New Roman" w:cs="Times New Roman"/>
+        </w:rPr>
+        <w:t>succ</w:t>
+      </w:r>
+      <w:proofErr w:type="spellEnd"/>
+      <w:r>
+        <w:rPr>
+          <w:rFonts w:ascii="Times New Roman" w:hAnsi="Times New Roman" w:cs="Times New Roman"/>
+        </w:rPr>
+        <w:t xml:space="preserve">=50000, fail=0, TPS=299.41, </w:t>
+      </w:r>
+      <w:proofErr w:type="spellStart"/>
+      <w:r>
+        <w:rPr>
+          <w:rFonts w:ascii="Times New Roman" w:hAnsi="Times New Roman" w:cs="Times New Roman"/>
+        </w:rPr>
+        <w:t>avg</w:t>
+      </w:r>
+      <w:proofErr w:type="spellEnd"/>
+      <w:r>
+        <w:rPr>
+          <w:rFonts w:ascii="Times New Roman" w:hAnsi="Times New Roman" w:cs="Times New Roman"/>
+        </w:rPr>
+        <w:t>=6662.7ms, p95=12057.4ms, p99=12521.8ms</w:t>
+      </w:r>
+    </w:p>
+    <w:p>
+      <w:pPr>
+        <w:rPr>
+          <w:rFonts w:ascii="Times New Roman" w:hAnsi="Times New Roman" w:cs="Times New Roman"/>
+        </w:rPr>
+      </w:pPr>
+      <w:r>
+        <w:rPr>
+          <w:rFonts w:ascii="Times New Roman" w:hAnsi="Times New Roman" w:cs="Times New Roman"/>
+        </w:rPr>
+        <w:t xml:space="preserve">Round env_tx50000_load4000 done in 167.16s | </w:t>
+      </w:r>
+      <w:proofErr w:type="spellStart"/>
+      <w:r>
+        <w:rPr>
+          <w:rFonts w:ascii="Times New Roman" w:hAnsi="Times New Roman" w:cs="Times New Roman"/>
+        </w:rPr>
+        <w:t>succ</w:t>
+      </w:r>
+      <w:proofErr w:type="spellEnd"/>
+      <w:r>
+        <w:rPr>
+          <w:rFonts w:ascii="Times New Roman" w:hAnsi="Times New Roman" w:cs="Times New Roman"/>
+        </w:rPr>
+        <w:t xml:space="preserve">=50000, fail=0, TPS=299.12, </w:t>
+      </w:r>
+      <w:proofErr w:type="spellStart"/>
+      <w:r>
+        <w:rPr>
+          <w:rFonts w:ascii="Times New Roman" w:hAnsi="Times New Roman" w:cs="Times New Roman"/>
+        </w:rPr>
+        <w:t>avg</w:t>
+      </w:r>
+      <w:proofErr w:type="spellEnd"/>
+      <w:r>
+        <w:rPr>
+          <w:rFonts w:ascii="Times New Roman" w:hAnsi="Times New Roman" w:cs="Times New Roman"/>
+        </w:rPr>
+        <w:t>=6662.7ms, p95=12057.4ms, p99=12521.8ms</w:t>
+      </w:r>
+    </w:p>
+    <w:p>
+      <w:pPr>
+        <w:rPr>
+          <w:rFonts w:ascii="Times New Roman" w:hAnsi="Times New Roman" w:cs="Times New Roman"/>
+        </w:rPr>
+      </w:pPr>
+      <w:r>
+        <w:rPr>
+          <w:rFonts w:ascii="Times New Roman" w:hAnsi="Times New Roman" w:cs="Times New Roman"/>
+        </w:rPr>
+        <w:t xml:space="preserve">Round env_tx50000_load4000 done in 167.24s | </w:t>
+      </w:r>
+      <w:proofErr w:type="spellStart"/>
+      <w:r>
+        <w:rPr>
+          <w:rFonts w:ascii="Times New Roman" w:hAnsi="Times New Roman" w:cs="Times New Roman"/>
+        </w:rPr>
+        <w:t>succ</w:t>
+      </w:r>
+      <w:proofErr w:type="spellEnd"/>
+      <w:r>
+        <w:rPr>
+          <w:rFonts w:ascii="Times New Roman" w:hAnsi="Times New Roman" w:cs="Times New Roman"/>
+        </w:rPr>
+        <w:t xml:space="preserve">=50000, fail=0, TPS=298.98, </w:t>
+      </w:r>
+      <w:proofErr w:type="spellStart"/>
+      <w:r>
+        <w:rPr>
+          <w:rFonts w:ascii="Times New Roman" w:hAnsi="Times New Roman" w:cs="Times New Roman"/>
+        </w:rPr>
+        <w:t>avg</w:t>
+      </w:r>
+      <w:proofErr w:type="spellEnd"/>
+      <w:r>
+        <w:rPr>
+          <w:rFonts w:ascii="Times New Roman" w:hAnsi="Times New Roman" w:cs="Times New Roman"/>
+        </w:rPr>
+        <w:t>=6662.7ms, p95=12057.4ms, p99=12521.8ms</w:t>
+      </w:r>
+    </w:p>
+    <w:p>
+      <w:pPr>
+        <w:rPr>
+          <w:rFonts w:ascii="Times New Roman" w:hAnsi="Times New Roman" w:cs="Times New Roman"/>
+        </w:rPr>
+      </w:pPr>
+      <w:r>
+        <w:rPr>
+          <w:rFonts w:ascii="Times New Roman" w:hAnsi="Times New Roman" w:cs="Times New Roman"/>
+        </w:rPr>
+        <w:t xml:space="preserve">Round env_tx50000_load4000 done in 167.35s | </w:t>
+      </w:r>
+      <w:proofErr w:type="spellStart"/>
+      <w:r>
+        <w:rPr>
+          <w:rFonts w:ascii="Times New Roman" w:hAnsi="Times New Roman" w:cs="Times New Roman"/>
+        </w:rPr>
+        <w:t>succ</w:t>
+      </w:r>
+      <w:proofErr w:type="spellEnd"/>
+      <w:r>
+        <w:rPr>
+          <w:rFonts w:ascii="Times New Roman" w:hAnsi="Times New Roman" w:cs="Times New Roman"/>
+        </w:rPr>
+        <w:t xml:space="preserve">=50000, fail=0, TPS=298.77, </w:t>
+      </w:r>
+      <w:proofErr w:type="spellStart"/>
+      <w:r>
+        <w:rPr>
+          <w:rFonts w:ascii="Times New Roman" w:hAnsi="Times New Roman" w:cs="Times New Roman"/>
+        </w:rPr>
+        <w:t>avg</w:t>
+      </w:r>
+      <w:proofErr w:type="spellEnd"/>
+      <w:r>
+        <w:rPr>
+          <w:rFonts w:ascii="Times New Roman" w:hAnsi="Times New Roman" w:cs="Times New Roman"/>
+        </w:rPr>
+        <w:t>=6662.7ms, p95=12057.4ms, p99=12521.8ms</w:t>
+      </w:r>
+    </w:p>
+    <w:p>
+      <w:pPr>
+        <w:rPr>
+          <w:rFonts w:ascii="Times New Roman" w:hAnsi="Times New Roman" w:cs="Times New Roman"/>
+        </w:rPr>
+      </w:pPr>
+      <w:r>
+        <w:rPr>
+          <w:rFonts w:ascii="Times New Roman" w:hAnsi="Times New Roman" w:cs="Times New Roman"/>
+        </w:rPr>
+        <w:t xml:space="preserve">Round env_tx50000_load4000 done in 167.49s | </w:t>
+      </w:r>
+      <w:proofErr w:type="spellStart"/>
+      <w:r>
+        <w:rPr>
+          <w:rFonts w:ascii="Times New Roman" w:hAnsi="Times New Roman" w:cs="Times New Roman"/>
+        </w:rPr>
+        <w:t>succ</w:t>
+      </w:r>
+      <w:proofErr w:type="spellEnd"/>
+      <w:r>
+        <w:rPr>
+          <w:rFonts w:ascii="Times New Roman" w:hAnsi="Times New Roman" w:cs="Times New Roman"/>
+        </w:rPr>
+        <w:t xml:space="preserve">=50000, fail=0, TPS=298.53, </w:t>
+      </w:r>
+      <w:proofErr w:type="spellStart"/>
+      <w:r>
+        <w:rPr>
+          <w:rFonts w:ascii="Times New Roman" w:hAnsi="Times New Roman" w:cs="Times New Roman"/>
+        </w:rPr>
+        <w:t>avg</w:t>
+      </w:r>
+      <w:proofErr w:type="spellEnd"/>
+      <w:r>
+        <w:rPr>
+          <w:rFonts w:ascii="Times New Roman" w:hAnsi="Times New Roman" w:cs="Times New Roman"/>
+        </w:rPr>
+        <w:t>=6662.7ms, p95=12057.4ms, p99=12521.8ms</w:t>
+      </w:r>
+    </w:p>
+    <w:p>
+      <w:pPr>
+        <w:rPr>
+          <w:rFonts w:ascii="Times New Roman" w:hAnsi="Times New Roman" w:cs="Times New Roman"/>
+        </w:rPr>
+      </w:pPr>
+      <w:r>
+        <w:rPr>
+          <w:rFonts w:ascii="Times New Roman" w:hAnsi="Times New Roman" w:cs="Times New Roman"/>
+        </w:rPr>
         <w:lastRenderedPageBreak/>
-        <w:t>Round env_tx50000_load4000 done in 167.65s | succ=50000, fail=0, TPS=298.25, avg=6662.7ms, p95=12057.4ms, p99=12521.8ms</w:t>
-      </w:r>
-    </w:p>
-    <w:p>
-      <w:r>
-        <w:t>Round env_tx50000_load4000 done in 167.69s | succ=50000, fail=0, TPS=298.17, avg=6662.7ms, p95=12057.4ms, p99=12521.8ms</w:t>
-      </w:r>
-    </w:p>
-    <w:p>
-      <w:r>
-        <w:t>Round env_tx50000_load4000 done in 167.72s | succ=50000, fail=0, TPS=298.11, avg=6662.7ms, p95=12057.4ms, p99=12521.8ms</w:t>
-      </w:r>
-    </w:p>
-    <w:p>
-      <w:r>
-        <w:t>Round env_tx50000_load4000 done in 167.75s | succ=50000, fail=0, TPS=298.06, avg=6662.7ms, p95=12057.4ms, p99=12521.8ms</w:t>
-      </w:r>
-    </w:p>
-    <w:p/>
-    <w:p>
-      <w:r>
+        <w:t xml:space="preserve">Round env_tx50000_load4000 done in 167.53s | </w:t>
+      </w:r>
+      <w:proofErr w:type="spellStart"/>
+      <w:r>
+        <w:rPr>
+          <w:rFonts w:ascii="Times New Roman" w:hAnsi="Times New Roman" w:cs="Times New Roman"/>
+        </w:rPr>
+        <w:t>succ</w:t>
+      </w:r>
+      <w:proofErr w:type="spellEnd"/>
+      <w:r>
+        <w:rPr>
+          <w:rFonts w:ascii="Times New Roman" w:hAnsi="Times New Roman" w:cs="Times New Roman"/>
+        </w:rPr>
+        <w:t xml:space="preserve">=50000, fail=0, TPS=298.46, </w:t>
+      </w:r>
+      <w:proofErr w:type="spellStart"/>
+      <w:r>
+        <w:rPr>
+          <w:rFonts w:ascii="Times New Roman" w:hAnsi="Times New Roman" w:cs="Times New Roman"/>
+        </w:rPr>
+        <w:t>avg</w:t>
+      </w:r>
+      <w:proofErr w:type="spellEnd"/>
+      <w:r>
+        <w:rPr>
+          <w:rFonts w:ascii="Times New Roman" w:hAnsi="Times New Roman" w:cs="Times New Roman"/>
+        </w:rPr>
+        <w:t>=6662.7ms, p95=12057.4ms, p99=12521.8ms</w:t>
+      </w:r>
+    </w:p>
+    <w:p>
+      <w:pPr>
+        <w:rPr>
+          <w:rFonts w:ascii="Times New Roman" w:hAnsi="Times New Roman" w:cs="Times New Roman"/>
+        </w:rPr>
+      </w:pPr>
+      <w:r>
+        <w:rPr>
+          <w:rFonts w:ascii="Times New Roman" w:hAnsi="Times New Roman" w:cs="Times New Roman"/>
+        </w:rPr>
+        <w:t xml:space="preserve">Round env_tx50000_load4000 done in 167.57s | </w:t>
+      </w:r>
+      <w:proofErr w:type="spellStart"/>
+      <w:r>
+        <w:rPr>
+          <w:rFonts w:ascii="Times New Roman" w:hAnsi="Times New Roman" w:cs="Times New Roman"/>
+        </w:rPr>
+        <w:t>succ</w:t>
+      </w:r>
+      <w:proofErr w:type="spellEnd"/>
+      <w:r>
+        <w:rPr>
+          <w:rFonts w:ascii="Times New Roman" w:hAnsi="Times New Roman" w:cs="Times New Roman"/>
+        </w:rPr>
+        <w:t xml:space="preserve">=50000, fail=0, TPS=298.38, </w:t>
+      </w:r>
+      <w:proofErr w:type="spellStart"/>
+      <w:r>
+        <w:rPr>
+          <w:rFonts w:ascii="Times New Roman" w:hAnsi="Times New Roman" w:cs="Times New Roman"/>
+        </w:rPr>
+        <w:t>avg</w:t>
+      </w:r>
+      <w:proofErr w:type="spellEnd"/>
+      <w:r>
+        <w:rPr>
+          <w:rFonts w:ascii="Times New Roman" w:hAnsi="Times New Roman" w:cs="Times New Roman"/>
+        </w:rPr>
+        <w:t>=6662.7ms, p95=12057.4ms, p99=12521.8ms</w:t>
+      </w:r>
+    </w:p>
+    <w:p>
+      <w:pPr>
+        <w:rPr>
+          <w:rFonts w:ascii="Times New Roman" w:hAnsi="Times New Roman" w:cs="Times New Roman"/>
+        </w:rPr>
+      </w:pPr>
+      <w:r>
+        <w:rPr>
+          <w:rFonts w:ascii="Times New Roman" w:hAnsi="Times New Roman" w:cs="Times New Roman"/>
+        </w:rPr>
+        <w:t xml:space="preserve">Round env_tx50000_load4000 done in 167.61s | </w:t>
+      </w:r>
+      <w:proofErr w:type="spellStart"/>
+      <w:r>
+        <w:rPr>
+          <w:rFonts w:ascii="Times New Roman" w:hAnsi="Times New Roman" w:cs="Times New Roman"/>
+        </w:rPr>
+        <w:t>succ</w:t>
+      </w:r>
+      <w:proofErr w:type="spellEnd"/>
+      <w:r>
+        <w:rPr>
+          <w:rFonts w:ascii="Times New Roman" w:hAnsi="Times New Roman" w:cs="Times New Roman"/>
+        </w:rPr>
+        <w:t xml:space="preserve">=50000, fail=0, TPS=298.31, </w:t>
+      </w:r>
+      <w:proofErr w:type="spellStart"/>
+      <w:r>
+        <w:rPr>
+          <w:rFonts w:ascii="Times New Roman" w:hAnsi="Times New Roman" w:cs="Times New Roman"/>
+        </w:rPr>
+        <w:t>avg</w:t>
+      </w:r>
+      <w:proofErr w:type="spellEnd"/>
+      <w:r>
+        <w:rPr>
+          <w:rFonts w:ascii="Times New Roman" w:hAnsi="Times New Roman" w:cs="Times New Roman"/>
+        </w:rPr>
+        <w:t>=6662.7ms, p95=12057.4ms, p99=12521.8ms</w:t>
+      </w:r>
+    </w:p>
+    <w:p>
+      <w:pPr>
+        <w:rPr>
+          <w:rFonts w:ascii="Times New Roman" w:hAnsi="Times New Roman" w:cs="Times New Roman"/>
+        </w:rPr>
+      </w:pPr>
+      <w:r>
+        <w:rPr>
+          <w:rFonts w:ascii="Times New Roman" w:hAnsi="Times New Roman" w:cs="Times New Roman"/>
+        </w:rPr>
+        <w:t xml:space="preserve">Round env_tx50000_load4000 done in 167.65s | </w:t>
+      </w:r>
+      <w:proofErr w:type="spellStart"/>
+      <w:r>
+        <w:rPr>
+          <w:rFonts w:ascii="Times New Roman" w:hAnsi="Times New Roman" w:cs="Times New Roman"/>
+        </w:rPr>
+        <w:t>succ</w:t>
+      </w:r>
+      <w:proofErr w:type="spellEnd"/>
+      <w:r>
+        <w:rPr>
+          <w:rFonts w:ascii="Times New Roman" w:hAnsi="Times New Roman" w:cs="Times New Roman"/>
+        </w:rPr>
+        <w:t xml:space="preserve">=50000, fail=0, TPS=298.25, </w:t>
+      </w:r>
+      <w:proofErr w:type="spellStart"/>
+      <w:r>
+        <w:rPr>
+          <w:rFonts w:ascii="Times New Roman" w:hAnsi="Times New Roman" w:cs="Times New Roman"/>
+        </w:rPr>
+        <w:t>avg</w:t>
+      </w:r>
+      <w:proofErr w:type="spellEnd"/>
+      <w:r>
+        <w:rPr>
+          <w:rFonts w:ascii="Times New Roman" w:hAnsi="Times New Roman" w:cs="Times New Roman"/>
+        </w:rPr>
+        <w:t>=6662.7ms, p95=12057.4ms, p99=12521.8ms</w:t>
+      </w:r>
+    </w:p>
+    <w:p>
+      <w:pPr>
+        <w:rPr>
+          <w:rFonts w:ascii="Times New Roman" w:hAnsi="Times New Roman" w:cs="Times New Roman"/>
+        </w:rPr>
+      </w:pPr>
+      <w:r>
+        <w:rPr>
+          <w:rFonts w:ascii="Times New Roman" w:hAnsi="Times New Roman" w:cs="Times New Roman"/>
+        </w:rPr>
+        <w:t xml:space="preserve">Round env_tx50000_load4000 done in 167.69s | </w:t>
+      </w:r>
+      <w:proofErr w:type="spellStart"/>
+      <w:r>
+        <w:rPr>
+          <w:rFonts w:ascii="Times New Roman" w:hAnsi="Times New Roman" w:cs="Times New Roman"/>
+        </w:rPr>
+        <w:t>succ</w:t>
+      </w:r>
+      <w:proofErr w:type="spellEnd"/>
+      <w:r>
+        <w:rPr>
+          <w:rFonts w:ascii="Times New Roman" w:hAnsi="Times New Roman" w:cs="Times New Roman"/>
+        </w:rPr>
+        <w:t xml:space="preserve">=50000, fail=0, TPS=298.17, </w:t>
+      </w:r>
+      <w:proofErr w:type="spellStart"/>
+      <w:r>
+        <w:rPr>
+          <w:rFonts w:ascii="Times New Roman" w:hAnsi="Times New Roman" w:cs="Times New Roman"/>
+        </w:rPr>
+        <w:t>avg</w:t>
+      </w:r>
+      <w:proofErr w:type="spellEnd"/>
+      <w:r>
+        <w:rPr>
+          <w:rFonts w:ascii="Times New Roman" w:hAnsi="Times New Roman" w:cs="Times New Roman"/>
+        </w:rPr>
+        <w:t>=6662.7ms, p95=12057.4ms, p99=12521.8ms</w:t>
+      </w:r>
+    </w:p>
+    <w:p>
+      <w:pPr>
+        <w:rPr>
+          <w:rFonts w:ascii="Times New Roman" w:hAnsi="Times New Roman" w:cs="Times New Roman"/>
+        </w:rPr>
+      </w:pPr>
+      <w:r>
+        <w:rPr>
+          <w:rFonts w:ascii="Times New Roman" w:hAnsi="Times New Roman" w:cs="Times New Roman"/>
+        </w:rPr>
+        <w:t xml:space="preserve">Round env_tx50000_load4000 done in 167.72s | </w:t>
+      </w:r>
+      <w:proofErr w:type="spellStart"/>
+      <w:r>
+        <w:rPr>
+          <w:rFonts w:ascii="Times New Roman" w:hAnsi="Times New Roman" w:cs="Times New Roman"/>
+        </w:rPr>
+        <w:t>succ</w:t>
+      </w:r>
+      <w:proofErr w:type="spellEnd"/>
+      <w:r>
+        <w:rPr>
+          <w:rFonts w:ascii="Times New Roman" w:hAnsi="Times New Roman" w:cs="Times New Roman"/>
+        </w:rPr>
+        <w:t xml:space="preserve">=50000, fail=0, TPS=298.11, </w:t>
+      </w:r>
+      <w:proofErr w:type="spellStart"/>
+      <w:r>
+        <w:rPr>
+          <w:rFonts w:ascii="Times New Roman" w:hAnsi="Times New Roman" w:cs="Times New Roman"/>
+        </w:rPr>
+        <w:t>avg</w:t>
+      </w:r>
+      <w:proofErr w:type="spellEnd"/>
+      <w:r>
+        <w:rPr>
+          <w:rFonts w:ascii="Times New Roman" w:hAnsi="Times New Roman" w:cs="Times New Roman"/>
+        </w:rPr>
+        <w:t>=6662.7ms, p95=12057.4ms, p99=12521.8ms</w:t>
+      </w:r>
+    </w:p>
+    <w:p>
+      <w:pPr>
+        <w:rPr>
+          <w:rFonts w:ascii="Times New Roman" w:hAnsi="Times New Roman" w:cs="Times New Roman"/>
+        </w:rPr>
+      </w:pPr>
+      <w:r>
+        <w:rPr>
+          <w:rFonts w:ascii="Times New Roman" w:hAnsi="Times New Roman" w:cs="Times New Roman"/>
+        </w:rPr>
+        <w:t xml:space="preserve">Round env_tx50000_load4000 done in 167.75s | </w:t>
+      </w:r>
+      <w:proofErr w:type="spellStart"/>
+      <w:r>
+        <w:rPr>
+          <w:rFonts w:ascii="Times New Roman" w:hAnsi="Times New Roman" w:cs="Times New Roman"/>
+        </w:rPr>
+        <w:t>succ</w:t>
+      </w:r>
+      <w:proofErr w:type="spellEnd"/>
+      <w:r>
+        <w:rPr>
+          <w:rFonts w:ascii="Times New Roman" w:hAnsi="Times New Roman" w:cs="Times New Roman"/>
+        </w:rPr>
+        <w:t xml:space="preserve">=50000, fail=0, TPS=298.06, </w:t>
+      </w:r>
+      <w:proofErr w:type="spellStart"/>
+      <w:r>
+        <w:rPr>
+          <w:rFonts w:ascii="Times New Roman" w:hAnsi="Times New Roman" w:cs="Times New Roman"/>
+        </w:rPr>
+        <w:t>avg</w:t>
+      </w:r>
+      <w:proofErr w:type="spellEnd"/>
+      <w:r>
+        <w:rPr>
+          <w:rFonts w:ascii="Times New Roman" w:hAnsi="Times New Roman" w:cs="Times New Roman"/>
+        </w:rPr>
+        <w:t>=6662.7ms, p95=12057.4ms, p99=12521.8ms</w:t>
+      </w:r>
+    </w:p>
+    <w:p>
+      <w:pPr>
+        <w:rPr>
+          <w:rFonts w:ascii="Times New Roman" w:hAnsi="Times New Roman" w:cs="Times New Roman"/>
+        </w:rPr>
+      </w:pPr>
+    </w:p>
+    <w:p>
+      <w:pPr>
+        <w:rPr>
+          <w:rFonts w:ascii="Times New Roman" w:hAnsi="Times New Roman" w:cs="Times New Roman"/>
+        </w:rPr>
+      </w:pPr>
+      <w:r>
+        <w:rPr>
+          <w:rFonts w:ascii="Times New Roman" w:hAnsi="Times New Roman" w:cs="Times New Roman"/>
+        </w:rPr>
         <w:t>=== Summary ===</w:t>
       </w:r>
     </w:p>
     <w:p>
-      <w:r>
-        <w:t>env_tx50000_load4000: tx=50000, load=4000, conc=2048, TPS=300.52, avg=6662.7ms, p95=12057.4ms, p99=12521.8ms, succ=50000, fail=0</w:t>
-      </w:r>
-    </w:p>
-    <w:p>
-      <w:r>
-        <w:t>ubuntu@Himanshu-Sharma:~/fab-election-bench/node-bft-client$ docker stop bft-orderer2.eci2.bench.local</w:t>
-      </w:r>
-    </w:p>
-    <w:p>
-      <w:r>
-        <w:t>bft-orderer2.eci2.bench.local</w:t>
-      </w:r>
-    </w:p>
-    <w:p>
-      <w:r>
-        <w:t>ubuntu@Himanshu-Sharma:~/fab-election-bench/node-bft-client$ docker ps --format 'table {{.Names}}\t{{.Status}}\t{{.Ports}}' | sed -n '1p;/orderer[1-5]\./p'</w:t>
-      </w:r>
-    </w:p>
-    <w:p>
-      <w:r>
+      <w:pPr>
+        <w:rPr>
+          <w:rFonts w:ascii="Times New Roman" w:hAnsi="Times New Roman" w:cs="Times New Roman"/>
+        </w:rPr>
+      </w:pPr>
+      <w:r>
+        <w:rPr>
+          <w:rFonts w:ascii="Times New Roman" w:hAnsi="Times New Roman" w:cs="Times New Roman"/>
+        </w:rPr>
+        <w:t xml:space="preserve">env_tx50000_load4000: </w:t>
+      </w:r>
+      <w:proofErr w:type="spellStart"/>
+      <w:r>
+        <w:rPr>
+          <w:rFonts w:ascii="Times New Roman" w:hAnsi="Times New Roman" w:cs="Times New Roman"/>
+        </w:rPr>
+        <w:t>tx</w:t>
+      </w:r>
+      <w:proofErr w:type="spellEnd"/>
+      <w:r>
+        <w:rPr>
+          <w:rFonts w:ascii="Times New Roman" w:hAnsi="Times New Roman" w:cs="Times New Roman"/>
+        </w:rPr>
+        <w:t xml:space="preserve">=50000, load=4000, </w:t>
+      </w:r>
+      <w:proofErr w:type="spellStart"/>
+      <w:r>
+        <w:rPr>
+          <w:rFonts w:ascii="Times New Roman" w:hAnsi="Times New Roman" w:cs="Times New Roman"/>
+        </w:rPr>
+        <w:t>conc</w:t>
+      </w:r>
+      <w:proofErr w:type="spellEnd"/>
+      <w:r>
+        <w:rPr>
+          <w:rFonts w:ascii="Times New Roman" w:hAnsi="Times New Roman" w:cs="Times New Roman"/>
+        </w:rPr>
+        <w:t xml:space="preserve">=2048, TPS=300.52, </w:t>
+      </w:r>
+      <w:proofErr w:type="spellStart"/>
+      <w:r>
+        <w:rPr>
+          <w:rFonts w:ascii="Times New Roman" w:hAnsi="Times New Roman" w:cs="Times New Roman"/>
+        </w:rPr>
+        <w:t>avg</w:t>
+      </w:r>
+      <w:proofErr w:type="spellEnd"/>
+      <w:r>
+        <w:rPr>
+          <w:rFonts w:ascii="Times New Roman" w:hAnsi="Times New Roman" w:cs="Times New Roman"/>
+        </w:rPr>
+        <w:t xml:space="preserve">=6662.7ms, p95=12057.4ms, p99=12521.8ms, </w:t>
+      </w:r>
+      <w:proofErr w:type="spellStart"/>
+      <w:r>
+        <w:rPr>
+          <w:rFonts w:ascii="Times New Roman" w:hAnsi="Times New Roman" w:cs="Times New Roman"/>
+        </w:rPr>
+        <w:t>succ</w:t>
+      </w:r>
+      <w:proofErr w:type="spellEnd"/>
+      <w:r>
+        <w:rPr>
+          <w:rFonts w:ascii="Times New Roman" w:hAnsi="Times New Roman" w:cs="Times New Roman"/>
+        </w:rPr>
+        <w:t>=50000, fail=0</w:t>
+      </w:r>
+    </w:p>
+    <w:p>
+      <w:pPr>
+        <w:jc w:val="both"/>
+        <w:rPr>
+          <w:rFonts w:ascii="Times New Roman" w:hAnsi="Times New Roman" w:cs="Times New Roman"/>
+          <w:i/>
+          <w:iCs/>
+        </w:rPr>
+      </w:pPr>
+      <w:r>
+        <w:rPr>
+          <w:rFonts w:ascii="Times New Roman" w:hAnsi="Times New Roman" w:cs="Times New Roman"/>
+          <w:i/>
+          <w:iCs/>
+        </w:rPr>
+        <w:t>This command removes a second ordering node from service and pushes the cluster into a materially more degraded state. The following errors and failures should therefore be read as availability effects caused by insufficient live ordering capacity for normal commit progression.</w:t>
+      </w:r>
+    </w:p>
+    <w:p>
+      <w:pPr>
+        <w:rPr>
+          <w:rFonts w:ascii="Times New Roman" w:hAnsi="Times New Roman" w:cs="Times New Roman"/>
+        </w:rPr>
+      </w:pPr>
+      <w:proofErr w:type="spellStart"/>
+      <w:r>
+        <w:rPr>
+          <w:rFonts w:ascii="Times New Roman" w:hAnsi="Times New Roman" w:cs="Times New Roman"/>
+        </w:rPr>
+        <w:t>ubuntu@Himanshu-</w:t>
+      </w:r>
+      <w:proofErr w:type="gramStart"/>
+      <w:r>
+        <w:rPr>
+          <w:rFonts w:ascii="Times New Roman" w:hAnsi="Times New Roman" w:cs="Times New Roman"/>
+        </w:rPr>
+        <w:t>Sharma</w:t>
+      </w:r>
+      <w:proofErr w:type="spellEnd"/>
+      <w:r>
+        <w:rPr>
+          <w:rFonts w:ascii="Times New Roman" w:hAnsi="Times New Roman" w:cs="Times New Roman"/>
+        </w:rPr>
+        <w:t>:~</w:t>
+      </w:r>
+      <w:proofErr w:type="gramEnd"/>
+      <w:r>
+        <w:rPr>
+          <w:rFonts w:ascii="Times New Roman" w:hAnsi="Times New Roman" w:cs="Times New Roman"/>
+        </w:rPr>
+        <w:t>/fab-election-bench/node-</w:t>
+      </w:r>
+      <w:proofErr w:type="spellStart"/>
+      <w:r>
+        <w:rPr>
+          <w:rFonts w:ascii="Times New Roman" w:hAnsi="Times New Roman" w:cs="Times New Roman"/>
+        </w:rPr>
+        <w:t>bft</w:t>
+      </w:r>
+      <w:proofErr w:type="spellEnd"/>
+      <w:r>
+        <w:rPr>
+          <w:rFonts w:ascii="Times New Roman" w:hAnsi="Times New Roman" w:cs="Times New Roman"/>
+        </w:rPr>
+        <w:t>-client$ docker stop bft-orderer2.eci</w:t>
+      </w:r>
+      <w:proofErr w:type="gramStart"/>
+      <w:r>
+        <w:rPr>
+          <w:rFonts w:ascii="Times New Roman" w:hAnsi="Times New Roman" w:cs="Times New Roman"/>
+        </w:rPr>
+        <w:t>2.bench</w:t>
+      </w:r>
+      <w:proofErr w:type="gramEnd"/>
+      <w:r>
+        <w:rPr>
+          <w:rFonts w:ascii="Times New Roman" w:hAnsi="Times New Roman" w:cs="Times New Roman"/>
+        </w:rPr>
+        <w:t>.local</w:t>
+      </w:r>
+    </w:p>
+    <w:p>
+      <w:pPr>
+        <w:rPr>
+          <w:rFonts w:ascii="Times New Roman" w:hAnsi="Times New Roman" w:cs="Times New Roman"/>
+        </w:rPr>
+      </w:pPr>
+      <w:r>
+        <w:rPr>
+          <w:rFonts w:ascii="Times New Roman" w:hAnsi="Times New Roman" w:cs="Times New Roman"/>
+        </w:rPr>
+        <w:t>bft-orderer2.eci</w:t>
+      </w:r>
+      <w:proofErr w:type="gramStart"/>
+      <w:r>
+        <w:rPr>
+          <w:rFonts w:ascii="Times New Roman" w:hAnsi="Times New Roman" w:cs="Times New Roman"/>
+        </w:rPr>
+        <w:t>2.bench</w:t>
+      </w:r>
+      <w:proofErr w:type="gramEnd"/>
+      <w:r>
+        <w:rPr>
+          <w:rFonts w:ascii="Times New Roman" w:hAnsi="Times New Roman" w:cs="Times New Roman"/>
+        </w:rPr>
+        <w:t>.local</w:t>
+      </w:r>
+    </w:p>
+    <w:p>
+      <w:pPr>
+        <w:rPr>
+          <w:rFonts w:ascii="Times New Roman" w:hAnsi="Times New Roman" w:cs="Times New Roman"/>
+        </w:rPr>
+      </w:pPr>
+      <w:proofErr w:type="spellStart"/>
+      <w:r>
+        <w:rPr>
+          <w:rFonts w:ascii="Times New Roman" w:hAnsi="Times New Roman" w:cs="Times New Roman"/>
+        </w:rPr>
+        <w:t>ubuntu@Himanshu-</w:t>
+      </w:r>
+      <w:proofErr w:type="gramStart"/>
+      <w:r>
+        <w:rPr>
+          <w:rFonts w:ascii="Times New Roman" w:hAnsi="Times New Roman" w:cs="Times New Roman"/>
+        </w:rPr>
+        <w:t>Sharma</w:t>
+      </w:r>
+      <w:proofErr w:type="spellEnd"/>
+      <w:r>
+        <w:rPr>
+          <w:rFonts w:ascii="Times New Roman" w:hAnsi="Times New Roman" w:cs="Times New Roman"/>
+        </w:rPr>
+        <w:t>:~</w:t>
+      </w:r>
+      <w:proofErr w:type="gramEnd"/>
+      <w:r>
+        <w:rPr>
+          <w:rFonts w:ascii="Times New Roman" w:hAnsi="Times New Roman" w:cs="Times New Roman"/>
+        </w:rPr>
+        <w:t>/fab-election-bench/node-</w:t>
+      </w:r>
+      <w:proofErr w:type="spellStart"/>
+      <w:r>
+        <w:rPr>
+          <w:rFonts w:ascii="Times New Roman" w:hAnsi="Times New Roman" w:cs="Times New Roman"/>
+        </w:rPr>
+        <w:t>bft</w:t>
+      </w:r>
+      <w:proofErr w:type="spellEnd"/>
+      <w:r>
+        <w:rPr>
+          <w:rFonts w:ascii="Times New Roman" w:hAnsi="Times New Roman" w:cs="Times New Roman"/>
+        </w:rPr>
+        <w:t xml:space="preserve">-client$ docker </w:t>
+      </w:r>
+      <w:proofErr w:type="spellStart"/>
+      <w:r>
+        <w:rPr>
+          <w:rFonts w:ascii="Times New Roman" w:hAnsi="Times New Roman" w:cs="Times New Roman"/>
+        </w:rPr>
+        <w:t>ps</w:t>
+      </w:r>
+      <w:proofErr w:type="spellEnd"/>
+      <w:r>
+        <w:rPr>
+          <w:rFonts w:ascii="Times New Roman" w:hAnsi="Times New Roman" w:cs="Times New Roman"/>
+        </w:rPr>
+        <w:t xml:space="preserve"> --format 'table {</w:t>
+      </w:r>
+      <w:proofErr w:type="gramStart"/>
+      <w:r>
+        <w:rPr>
+          <w:rFonts w:ascii="Times New Roman" w:hAnsi="Times New Roman" w:cs="Times New Roman"/>
+        </w:rPr>
+        <w:t>{.Names}}\</w:t>
+      </w:r>
+      <w:proofErr w:type="gramEnd"/>
+      <w:r>
+        <w:rPr>
+          <w:rFonts w:ascii="Times New Roman" w:hAnsi="Times New Roman" w:cs="Times New Roman"/>
+        </w:rPr>
+        <w:t>t{</w:t>
+      </w:r>
+      <w:proofErr w:type="gramStart"/>
+      <w:r>
+        <w:rPr>
+          <w:rFonts w:ascii="Times New Roman" w:hAnsi="Times New Roman" w:cs="Times New Roman"/>
+        </w:rPr>
+        <w:t>{.Status}}\</w:t>
+      </w:r>
+      <w:proofErr w:type="gramEnd"/>
+      <w:r>
+        <w:rPr>
+          <w:rFonts w:ascii="Times New Roman" w:hAnsi="Times New Roman" w:cs="Times New Roman"/>
+        </w:rPr>
+        <w:t>t{</w:t>
+      </w:r>
+      <w:proofErr w:type="gramStart"/>
+      <w:r>
+        <w:rPr>
+          <w:rFonts w:ascii="Times New Roman" w:hAnsi="Times New Roman" w:cs="Times New Roman"/>
+        </w:rPr>
+        <w:t>{.Ports</w:t>
+      </w:r>
+      <w:proofErr w:type="gramEnd"/>
+      <w:r>
+        <w:rPr>
+          <w:rFonts w:ascii="Times New Roman" w:hAnsi="Times New Roman" w:cs="Times New Roman"/>
+        </w:rPr>
+        <w:t xml:space="preserve">}}' | </w:t>
+      </w:r>
+      <w:proofErr w:type="spellStart"/>
+      <w:r>
+        <w:rPr>
+          <w:rFonts w:ascii="Times New Roman" w:hAnsi="Times New Roman" w:cs="Times New Roman"/>
+        </w:rPr>
+        <w:t>sed</w:t>
+      </w:r>
+      <w:proofErr w:type="spellEnd"/>
+      <w:r>
+        <w:rPr>
+          <w:rFonts w:ascii="Times New Roman" w:hAnsi="Times New Roman" w:cs="Times New Roman"/>
+        </w:rPr>
+        <w:t xml:space="preserve"> -n '1p;/</w:t>
+      </w:r>
+      <w:proofErr w:type="spellStart"/>
+      <w:proofErr w:type="gramStart"/>
+      <w:r>
+        <w:rPr>
+          <w:rFonts w:ascii="Times New Roman" w:hAnsi="Times New Roman" w:cs="Times New Roman"/>
+        </w:rPr>
+        <w:t>orderer</w:t>
+      </w:r>
+      <w:proofErr w:type="spellEnd"/>
+      <w:r>
+        <w:rPr>
+          <w:rFonts w:ascii="Times New Roman" w:hAnsi="Times New Roman" w:cs="Times New Roman"/>
+        </w:rPr>
+        <w:t>[</w:t>
+      </w:r>
+      <w:proofErr w:type="gramEnd"/>
+      <w:r>
+        <w:rPr>
+          <w:rFonts w:ascii="Times New Roman" w:hAnsi="Times New Roman" w:cs="Times New Roman"/>
+        </w:rPr>
+        <w:t>1-</w:t>
+      </w:r>
+      <w:proofErr w:type="gramStart"/>
+      <w:r>
+        <w:rPr>
+          <w:rFonts w:ascii="Times New Roman" w:hAnsi="Times New Roman" w:cs="Times New Roman"/>
+        </w:rPr>
+        <w:t>5]\./p</w:t>
+      </w:r>
+      <w:proofErr w:type="gramEnd"/>
+      <w:r>
+        <w:rPr>
+          <w:rFonts w:ascii="Times New Roman" w:hAnsi="Times New Roman" w:cs="Times New Roman"/>
+        </w:rPr>
+        <w:t>'</w:t>
+      </w:r>
+    </w:p>
+    <w:p>
+      <w:pPr>
+        <w:rPr>
+          <w:rFonts w:ascii="Times New Roman" w:hAnsi="Times New Roman" w:cs="Times New Roman"/>
+        </w:rPr>
+      </w:pPr>
+      <w:r>
+        <w:rPr>
+          <w:rFonts w:ascii="Times New Roman" w:hAnsi="Times New Roman" w:cs="Times New Roman"/>
+        </w:rPr>
         <w:t>NAMES                           STATUS       PORTS</w:t>
       </w:r>
     </w:p>
     <w:p>
-      <w:r>
-        <w:t>bft-orderer5.civ1.bench.local   Up 7 hours   7050/tcp, 0.0.0.0:11050-&gt;11050/tcp, :::11050-&gt;11050/tcp, 0.0.0.0:11443-&gt;9443/tcp, [::]:11443-&gt;9443/tcp</w:t>
-      </w:r>
-    </w:p>
-    <w:p>
-      <w:r>
-        <w:t>bft-orderer4.opp2.bench.local   Up 7 hours   7050/tcp, 0.0.0.0:10050-&gt;10050/tcp, :::10050-&gt;10050/tcp, 0.0.0.0:10443-&gt;9443/tcp, [::]:10443-&gt;9443/tcp</w:t>
-      </w:r>
-    </w:p>
-    <w:p>
-      <w:r>
-        <w:t>bft-orderer1.eci1.bench.local   Up 7 hours   0.0.0.0:7050-&gt;7050/tcp, :::7050-&gt;7050/tcp, 0.0.0.0:7443-&gt;9443/tcp, [::]:7443-&gt;9443/tcp</w:t>
-      </w:r>
-    </w:p>
-    <w:p>
-      <w:r>
-        <w:t>ubuntu@Himanshu-Sharma:~/fab-election-bench/node-bft-client$ MAX_CONCURRENCY=2048 TX=50000 LOAD=4000 node recordvote-client.js</w:t>
-      </w:r>
-    </w:p>
-    <w:p>
-      <w:r>
+      <w:pPr>
+        <w:rPr>
+          <w:rFonts w:ascii="Times New Roman" w:hAnsi="Times New Roman" w:cs="Times New Roman"/>
+        </w:rPr>
+      </w:pPr>
+      <w:r>
+        <w:rPr>
+          <w:rFonts w:ascii="Times New Roman" w:hAnsi="Times New Roman" w:cs="Times New Roman"/>
+        </w:rPr>
+        <w:t>bft-orderer5.civ</w:t>
+      </w:r>
+      <w:proofErr w:type="gramStart"/>
+      <w:r>
+        <w:rPr>
+          <w:rFonts w:ascii="Times New Roman" w:hAnsi="Times New Roman" w:cs="Times New Roman"/>
+        </w:rPr>
+        <w:t>1.bench</w:t>
+      </w:r>
+      <w:proofErr w:type="gramEnd"/>
+      <w:r>
+        <w:rPr>
+          <w:rFonts w:ascii="Times New Roman" w:hAnsi="Times New Roman" w:cs="Times New Roman"/>
+        </w:rPr>
+        <w:t>.local   Up 7 hours   7050/</w:t>
+      </w:r>
+      <w:proofErr w:type="spellStart"/>
+      <w:r>
+        <w:rPr>
+          <w:rFonts w:ascii="Times New Roman" w:hAnsi="Times New Roman" w:cs="Times New Roman"/>
+        </w:rPr>
+        <w:t>tcp</w:t>
+      </w:r>
+      <w:proofErr w:type="spellEnd"/>
+      <w:r>
+        <w:rPr>
+          <w:rFonts w:ascii="Times New Roman" w:hAnsi="Times New Roman" w:cs="Times New Roman"/>
+        </w:rPr>
+        <w:t>, 0.0.0.0:11050-&gt;11050/</w:t>
+      </w:r>
+      <w:proofErr w:type="spellStart"/>
+      <w:r>
+        <w:rPr>
+          <w:rFonts w:ascii="Times New Roman" w:hAnsi="Times New Roman" w:cs="Times New Roman"/>
+        </w:rPr>
+        <w:t>tcp</w:t>
+      </w:r>
+      <w:proofErr w:type="spellEnd"/>
+      <w:proofErr w:type="gramStart"/>
+      <w:r>
+        <w:rPr>
+          <w:rFonts w:ascii="Times New Roman" w:hAnsi="Times New Roman" w:cs="Times New Roman"/>
+        </w:rPr>
+        <w:t>, :</w:t>
+      </w:r>
+      <w:proofErr w:type="gramEnd"/>
+      <w:r>
+        <w:rPr>
+          <w:rFonts w:ascii="Times New Roman" w:hAnsi="Times New Roman" w:cs="Times New Roman"/>
+        </w:rPr>
+        <w:t>::11050-&gt;11050/</w:t>
+      </w:r>
+      <w:proofErr w:type="spellStart"/>
+      <w:r>
+        <w:rPr>
+          <w:rFonts w:ascii="Times New Roman" w:hAnsi="Times New Roman" w:cs="Times New Roman"/>
+        </w:rPr>
+        <w:t>tcp</w:t>
+      </w:r>
+      <w:proofErr w:type="spellEnd"/>
+      <w:r>
+        <w:rPr>
+          <w:rFonts w:ascii="Times New Roman" w:hAnsi="Times New Roman" w:cs="Times New Roman"/>
+        </w:rPr>
+        <w:t>, 0.0.0.0:11443-&gt;9443/</w:t>
+      </w:r>
+      <w:proofErr w:type="spellStart"/>
+      <w:r>
+        <w:rPr>
+          <w:rFonts w:ascii="Times New Roman" w:hAnsi="Times New Roman" w:cs="Times New Roman"/>
+        </w:rPr>
+        <w:t>tcp</w:t>
+      </w:r>
+      <w:proofErr w:type="spellEnd"/>
+      <w:r>
+        <w:rPr>
+          <w:rFonts w:ascii="Times New Roman" w:hAnsi="Times New Roman" w:cs="Times New Roman"/>
+        </w:rPr>
+        <w:t xml:space="preserve">, </w:t>
+      </w:r>
+      <w:proofErr w:type="gramStart"/>
+      <w:r>
+        <w:rPr>
+          <w:rFonts w:ascii="Times New Roman" w:hAnsi="Times New Roman" w:cs="Times New Roman"/>
+        </w:rPr>
+        <w:t>[::</w:t>
+      </w:r>
+      <w:proofErr w:type="gramEnd"/>
+      <w:r>
+        <w:rPr>
+          <w:rFonts w:ascii="Times New Roman" w:hAnsi="Times New Roman" w:cs="Times New Roman"/>
+        </w:rPr>
+        <w:t>]:11443-&gt;9443/</w:t>
+      </w:r>
+      <w:proofErr w:type="spellStart"/>
+      <w:r>
+        <w:rPr>
+          <w:rFonts w:ascii="Times New Roman" w:hAnsi="Times New Roman" w:cs="Times New Roman"/>
+        </w:rPr>
+        <w:t>tcp</w:t>
+      </w:r>
+      <w:proofErr w:type="spellEnd"/>
+    </w:p>
+    <w:p>
+      <w:pPr>
+        <w:rPr>
+          <w:rFonts w:ascii="Times New Roman" w:hAnsi="Times New Roman" w:cs="Times New Roman"/>
+        </w:rPr>
+      </w:pPr>
+      <w:r>
+        <w:rPr>
+          <w:rFonts w:ascii="Times New Roman" w:hAnsi="Times New Roman" w:cs="Times New Roman"/>
+        </w:rPr>
+        <w:t>bft-orderer4.opp</w:t>
+      </w:r>
+      <w:proofErr w:type="gramStart"/>
+      <w:r>
+        <w:rPr>
+          <w:rFonts w:ascii="Times New Roman" w:hAnsi="Times New Roman" w:cs="Times New Roman"/>
+        </w:rPr>
+        <w:t>2.bench</w:t>
+      </w:r>
+      <w:proofErr w:type="gramEnd"/>
+      <w:r>
+        <w:rPr>
+          <w:rFonts w:ascii="Times New Roman" w:hAnsi="Times New Roman" w:cs="Times New Roman"/>
+        </w:rPr>
+        <w:t>.local   Up 7 hours   7050/</w:t>
+      </w:r>
+      <w:proofErr w:type="spellStart"/>
+      <w:r>
+        <w:rPr>
+          <w:rFonts w:ascii="Times New Roman" w:hAnsi="Times New Roman" w:cs="Times New Roman"/>
+        </w:rPr>
+        <w:t>tcp</w:t>
+      </w:r>
+      <w:proofErr w:type="spellEnd"/>
+      <w:r>
+        <w:rPr>
+          <w:rFonts w:ascii="Times New Roman" w:hAnsi="Times New Roman" w:cs="Times New Roman"/>
+        </w:rPr>
+        <w:t>, 0.0.0.0:10050-&gt;10050/</w:t>
+      </w:r>
+      <w:proofErr w:type="spellStart"/>
+      <w:r>
+        <w:rPr>
+          <w:rFonts w:ascii="Times New Roman" w:hAnsi="Times New Roman" w:cs="Times New Roman"/>
+        </w:rPr>
+        <w:t>tcp</w:t>
+      </w:r>
+      <w:proofErr w:type="spellEnd"/>
+      <w:proofErr w:type="gramStart"/>
+      <w:r>
+        <w:rPr>
+          <w:rFonts w:ascii="Times New Roman" w:hAnsi="Times New Roman" w:cs="Times New Roman"/>
+        </w:rPr>
+        <w:t>, :</w:t>
+      </w:r>
+      <w:proofErr w:type="gramEnd"/>
+      <w:r>
+        <w:rPr>
+          <w:rFonts w:ascii="Times New Roman" w:hAnsi="Times New Roman" w:cs="Times New Roman"/>
+        </w:rPr>
+        <w:t>::10050-&gt;10050/</w:t>
+      </w:r>
+      <w:proofErr w:type="spellStart"/>
+      <w:r>
+        <w:rPr>
+          <w:rFonts w:ascii="Times New Roman" w:hAnsi="Times New Roman" w:cs="Times New Roman"/>
+        </w:rPr>
+        <w:t>tcp</w:t>
+      </w:r>
+      <w:proofErr w:type="spellEnd"/>
+      <w:r>
+        <w:rPr>
+          <w:rFonts w:ascii="Times New Roman" w:hAnsi="Times New Roman" w:cs="Times New Roman"/>
+        </w:rPr>
+        <w:t>, 0.0.0.0:10443-&gt;9443/</w:t>
+      </w:r>
+      <w:proofErr w:type="spellStart"/>
+      <w:r>
+        <w:rPr>
+          <w:rFonts w:ascii="Times New Roman" w:hAnsi="Times New Roman" w:cs="Times New Roman"/>
+        </w:rPr>
+        <w:t>tcp</w:t>
+      </w:r>
+      <w:proofErr w:type="spellEnd"/>
+      <w:r>
+        <w:rPr>
+          <w:rFonts w:ascii="Times New Roman" w:hAnsi="Times New Roman" w:cs="Times New Roman"/>
+        </w:rPr>
+        <w:t xml:space="preserve">, </w:t>
+      </w:r>
+      <w:proofErr w:type="gramStart"/>
+      <w:r>
+        <w:rPr>
+          <w:rFonts w:ascii="Times New Roman" w:hAnsi="Times New Roman" w:cs="Times New Roman"/>
+        </w:rPr>
+        <w:t>[::</w:t>
+      </w:r>
+      <w:proofErr w:type="gramEnd"/>
+      <w:r>
+        <w:rPr>
+          <w:rFonts w:ascii="Times New Roman" w:hAnsi="Times New Roman" w:cs="Times New Roman"/>
+        </w:rPr>
+        <w:t>]:10443-&gt;9443/</w:t>
+      </w:r>
+      <w:proofErr w:type="spellStart"/>
+      <w:r>
+        <w:rPr>
+          <w:rFonts w:ascii="Times New Roman" w:hAnsi="Times New Roman" w:cs="Times New Roman"/>
+        </w:rPr>
+        <w:t>tcp</w:t>
+      </w:r>
+      <w:proofErr w:type="spellEnd"/>
+    </w:p>
+    <w:p>
+      <w:pPr>
+        <w:rPr>
+          <w:rFonts w:ascii="Times New Roman" w:hAnsi="Times New Roman" w:cs="Times New Roman"/>
+        </w:rPr>
+      </w:pPr>
+      <w:r>
+        <w:rPr>
+          <w:rFonts w:ascii="Times New Roman" w:hAnsi="Times New Roman" w:cs="Times New Roman"/>
+        </w:rPr>
+        <w:t>bft-orderer1.eci</w:t>
+      </w:r>
+      <w:proofErr w:type="gramStart"/>
+      <w:r>
+        <w:rPr>
+          <w:rFonts w:ascii="Times New Roman" w:hAnsi="Times New Roman" w:cs="Times New Roman"/>
+        </w:rPr>
+        <w:t>1.bench</w:t>
+      </w:r>
+      <w:proofErr w:type="gramEnd"/>
+      <w:r>
+        <w:rPr>
+          <w:rFonts w:ascii="Times New Roman" w:hAnsi="Times New Roman" w:cs="Times New Roman"/>
+        </w:rPr>
+        <w:t>.local   Up 7 hours   0.0.0.0:7050-&gt;7050/</w:t>
+      </w:r>
+      <w:proofErr w:type="spellStart"/>
+      <w:r>
+        <w:rPr>
+          <w:rFonts w:ascii="Times New Roman" w:hAnsi="Times New Roman" w:cs="Times New Roman"/>
+        </w:rPr>
+        <w:t>tcp</w:t>
+      </w:r>
+      <w:proofErr w:type="spellEnd"/>
+      <w:proofErr w:type="gramStart"/>
+      <w:r>
+        <w:rPr>
+          <w:rFonts w:ascii="Times New Roman" w:hAnsi="Times New Roman" w:cs="Times New Roman"/>
+        </w:rPr>
+        <w:t>, :</w:t>
+      </w:r>
+      <w:proofErr w:type="gramEnd"/>
+      <w:r>
+        <w:rPr>
+          <w:rFonts w:ascii="Times New Roman" w:hAnsi="Times New Roman" w:cs="Times New Roman"/>
+        </w:rPr>
+        <w:t>::7050-&gt;7050/</w:t>
+      </w:r>
+      <w:proofErr w:type="spellStart"/>
+      <w:r>
+        <w:rPr>
+          <w:rFonts w:ascii="Times New Roman" w:hAnsi="Times New Roman" w:cs="Times New Roman"/>
+        </w:rPr>
+        <w:t>tcp</w:t>
+      </w:r>
+      <w:proofErr w:type="spellEnd"/>
+      <w:r>
+        <w:rPr>
+          <w:rFonts w:ascii="Times New Roman" w:hAnsi="Times New Roman" w:cs="Times New Roman"/>
+        </w:rPr>
+        <w:t>, 0.0.0.0:7443-&gt;9443/</w:t>
+      </w:r>
+      <w:proofErr w:type="spellStart"/>
+      <w:r>
+        <w:rPr>
+          <w:rFonts w:ascii="Times New Roman" w:hAnsi="Times New Roman" w:cs="Times New Roman"/>
+        </w:rPr>
+        <w:t>tcp</w:t>
+      </w:r>
+      <w:proofErr w:type="spellEnd"/>
+      <w:r>
+        <w:rPr>
+          <w:rFonts w:ascii="Times New Roman" w:hAnsi="Times New Roman" w:cs="Times New Roman"/>
+        </w:rPr>
+        <w:t xml:space="preserve">, </w:t>
+      </w:r>
+      <w:proofErr w:type="gramStart"/>
+      <w:r>
+        <w:rPr>
+          <w:rFonts w:ascii="Times New Roman" w:hAnsi="Times New Roman" w:cs="Times New Roman"/>
+        </w:rPr>
+        <w:t>[::</w:t>
+      </w:r>
+      <w:proofErr w:type="gramEnd"/>
+      <w:r>
+        <w:rPr>
+          <w:rFonts w:ascii="Times New Roman" w:hAnsi="Times New Roman" w:cs="Times New Roman"/>
+        </w:rPr>
+        <w:t>]:7443-&gt;9443/</w:t>
+      </w:r>
+      <w:proofErr w:type="spellStart"/>
+      <w:r>
+        <w:rPr>
+          <w:rFonts w:ascii="Times New Roman" w:hAnsi="Times New Roman" w:cs="Times New Roman"/>
+        </w:rPr>
+        <w:t>tcp</w:t>
+      </w:r>
+      <w:proofErr w:type="spellEnd"/>
+    </w:p>
+    <w:p>
+      <w:pPr>
+        <w:rPr>
+          <w:rFonts w:ascii="Times New Roman" w:hAnsi="Times New Roman" w:cs="Times New Roman"/>
+        </w:rPr>
+      </w:pPr>
+      <w:proofErr w:type="spellStart"/>
+      <w:r>
+        <w:rPr>
+          <w:rFonts w:ascii="Times New Roman" w:hAnsi="Times New Roman" w:cs="Times New Roman"/>
+        </w:rPr>
+        <w:t>ubuntu@Himanshu-</w:t>
+      </w:r>
+      <w:proofErr w:type="gramStart"/>
+      <w:r>
+        <w:rPr>
+          <w:rFonts w:ascii="Times New Roman" w:hAnsi="Times New Roman" w:cs="Times New Roman"/>
+        </w:rPr>
+        <w:t>Sharma</w:t>
+      </w:r>
+      <w:proofErr w:type="spellEnd"/>
+      <w:r>
+        <w:rPr>
+          <w:rFonts w:ascii="Times New Roman" w:hAnsi="Times New Roman" w:cs="Times New Roman"/>
+        </w:rPr>
+        <w:t>:~</w:t>
+      </w:r>
+      <w:proofErr w:type="gramEnd"/>
+      <w:r>
+        <w:rPr>
+          <w:rFonts w:ascii="Times New Roman" w:hAnsi="Times New Roman" w:cs="Times New Roman"/>
+        </w:rPr>
+        <w:t>/fab-election-bench/node-</w:t>
+      </w:r>
+      <w:proofErr w:type="spellStart"/>
+      <w:r>
+        <w:rPr>
+          <w:rFonts w:ascii="Times New Roman" w:hAnsi="Times New Roman" w:cs="Times New Roman"/>
+        </w:rPr>
+        <w:t>bft</w:t>
+      </w:r>
+      <w:proofErr w:type="spellEnd"/>
+      <w:r>
+        <w:rPr>
+          <w:rFonts w:ascii="Times New Roman" w:hAnsi="Times New Roman" w:cs="Times New Roman"/>
+        </w:rPr>
+        <w:t>-client$ MAX_CONCURRENCY=2048 TX=50000 LOAD=4000 node recordvote-client.js</w:t>
+      </w:r>
+    </w:p>
+    <w:p>
+      <w:pPr>
+        <w:rPr>
+          <w:rFonts w:ascii="Times New Roman" w:hAnsi="Times New Roman" w:cs="Times New Roman"/>
+        </w:rPr>
+      </w:pPr>
+      <w:r>
+        <w:rPr>
+          <w:rFonts w:ascii="Times New Roman" w:hAnsi="Times New Roman" w:cs="Times New Roman"/>
+        </w:rPr>
         <w:t>Loaded voters=2326, candidates=1478, booths=905</w:t>
       </w:r>
     </w:p>
-    <w:p/>
-    <w:p>
-      <w:r>
-        <w:t>=== Round env_tx50000_load4000: tx=50000, targetLoad=4000, concurrency=2048 ===</w:t>
-      </w:r>
-    </w:p>
-    <w:p>
-      <w:r>
-        <w:t>2025-11-29T11:07:45.204Z - error: [Transaction]: submit[RecordVote] - Failed to commit transaction %189a0578a5292c8511cf683a52caa812e69406529b84d5628d1476c0c3a97378, orderer response status: SERVICE_UNAVAILABLE</w:t>
-      </w:r>
-    </w:p>
-    <w:p>
-      <w:r>
-        <w:t>[ERR] first failure at tx#1083: Failed to commit transaction %189a0578a5292c8511cf683a52caa812e69406529b84d5628d1476c0c3a97378, orderer response status: SERVICE_UNAVAILABLE</w:t>
-      </w:r>
-    </w:p>
-    <w:p>
-      <w:r>
+    <w:p>
+      <w:pPr>
+        <w:rPr>
+          <w:rFonts w:ascii="Times New Roman" w:hAnsi="Times New Roman" w:cs="Times New Roman"/>
+        </w:rPr>
+      </w:pPr>
+    </w:p>
+    <w:p>
+      <w:pPr>
+        <w:jc w:val="both"/>
+        <w:rPr>
+          <w:rFonts w:ascii="Times New Roman" w:hAnsi="Times New Roman" w:cs="Times New Roman"/>
+          <w:i/>
+          <w:iCs/>
+        </w:rPr>
+      </w:pPr>
+      <w:r>
+        <w:rPr>
+          <w:rFonts w:ascii="Times New Roman" w:hAnsi="Times New Roman" w:cs="Times New Roman"/>
+          <w:i/>
+          <w:iCs/>
+        </w:rPr>
         <w:lastRenderedPageBreak/>
-        <w:t>2025-11-29T11:07:45.216Z - error: [Transaction]: submit[RecordVote] - Failed to commit transaction %17ed4da24cbf61f1e11578564c8e741d71b789ea1a400a59094b877e2eb9eb29, orderer response status: SERVICE_UNAVAILABLE</w:t>
-      </w:r>
-    </w:p>
-    <w:p>
-      <w:r>
-        <w:t>2025-11-29T11:07:45.218Z - error: [Transaction]: submit[RecordVote] - Failed to commit transaction %f802a09d0bd7f5e3420952bd3c5830780dcd4f74465dab2f35328f154d1372e8, orderer response status: SERVICE_UNAVAILABLE</w:t>
-      </w:r>
-    </w:p>
-    <w:p>
-      <w:r>
-        <w:t>2025-11-29T11:07:45.220Z - error: [Transaction]: submit[RecordVote] - Failed to commit transaction %2ebe3b6cd9c22532c95ca30f68a955e139b0a143c85a80983edff561483e39b0, orderer response status: SERVICE_UNAVAILABLE</w:t>
-      </w:r>
-    </w:p>
-    <w:p>
-      <w:r>
-        <w:t>2025-11-29T11:07:45.222Z - error: [Transaction]: submit[RecordVote] - Failed to commit transaction %ba852249a2c46e076d1a46dc2e0a7bc35474b7f6261a2c568095b0bcc0b671f3, orderer response status: SERVICE_UNAVAILABLE</w:t>
-      </w:r>
-    </w:p>
-    <w:p>
-      <w:r>
-        <w:t>2025-11-29T11:07:45.226Z - error: [Transaction]: submit[RecordVote] - Failed to commit transaction %efa75115fb58a43bd435740c6930423445a879b6d948b8bb75ec6eabe514400c, orderer response status: SERVICE_UNAVAILABLE</w:t>
-      </w:r>
-    </w:p>
-    <w:p>
-      <w:r>
-        <w:t>2025-11-29T11:07:45.227Z - error: [Transaction]: submit[RecordVote] - Failed to commit transaction %e48103ead1578b595e05ea1304d6f37a1ff2bd8cb34da6ce87d0df8ccb0f5ec1, orderer response status: SERVICE_UNAVAILABLE</w:t>
-      </w:r>
-    </w:p>
-    <w:p>
-      <w:r>
-        <w:t>2025-11-29T11:07:45.231Z - error: [Transaction]: submit[RecordVote] - Failed to commit transaction %75c6ed0af4258a30b98180de41df4daecd7568da284ccfa225797847a9ce6134, orderer response status: SERVICE_UNAVAILABLE</w:t>
-      </w:r>
-    </w:p>
-    <w:p>
-      <w:r>
-        <w:t>2025-11-29T11:07:45.235Z - error: [Transaction]: submit[RecordVote] - Failed to commit transaction %05266d9724d50ee84bdd875ab8116aa22c9bf7b6c286a7764a48c8c68cd4c11b, orderer response status: SERVICE_UNAVAILABLE</w:t>
-      </w:r>
-    </w:p>
-    <w:p>
-      <w:r>
-        <w:t>2025-11-29T11:07:45.238Z - error: [Transaction]: submit[RecordVote] - Failed to commit transaction %7535e4c33338fffb1cb7483ad9faab1c1fc02496cc05fab4bfa3ebc32a1b22bc, orderer response status: SERVICE_UNAVAILABLE</w:t>
-      </w:r>
-    </w:p>
-    <w:p>
-      <w:r>
-        <w:t>2025-11-29T11:07:45.240Z - error: [Transaction]: submit[RecordVote] - Failed to commit transaction %2f67edfaccd099339acbef29fefa01e4e0a8509634abbf0352a20150b41a309b, orderer response status: SERVICE_UNAVAILABLE</w:t>
-      </w:r>
-    </w:p>
-    <w:p>
-      <w:r>
-        <w:t>2025-11-29T11:07:45.242Z - error: [Transaction]: submit[RecordVote] - Failed to commit transaction %39060401d228c2f952705f6bbd948c4fcd3b90930a431ebc88429e9e63cb7f67, orderer response status: SERVICE_UNAVAILABLE</w:t>
-      </w:r>
-    </w:p>
-    <w:p>
-      <w:r>
-        <w:t>2025-11-29T11:07:45.243Z - error: [Transaction]: submit[RecordVote] - Failed to commit transaction %9415fc5dfd996ad0b1d46ee1464f198738b884d53bfcedc182dd08529c825693, orderer response status: SERVICE_UNAVAILABLE</w:t>
-      </w:r>
-    </w:p>
-    <w:p>
-      <w:r>
-        <w:t>2025-11-29T11:07:45.245Z - error: [Transaction]: submit[RecordVote] - Failed to commit transaction %9b8e0d0e92d1bff59815cd8593935b320936bbd28f23d28f3514f76ef9fcc53c, orderer response status: SERVICE_UNAVAILABLE</w:t>
-      </w:r>
-    </w:p>
-    <w:p>
-      <w:r>
+        <w:t>This block captures commit-path failures returned by the client when the ordering service can no longer provide normal transaction ordering and commit acknowledgement. The repeated SERVICE_UNAVAILABLE responses indicate loss of effective ordering availability rather than simple client-side overload.</w:t>
+      </w:r>
+    </w:p>
+    <w:p>
+      <w:pPr>
+        <w:rPr>
+          <w:rFonts w:ascii="Times New Roman" w:hAnsi="Times New Roman" w:cs="Times New Roman"/>
+        </w:rPr>
+      </w:pPr>
+      <w:r>
+        <w:rPr>
+          <w:rFonts w:ascii="Times New Roman" w:hAnsi="Times New Roman" w:cs="Times New Roman"/>
+        </w:rPr>
+        <w:t xml:space="preserve">=== Round env_tx50000_load4000: </w:t>
+      </w:r>
+      <w:proofErr w:type="spellStart"/>
+      <w:r>
+        <w:rPr>
+          <w:rFonts w:ascii="Times New Roman" w:hAnsi="Times New Roman" w:cs="Times New Roman"/>
+        </w:rPr>
+        <w:t>tx</w:t>
+      </w:r>
+      <w:proofErr w:type="spellEnd"/>
+      <w:r>
+        <w:rPr>
+          <w:rFonts w:ascii="Times New Roman" w:hAnsi="Times New Roman" w:cs="Times New Roman"/>
+        </w:rPr>
+        <w:t xml:space="preserve">=50000, </w:t>
+      </w:r>
+      <w:proofErr w:type="spellStart"/>
+      <w:r>
+        <w:rPr>
+          <w:rFonts w:ascii="Times New Roman" w:hAnsi="Times New Roman" w:cs="Times New Roman"/>
+        </w:rPr>
+        <w:t>targetLoad</w:t>
+      </w:r>
+      <w:proofErr w:type="spellEnd"/>
+      <w:r>
+        <w:rPr>
+          <w:rFonts w:ascii="Times New Roman" w:hAnsi="Times New Roman" w:cs="Times New Roman"/>
+        </w:rPr>
+        <w:t>=4000, concurrency=2048 ===</w:t>
+      </w:r>
+    </w:p>
+    <w:p>
+      <w:pPr>
+        <w:rPr>
+          <w:rFonts w:ascii="Times New Roman" w:hAnsi="Times New Roman" w:cs="Times New Roman"/>
+        </w:rPr>
+      </w:pPr>
+      <w:r>
+        <w:rPr>
+          <w:rFonts w:ascii="Times New Roman" w:hAnsi="Times New Roman" w:cs="Times New Roman"/>
+        </w:rPr>
+        <w:t xml:space="preserve">2025-11-29T11:07:45.204Z - error: [Transaction]: </w:t>
+      </w:r>
+      <w:proofErr w:type="gramStart"/>
+      <w:r>
+        <w:rPr>
+          <w:rFonts w:ascii="Times New Roman" w:hAnsi="Times New Roman" w:cs="Times New Roman"/>
+        </w:rPr>
+        <w:t>submit[</w:t>
+      </w:r>
+      <w:proofErr w:type="spellStart"/>
+      <w:proofErr w:type="gramEnd"/>
+      <w:r>
+        <w:rPr>
+          <w:rFonts w:ascii="Times New Roman" w:hAnsi="Times New Roman" w:cs="Times New Roman"/>
+        </w:rPr>
+        <w:t>RecordVote</w:t>
+      </w:r>
+      <w:proofErr w:type="spellEnd"/>
+      <w:r>
+        <w:rPr>
+          <w:rFonts w:ascii="Times New Roman" w:hAnsi="Times New Roman" w:cs="Times New Roman"/>
+        </w:rPr>
+        <w:t xml:space="preserve">] - Failed to commit transaction %189a0578a5292c8511cf683a52caa812e69406529b84d5628d1476c0c3a97378, </w:t>
+      </w:r>
+      <w:proofErr w:type="spellStart"/>
+      <w:r>
+        <w:rPr>
+          <w:rFonts w:ascii="Times New Roman" w:hAnsi="Times New Roman" w:cs="Times New Roman"/>
+        </w:rPr>
+        <w:t>orderer</w:t>
+      </w:r>
+      <w:proofErr w:type="spellEnd"/>
+      <w:r>
+        <w:rPr>
+          <w:rFonts w:ascii="Times New Roman" w:hAnsi="Times New Roman" w:cs="Times New Roman"/>
+        </w:rPr>
+        <w:t xml:space="preserve"> response status: SERVICE_UNAVAILABLE</w:t>
+      </w:r>
+    </w:p>
+    <w:p>
+      <w:pPr>
+        <w:rPr>
+          <w:rFonts w:ascii="Times New Roman" w:hAnsi="Times New Roman" w:cs="Times New Roman"/>
+        </w:rPr>
+      </w:pPr>
+      <w:r>
+        <w:rPr>
+          <w:rFonts w:ascii="Times New Roman" w:hAnsi="Times New Roman" w:cs="Times New Roman"/>
+        </w:rPr>
+        <w:t xml:space="preserve">[ERR] first failure at tx#1083: Failed to commit transaction %189a0578a5292c8511cf683a52caa812e69406529b84d5628d1476c0c3a97378, </w:t>
+      </w:r>
+      <w:proofErr w:type="spellStart"/>
+      <w:r>
+        <w:rPr>
+          <w:rFonts w:ascii="Times New Roman" w:hAnsi="Times New Roman" w:cs="Times New Roman"/>
+        </w:rPr>
+        <w:t>orderer</w:t>
+      </w:r>
+      <w:proofErr w:type="spellEnd"/>
+      <w:r>
+        <w:rPr>
+          <w:rFonts w:ascii="Times New Roman" w:hAnsi="Times New Roman" w:cs="Times New Roman"/>
+        </w:rPr>
+        <w:t xml:space="preserve"> response status: SERVICE_UNAVAILABLE</w:t>
+      </w:r>
+    </w:p>
+    <w:p>
+      <w:pPr>
+        <w:rPr>
+          <w:rFonts w:ascii="Times New Roman" w:hAnsi="Times New Roman" w:cs="Times New Roman"/>
+        </w:rPr>
+      </w:pPr>
+      <w:r>
+        <w:rPr>
+          <w:rFonts w:ascii="Times New Roman" w:hAnsi="Times New Roman" w:cs="Times New Roman"/>
+        </w:rPr>
+        <w:t xml:space="preserve">2025-11-29T11:07:45.216Z - error: [Transaction]: </w:t>
+      </w:r>
+      <w:proofErr w:type="gramStart"/>
+      <w:r>
+        <w:rPr>
+          <w:rFonts w:ascii="Times New Roman" w:hAnsi="Times New Roman" w:cs="Times New Roman"/>
+        </w:rPr>
+        <w:t>submit[</w:t>
+      </w:r>
+      <w:proofErr w:type="spellStart"/>
+      <w:proofErr w:type="gramEnd"/>
+      <w:r>
+        <w:rPr>
+          <w:rFonts w:ascii="Times New Roman" w:hAnsi="Times New Roman" w:cs="Times New Roman"/>
+        </w:rPr>
+        <w:t>RecordVote</w:t>
+      </w:r>
+      <w:proofErr w:type="spellEnd"/>
+      <w:r>
+        <w:rPr>
+          <w:rFonts w:ascii="Times New Roman" w:hAnsi="Times New Roman" w:cs="Times New Roman"/>
+        </w:rPr>
+        <w:t xml:space="preserve">] - Failed to commit transaction %17ed4da24cbf61f1e11578564c8e741d71b789ea1a400a59094b877e2eb9eb29, </w:t>
+      </w:r>
+      <w:proofErr w:type="spellStart"/>
+      <w:r>
+        <w:rPr>
+          <w:rFonts w:ascii="Times New Roman" w:hAnsi="Times New Roman" w:cs="Times New Roman"/>
+        </w:rPr>
+        <w:t>orderer</w:t>
+      </w:r>
+      <w:proofErr w:type="spellEnd"/>
+      <w:r>
+        <w:rPr>
+          <w:rFonts w:ascii="Times New Roman" w:hAnsi="Times New Roman" w:cs="Times New Roman"/>
+        </w:rPr>
+        <w:t xml:space="preserve"> response status: SERVICE_UNAVAILABLE</w:t>
+      </w:r>
+    </w:p>
+    <w:p>
+      <w:pPr>
+        <w:rPr>
+          <w:rFonts w:ascii="Times New Roman" w:hAnsi="Times New Roman" w:cs="Times New Roman"/>
+        </w:rPr>
+      </w:pPr>
+      <w:r>
+        <w:rPr>
+          <w:rFonts w:ascii="Times New Roman" w:hAnsi="Times New Roman" w:cs="Times New Roman"/>
+        </w:rPr>
+        <w:t xml:space="preserve">2025-11-29T11:07:45.218Z - error: [Transaction]: </w:t>
+      </w:r>
+      <w:proofErr w:type="gramStart"/>
+      <w:r>
+        <w:rPr>
+          <w:rFonts w:ascii="Times New Roman" w:hAnsi="Times New Roman" w:cs="Times New Roman"/>
+        </w:rPr>
+        <w:t>submit[</w:t>
+      </w:r>
+      <w:proofErr w:type="spellStart"/>
+      <w:proofErr w:type="gramEnd"/>
+      <w:r>
+        <w:rPr>
+          <w:rFonts w:ascii="Times New Roman" w:hAnsi="Times New Roman" w:cs="Times New Roman"/>
+        </w:rPr>
+        <w:t>RecordVote</w:t>
+      </w:r>
+      <w:proofErr w:type="spellEnd"/>
+      <w:r>
+        <w:rPr>
+          <w:rFonts w:ascii="Times New Roman" w:hAnsi="Times New Roman" w:cs="Times New Roman"/>
+        </w:rPr>
+        <w:t xml:space="preserve">] - Failed to commit transaction %f802a09d0bd7f5e3420952bd3c5830780dcd4f74465dab2f35328f154d1372e8, </w:t>
+      </w:r>
+      <w:proofErr w:type="spellStart"/>
+      <w:r>
+        <w:rPr>
+          <w:rFonts w:ascii="Times New Roman" w:hAnsi="Times New Roman" w:cs="Times New Roman"/>
+        </w:rPr>
+        <w:t>orderer</w:t>
+      </w:r>
+      <w:proofErr w:type="spellEnd"/>
+      <w:r>
+        <w:rPr>
+          <w:rFonts w:ascii="Times New Roman" w:hAnsi="Times New Roman" w:cs="Times New Roman"/>
+        </w:rPr>
+        <w:t xml:space="preserve"> response status: SERVICE_UNAVAILABLE</w:t>
+      </w:r>
+    </w:p>
+    <w:p>
+      <w:pPr>
+        <w:rPr>
+          <w:rFonts w:ascii="Times New Roman" w:hAnsi="Times New Roman" w:cs="Times New Roman"/>
+        </w:rPr>
+      </w:pPr>
+      <w:r>
+        <w:rPr>
+          <w:rFonts w:ascii="Times New Roman" w:hAnsi="Times New Roman" w:cs="Times New Roman"/>
+        </w:rPr>
+        <w:t xml:space="preserve">2025-11-29T11:07:45.220Z - error: [Transaction]: </w:t>
+      </w:r>
+      <w:proofErr w:type="gramStart"/>
+      <w:r>
+        <w:rPr>
+          <w:rFonts w:ascii="Times New Roman" w:hAnsi="Times New Roman" w:cs="Times New Roman"/>
+        </w:rPr>
+        <w:t>submit[</w:t>
+      </w:r>
+      <w:proofErr w:type="spellStart"/>
+      <w:proofErr w:type="gramEnd"/>
+      <w:r>
+        <w:rPr>
+          <w:rFonts w:ascii="Times New Roman" w:hAnsi="Times New Roman" w:cs="Times New Roman"/>
+        </w:rPr>
+        <w:t>RecordVote</w:t>
+      </w:r>
+      <w:proofErr w:type="spellEnd"/>
+      <w:r>
+        <w:rPr>
+          <w:rFonts w:ascii="Times New Roman" w:hAnsi="Times New Roman" w:cs="Times New Roman"/>
+        </w:rPr>
+        <w:t xml:space="preserve">] - Failed to commit transaction %2ebe3b6cd9c22532c95ca30f68a955e139b0a143c85a80983edff561483e39b0, </w:t>
+      </w:r>
+      <w:proofErr w:type="spellStart"/>
+      <w:r>
+        <w:rPr>
+          <w:rFonts w:ascii="Times New Roman" w:hAnsi="Times New Roman" w:cs="Times New Roman"/>
+        </w:rPr>
+        <w:t>orderer</w:t>
+      </w:r>
+      <w:proofErr w:type="spellEnd"/>
+      <w:r>
+        <w:rPr>
+          <w:rFonts w:ascii="Times New Roman" w:hAnsi="Times New Roman" w:cs="Times New Roman"/>
+        </w:rPr>
+        <w:t xml:space="preserve"> response status: SERVICE_UNAVAILABLE</w:t>
+      </w:r>
+    </w:p>
+    <w:p>
+      <w:pPr>
+        <w:rPr>
+          <w:rFonts w:ascii="Times New Roman" w:hAnsi="Times New Roman" w:cs="Times New Roman"/>
+        </w:rPr>
+      </w:pPr>
+      <w:r>
+        <w:rPr>
+          <w:rFonts w:ascii="Times New Roman" w:hAnsi="Times New Roman" w:cs="Times New Roman"/>
+        </w:rPr>
+        <w:t xml:space="preserve">2025-11-29T11:07:45.222Z - error: [Transaction]: </w:t>
+      </w:r>
+      <w:proofErr w:type="gramStart"/>
+      <w:r>
+        <w:rPr>
+          <w:rFonts w:ascii="Times New Roman" w:hAnsi="Times New Roman" w:cs="Times New Roman"/>
+        </w:rPr>
+        <w:t>submit[</w:t>
+      </w:r>
+      <w:proofErr w:type="spellStart"/>
+      <w:proofErr w:type="gramEnd"/>
+      <w:r>
+        <w:rPr>
+          <w:rFonts w:ascii="Times New Roman" w:hAnsi="Times New Roman" w:cs="Times New Roman"/>
+        </w:rPr>
+        <w:t>RecordVote</w:t>
+      </w:r>
+      <w:proofErr w:type="spellEnd"/>
+      <w:r>
+        <w:rPr>
+          <w:rFonts w:ascii="Times New Roman" w:hAnsi="Times New Roman" w:cs="Times New Roman"/>
+        </w:rPr>
+        <w:t xml:space="preserve">] - Failed to commit transaction %ba852249a2c46e076d1a46dc2e0a7bc35474b7f6261a2c568095b0bcc0b671f3, </w:t>
+      </w:r>
+      <w:proofErr w:type="spellStart"/>
+      <w:r>
+        <w:rPr>
+          <w:rFonts w:ascii="Times New Roman" w:hAnsi="Times New Roman" w:cs="Times New Roman"/>
+        </w:rPr>
+        <w:t>orderer</w:t>
+      </w:r>
+      <w:proofErr w:type="spellEnd"/>
+      <w:r>
+        <w:rPr>
+          <w:rFonts w:ascii="Times New Roman" w:hAnsi="Times New Roman" w:cs="Times New Roman"/>
+        </w:rPr>
+        <w:t xml:space="preserve"> response status: SERVICE_UNAVAILABLE</w:t>
+      </w:r>
+    </w:p>
+    <w:p>
+      <w:pPr>
+        <w:rPr>
+          <w:rFonts w:ascii="Times New Roman" w:hAnsi="Times New Roman" w:cs="Times New Roman"/>
+        </w:rPr>
+      </w:pPr>
+      <w:r>
+        <w:rPr>
+          <w:rFonts w:ascii="Times New Roman" w:hAnsi="Times New Roman" w:cs="Times New Roman"/>
+        </w:rPr>
+        <w:t xml:space="preserve">2025-11-29T11:07:45.226Z - error: [Transaction]: </w:t>
+      </w:r>
+      <w:proofErr w:type="gramStart"/>
+      <w:r>
+        <w:rPr>
+          <w:rFonts w:ascii="Times New Roman" w:hAnsi="Times New Roman" w:cs="Times New Roman"/>
+        </w:rPr>
+        <w:t>submit[</w:t>
+      </w:r>
+      <w:proofErr w:type="spellStart"/>
+      <w:proofErr w:type="gramEnd"/>
+      <w:r>
+        <w:rPr>
+          <w:rFonts w:ascii="Times New Roman" w:hAnsi="Times New Roman" w:cs="Times New Roman"/>
+        </w:rPr>
+        <w:t>RecordVote</w:t>
+      </w:r>
+      <w:proofErr w:type="spellEnd"/>
+      <w:r>
+        <w:rPr>
+          <w:rFonts w:ascii="Times New Roman" w:hAnsi="Times New Roman" w:cs="Times New Roman"/>
+        </w:rPr>
+        <w:t xml:space="preserve">] - Failed to commit transaction %efa75115fb58a43bd435740c6930423445a879b6d948b8bb75ec6eabe514400c, </w:t>
+      </w:r>
+      <w:proofErr w:type="spellStart"/>
+      <w:r>
+        <w:rPr>
+          <w:rFonts w:ascii="Times New Roman" w:hAnsi="Times New Roman" w:cs="Times New Roman"/>
+        </w:rPr>
+        <w:t>orderer</w:t>
+      </w:r>
+      <w:proofErr w:type="spellEnd"/>
+      <w:r>
+        <w:rPr>
+          <w:rFonts w:ascii="Times New Roman" w:hAnsi="Times New Roman" w:cs="Times New Roman"/>
+        </w:rPr>
+        <w:t xml:space="preserve"> response status: SERVICE_UNAVAILABLE</w:t>
+      </w:r>
+    </w:p>
+    <w:p>
+      <w:pPr>
+        <w:rPr>
+          <w:rFonts w:ascii="Times New Roman" w:hAnsi="Times New Roman" w:cs="Times New Roman"/>
+        </w:rPr>
+      </w:pPr>
+      <w:r>
+        <w:rPr>
+          <w:rFonts w:ascii="Times New Roman" w:hAnsi="Times New Roman" w:cs="Times New Roman"/>
+        </w:rPr>
+        <w:t xml:space="preserve">2025-11-29T11:07:45.227Z - error: [Transaction]: </w:t>
+      </w:r>
+      <w:proofErr w:type="gramStart"/>
+      <w:r>
+        <w:rPr>
+          <w:rFonts w:ascii="Times New Roman" w:hAnsi="Times New Roman" w:cs="Times New Roman"/>
+        </w:rPr>
+        <w:t>submit[</w:t>
+      </w:r>
+      <w:proofErr w:type="spellStart"/>
+      <w:proofErr w:type="gramEnd"/>
+      <w:r>
+        <w:rPr>
+          <w:rFonts w:ascii="Times New Roman" w:hAnsi="Times New Roman" w:cs="Times New Roman"/>
+        </w:rPr>
+        <w:t>RecordVote</w:t>
+      </w:r>
+      <w:proofErr w:type="spellEnd"/>
+      <w:r>
+        <w:rPr>
+          <w:rFonts w:ascii="Times New Roman" w:hAnsi="Times New Roman" w:cs="Times New Roman"/>
+        </w:rPr>
+        <w:t xml:space="preserve">] - Failed to commit transaction %e48103ead1578b595e05ea1304d6f37a1ff2bd8cb34da6ce87d0df8ccb0f5ec1, </w:t>
+      </w:r>
+      <w:proofErr w:type="spellStart"/>
+      <w:r>
+        <w:rPr>
+          <w:rFonts w:ascii="Times New Roman" w:hAnsi="Times New Roman" w:cs="Times New Roman"/>
+        </w:rPr>
+        <w:t>orderer</w:t>
+      </w:r>
+      <w:proofErr w:type="spellEnd"/>
+      <w:r>
+        <w:rPr>
+          <w:rFonts w:ascii="Times New Roman" w:hAnsi="Times New Roman" w:cs="Times New Roman"/>
+        </w:rPr>
+        <w:t xml:space="preserve"> response status: SERVICE_UNAVAILABLE</w:t>
+      </w:r>
+    </w:p>
+    <w:p>
+      <w:pPr>
+        <w:rPr>
+          <w:rFonts w:ascii="Times New Roman" w:hAnsi="Times New Roman" w:cs="Times New Roman"/>
+        </w:rPr>
+      </w:pPr>
+      <w:r>
+        <w:rPr>
+          <w:rFonts w:ascii="Times New Roman" w:hAnsi="Times New Roman" w:cs="Times New Roman"/>
+        </w:rPr>
+        <w:t xml:space="preserve">2025-11-29T11:07:45.231Z - error: [Transaction]: </w:t>
+      </w:r>
+      <w:proofErr w:type="gramStart"/>
+      <w:r>
+        <w:rPr>
+          <w:rFonts w:ascii="Times New Roman" w:hAnsi="Times New Roman" w:cs="Times New Roman"/>
+        </w:rPr>
+        <w:t>submit[</w:t>
+      </w:r>
+      <w:proofErr w:type="spellStart"/>
+      <w:proofErr w:type="gramEnd"/>
+      <w:r>
+        <w:rPr>
+          <w:rFonts w:ascii="Times New Roman" w:hAnsi="Times New Roman" w:cs="Times New Roman"/>
+        </w:rPr>
+        <w:t>RecordVote</w:t>
+      </w:r>
+      <w:proofErr w:type="spellEnd"/>
+      <w:r>
+        <w:rPr>
+          <w:rFonts w:ascii="Times New Roman" w:hAnsi="Times New Roman" w:cs="Times New Roman"/>
+        </w:rPr>
+        <w:t xml:space="preserve">] - Failed to commit transaction %75c6ed0af4258a30b98180de41df4daecd7568da284ccfa225797847a9ce6134, </w:t>
+      </w:r>
+      <w:proofErr w:type="spellStart"/>
+      <w:r>
+        <w:rPr>
+          <w:rFonts w:ascii="Times New Roman" w:hAnsi="Times New Roman" w:cs="Times New Roman"/>
+        </w:rPr>
+        <w:t>orderer</w:t>
+      </w:r>
+      <w:proofErr w:type="spellEnd"/>
+      <w:r>
+        <w:rPr>
+          <w:rFonts w:ascii="Times New Roman" w:hAnsi="Times New Roman" w:cs="Times New Roman"/>
+        </w:rPr>
+        <w:t xml:space="preserve"> response status: SERVICE_UNAVAILABLE</w:t>
+      </w:r>
+    </w:p>
+    <w:p>
+      <w:pPr>
+        <w:rPr>
+          <w:rFonts w:ascii="Times New Roman" w:hAnsi="Times New Roman" w:cs="Times New Roman"/>
+        </w:rPr>
+      </w:pPr>
+      <w:r>
+        <w:rPr>
+          <w:rFonts w:ascii="Times New Roman" w:hAnsi="Times New Roman" w:cs="Times New Roman"/>
+        </w:rPr>
+        <w:t xml:space="preserve">2025-11-29T11:07:45.235Z - error: [Transaction]: </w:t>
+      </w:r>
+      <w:proofErr w:type="gramStart"/>
+      <w:r>
+        <w:rPr>
+          <w:rFonts w:ascii="Times New Roman" w:hAnsi="Times New Roman" w:cs="Times New Roman"/>
+        </w:rPr>
+        <w:t>submit[</w:t>
+      </w:r>
+      <w:proofErr w:type="spellStart"/>
+      <w:proofErr w:type="gramEnd"/>
+      <w:r>
+        <w:rPr>
+          <w:rFonts w:ascii="Times New Roman" w:hAnsi="Times New Roman" w:cs="Times New Roman"/>
+        </w:rPr>
+        <w:t>RecordVote</w:t>
+      </w:r>
+      <w:proofErr w:type="spellEnd"/>
+      <w:r>
+        <w:rPr>
+          <w:rFonts w:ascii="Times New Roman" w:hAnsi="Times New Roman" w:cs="Times New Roman"/>
+        </w:rPr>
+        <w:t xml:space="preserve">] - Failed to commit transaction %05266d9724d50ee84bdd875ab8116aa22c9bf7b6c286a7764a48c8c68cd4c11b, </w:t>
+      </w:r>
+      <w:proofErr w:type="spellStart"/>
+      <w:r>
+        <w:rPr>
+          <w:rFonts w:ascii="Times New Roman" w:hAnsi="Times New Roman" w:cs="Times New Roman"/>
+        </w:rPr>
+        <w:t>orderer</w:t>
+      </w:r>
+      <w:proofErr w:type="spellEnd"/>
+      <w:r>
+        <w:rPr>
+          <w:rFonts w:ascii="Times New Roman" w:hAnsi="Times New Roman" w:cs="Times New Roman"/>
+        </w:rPr>
+        <w:t xml:space="preserve"> response status: SERVICE_UNAVAILABLE</w:t>
+      </w:r>
+    </w:p>
+    <w:p>
+      <w:pPr>
+        <w:rPr>
+          <w:rFonts w:ascii="Times New Roman" w:hAnsi="Times New Roman" w:cs="Times New Roman"/>
+        </w:rPr>
+      </w:pPr>
+      <w:r>
+        <w:rPr>
+          <w:rFonts w:ascii="Times New Roman" w:hAnsi="Times New Roman" w:cs="Times New Roman"/>
+        </w:rPr>
+        <w:t xml:space="preserve">2025-11-29T11:07:45.238Z - error: [Transaction]: </w:t>
+      </w:r>
+      <w:proofErr w:type="gramStart"/>
+      <w:r>
+        <w:rPr>
+          <w:rFonts w:ascii="Times New Roman" w:hAnsi="Times New Roman" w:cs="Times New Roman"/>
+        </w:rPr>
+        <w:t>submit[</w:t>
+      </w:r>
+      <w:proofErr w:type="spellStart"/>
+      <w:proofErr w:type="gramEnd"/>
+      <w:r>
+        <w:rPr>
+          <w:rFonts w:ascii="Times New Roman" w:hAnsi="Times New Roman" w:cs="Times New Roman"/>
+        </w:rPr>
+        <w:t>RecordVote</w:t>
+      </w:r>
+      <w:proofErr w:type="spellEnd"/>
+      <w:r>
+        <w:rPr>
+          <w:rFonts w:ascii="Times New Roman" w:hAnsi="Times New Roman" w:cs="Times New Roman"/>
+        </w:rPr>
+        <w:t xml:space="preserve">] - Failed to commit transaction %7535e4c33338fffb1cb7483ad9faab1c1fc02496cc05fab4bfa3ebc32a1b22bc, </w:t>
+      </w:r>
+      <w:proofErr w:type="spellStart"/>
+      <w:r>
+        <w:rPr>
+          <w:rFonts w:ascii="Times New Roman" w:hAnsi="Times New Roman" w:cs="Times New Roman"/>
+        </w:rPr>
+        <w:t>orderer</w:t>
+      </w:r>
+      <w:proofErr w:type="spellEnd"/>
+      <w:r>
+        <w:rPr>
+          <w:rFonts w:ascii="Times New Roman" w:hAnsi="Times New Roman" w:cs="Times New Roman"/>
+        </w:rPr>
+        <w:t xml:space="preserve"> response status: SERVICE_UNAVAILABLE</w:t>
+      </w:r>
+    </w:p>
+    <w:p>
+      <w:pPr>
+        <w:rPr>
+          <w:rFonts w:ascii="Times New Roman" w:hAnsi="Times New Roman" w:cs="Times New Roman"/>
+        </w:rPr>
+      </w:pPr>
+      <w:r>
+        <w:rPr>
+          <w:rFonts w:ascii="Times New Roman" w:hAnsi="Times New Roman" w:cs="Times New Roman"/>
+        </w:rPr>
+        <w:t xml:space="preserve">2025-11-29T11:07:45.240Z - error: [Transaction]: </w:t>
+      </w:r>
+      <w:proofErr w:type="gramStart"/>
+      <w:r>
+        <w:rPr>
+          <w:rFonts w:ascii="Times New Roman" w:hAnsi="Times New Roman" w:cs="Times New Roman"/>
+        </w:rPr>
+        <w:t>submit[</w:t>
+      </w:r>
+      <w:proofErr w:type="spellStart"/>
+      <w:proofErr w:type="gramEnd"/>
+      <w:r>
+        <w:rPr>
+          <w:rFonts w:ascii="Times New Roman" w:hAnsi="Times New Roman" w:cs="Times New Roman"/>
+        </w:rPr>
+        <w:t>RecordVote</w:t>
+      </w:r>
+      <w:proofErr w:type="spellEnd"/>
+      <w:r>
+        <w:rPr>
+          <w:rFonts w:ascii="Times New Roman" w:hAnsi="Times New Roman" w:cs="Times New Roman"/>
+        </w:rPr>
+        <w:t xml:space="preserve">] - Failed to commit transaction %2f67edfaccd099339acbef29fefa01e4e0a8509634abbf0352a20150b41a309b, </w:t>
+      </w:r>
+      <w:proofErr w:type="spellStart"/>
+      <w:r>
+        <w:rPr>
+          <w:rFonts w:ascii="Times New Roman" w:hAnsi="Times New Roman" w:cs="Times New Roman"/>
+        </w:rPr>
+        <w:t>orderer</w:t>
+      </w:r>
+      <w:proofErr w:type="spellEnd"/>
+      <w:r>
+        <w:rPr>
+          <w:rFonts w:ascii="Times New Roman" w:hAnsi="Times New Roman" w:cs="Times New Roman"/>
+        </w:rPr>
+        <w:t xml:space="preserve"> response status: SERVICE_UNAVAILABLE</w:t>
+      </w:r>
+    </w:p>
+    <w:p>
+      <w:pPr>
+        <w:rPr>
+          <w:rFonts w:ascii="Times New Roman" w:hAnsi="Times New Roman" w:cs="Times New Roman"/>
+        </w:rPr>
+      </w:pPr>
+      <w:r>
+        <w:rPr>
+          <w:rFonts w:ascii="Times New Roman" w:hAnsi="Times New Roman" w:cs="Times New Roman"/>
+        </w:rPr>
         <w:lastRenderedPageBreak/>
-        <w:t>2025-11-29T11:07:45.246Z - error: [Transaction]: submit[RecordVote] - Failed to commit transaction %e4cd926ce07bf16bfd583e206815023a782ea0518c741d3fbc9799f006e15dc5, orderer response status: SERVICE_UNAVAILABLE</w:t>
-      </w:r>
-    </w:p>
-    <w:p>
-      <w:r>
-        <w:t>2025-11-29T11:07:45.248Z - error: [Transaction]: submit[RecordVote] - Failed to commit transaction %5fc3ed78a97780870ab3ec50b4606a09307a9a276a458479926d65d8d2624529, orderer response status: SERVICE_UNAVAILABLE</w:t>
-      </w:r>
-    </w:p>
-    <w:p>
-      <w:r>
-        <w:t>2025-11-29T11:07:45.250Z - error: [Transaction]: submit[RecordVote] - Failed to commit transaction %d2fa46e824853a0234b2757488dee10099d811aa7a817fd2e87e774b8ccc1d6c, orderer response status: SERVICE_UNAVAILABLE</w:t>
-      </w:r>
-    </w:p>
-    <w:p>
-      <w:r>
-        <w:t>2025-11-29T11:07:45.252Z - error: [Transaction]: submit[RecordVote] - Failed to commit transaction %c66c361080eeec647a9c233a24cf367afa734ca0a757b5b3c8035862ccdc6128, orderer response status: SERVICE_UNAVAILABLE</w:t>
-      </w:r>
-    </w:p>
-    <w:p>
-      <w:r>
-        <w:t>2025-11-29T11:07:45.254Z - error: [Transaction]: submit[RecordVote] - Failed to commit transaction %f853d5d927c6ad7572f5bd5957f660ec6945872b7bb4293a5f58fa4d0679c937, orderer response status: SERVICE_UNAVAILABLE</w:t>
-      </w:r>
-    </w:p>
-    <w:p>
-      <w:r>
-        <w:t>2025-11-29T11:07:45.255Z - error: [Transaction]: submit[RecordVote] - Failed to commit transaction %0b17d0e20c563d10c0fd52a5b5de7009f71678098bd6e020ebc0c7f0f1e73a35, orderer response status: SERVICE_UNAVAILABLE</w:t>
-      </w:r>
-    </w:p>
-    <w:p>
-      <w:r>
-        <w:t>2025-11-29T11:07:45.257Z - error: [Transaction]: submit[RecordVote] - Failed to commit transaction %43def2d602fdb8c476baa84ba374d009d4842c101fc43617bdb1f947fbecd4a9, orderer response status: SERVICE_UNAVAILABL</w:t>
-      </w:r>
-    </w:p>
-    <w:p/>
-    <w:p/>
+        <w:t xml:space="preserve">2025-11-29T11:07:45.242Z - error: [Transaction]: </w:t>
+      </w:r>
+      <w:proofErr w:type="gramStart"/>
+      <w:r>
+        <w:rPr>
+          <w:rFonts w:ascii="Times New Roman" w:hAnsi="Times New Roman" w:cs="Times New Roman"/>
+        </w:rPr>
+        <w:t>submit[</w:t>
+      </w:r>
+      <w:proofErr w:type="spellStart"/>
+      <w:proofErr w:type="gramEnd"/>
+      <w:r>
+        <w:rPr>
+          <w:rFonts w:ascii="Times New Roman" w:hAnsi="Times New Roman" w:cs="Times New Roman"/>
+        </w:rPr>
+        <w:t>RecordVote</w:t>
+      </w:r>
+      <w:proofErr w:type="spellEnd"/>
+      <w:r>
+        <w:rPr>
+          <w:rFonts w:ascii="Times New Roman" w:hAnsi="Times New Roman" w:cs="Times New Roman"/>
+        </w:rPr>
+        <w:t xml:space="preserve">] - Failed to commit transaction %39060401d228c2f952705f6bbd948c4fcd3b90930a431ebc88429e9e63cb7f67, </w:t>
+      </w:r>
+      <w:proofErr w:type="spellStart"/>
+      <w:r>
+        <w:rPr>
+          <w:rFonts w:ascii="Times New Roman" w:hAnsi="Times New Roman" w:cs="Times New Roman"/>
+        </w:rPr>
+        <w:t>orderer</w:t>
+      </w:r>
+      <w:proofErr w:type="spellEnd"/>
+      <w:r>
+        <w:rPr>
+          <w:rFonts w:ascii="Times New Roman" w:hAnsi="Times New Roman" w:cs="Times New Roman"/>
+        </w:rPr>
+        <w:t xml:space="preserve"> response status: SERVICE_UNAVAILABLE</w:t>
+      </w:r>
+    </w:p>
+    <w:p>
+      <w:pPr>
+        <w:rPr>
+          <w:rFonts w:ascii="Times New Roman" w:hAnsi="Times New Roman" w:cs="Times New Roman"/>
+        </w:rPr>
+      </w:pPr>
+      <w:r>
+        <w:rPr>
+          <w:rFonts w:ascii="Times New Roman" w:hAnsi="Times New Roman" w:cs="Times New Roman"/>
+        </w:rPr>
+        <w:t xml:space="preserve">2025-11-29T11:07:45.243Z - error: [Transaction]: </w:t>
+      </w:r>
+      <w:proofErr w:type="gramStart"/>
+      <w:r>
+        <w:rPr>
+          <w:rFonts w:ascii="Times New Roman" w:hAnsi="Times New Roman" w:cs="Times New Roman"/>
+        </w:rPr>
+        <w:t>submit[</w:t>
+      </w:r>
+      <w:proofErr w:type="spellStart"/>
+      <w:proofErr w:type="gramEnd"/>
+      <w:r>
+        <w:rPr>
+          <w:rFonts w:ascii="Times New Roman" w:hAnsi="Times New Roman" w:cs="Times New Roman"/>
+        </w:rPr>
+        <w:t>RecordVote</w:t>
+      </w:r>
+      <w:proofErr w:type="spellEnd"/>
+      <w:r>
+        <w:rPr>
+          <w:rFonts w:ascii="Times New Roman" w:hAnsi="Times New Roman" w:cs="Times New Roman"/>
+        </w:rPr>
+        <w:t xml:space="preserve">] - Failed to commit transaction %9415fc5dfd996ad0b1d46ee1464f198738b884d53bfcedc182dd08529c825693, </w:t>
+      </w:r>
+      <w:proofErr w:type="spellStart"/>
+      <w:r>
+        <w:rPr>
+          <w:rFonts w:ascii="Times New Roman" w:hAnsi="Times New Roman" w:cs="Times New Roman"/>
+        </w:rPr>
+        <w:t>orderer</w:t>
+      </w:r>
+      <w:proofErr w:type="spellEnd"/>
+      <w:r>
+        <w:rPr>
+          <w:rFonts w:ascii="Times New Roman" w:hAnsi="Times New Roman" w:cs="Times New Roman"/>
+        </w:rPr>
+        <w:t xml:space="preserve"> response status: SERVICE_UNAVAILABLE</w:t>
+      </w:r>
+    </w:p>
+    <w:p>
+      <w:pPr>
+        <w:rPr>
+          <w:rFonts w:ascii="Times New Roman" w:hAnsi="Times New Roman" w:cs="Times New Roman"/>
+        </w:rPr>
+      </w:pPr>
+      <w:r>
+        <w:rPr>
+          <w:rFonts w:ascii="Times New Roman" w:hAnsi="Times New Roman" w:cs="Times New Roman"/>
+        </w:rPr>
+        <w:t xml:space="preserve">2025-11-29T11:07:45.245Z - error: [Transaction]: </w:t>
+      </w:r>
+      <w:proofErr w:type="gramStart"/>
+      <w:r>
+        <w:rPr>
+          <w:rFonts w:ascii="Times New Roman" w:hAnsi="Times New Roman" w:cs="Times New Roman"/>
+        </w:rPr>
+        <w:t>submit[</w:t>
+      </w:r>
+      <w:proofErr w:type="spellStart"/>
+      <w:proofErr w:type="gramEnd"/>
+      <w:r>
+        <w:rPr>
+          <w:rFonts w:ascii="Times New Roman" w:hAnsi="Times New Roman" w:cs="Times New Roman"/>
+        </w:rPr>
+        <w:t>RecordVote</w:t>
+      </w:r>
+      <w:proofErr w:type="spellEnd"/>
+      <w:r>
+        <w:rPr>
+          <w:rFonts w:ascii="Times New Roman" w:hAnsi="Times New Roman" w:cs="Times New Roman"/>
+        </w:rPr>
+        <w:t xml:space="preserve">] - Failed to commit transaction %9b8e0d0e92d1bff59815cd8593935b320936bbd28f23d28f3514f76ef9fcc53c, </w:t>
+      </w:r>
+      <w:proofErr w:type="spellStart"/>
+      <w:r>
+        <w:rPr>
+          <w:rFonts w:ascii="Times New Roman" w:hAnsi="Times New Roman" w:cs="Times New Roman"/>
+        </w:rPr>
+        <w:t>orderer</w:t>
+      </w:r>
+      <w:proofErr w:type="spellEnd"/>
+      <w:r>
+        <w:rPr>
+          <w:rFonts w:ascii="Times New Roman" w:hAnsi="Times New Roman" w:cs="Times New Roman"/>
+        </w:rPr>
+        <w:t xml:space="preserve"> response status: SERVICE_UNAVAILABLE</w:t>
+      </w:r>
+    </w:p>
+    <w:p>
+      <w:pPr>
+        <w:rPr>
+          <w:rFonts w:ascii="Times New Roman" w:hAnsi="Times New Roman" w:cs="Times New Roman"/>
+        </w:rPr>
+      </w:pPr>
+      <w:r>
+        <w:rPr>
+          <w:rFonts w:ascii="Times New Roman" w:hAnsi="Times New Roman" w:cs="Times New Roman"/>
+        </w:rPr>
+        <w:t xml:space="preserve">2025-11-29T11:07:45.246Z - error: [Transaction]: </w:t>
+      </w:r>
+      <w:proofErr w:type="gramStart"/>
+      <w:r>
+        <w:rPr>
+          <w:rFonts w:ascii="Times New Roman" w:hAnsi="Times New Roman" w:cs="Times New Roman"/>
+        </w:rPr>
+        <w:t>submit[</w:t>
+      </w:r>
+      <w:proofErr w:type="spellStart"/>
+      <w:proofErr w:type="gramEnd"/>
+      <w:r>
+        <w:rPr>
+          <w:rFonts w:ascii="Times New Roman" w:hAnsi="Times New Roman" w:cs="Times New Roman"/>
+        </w:rPr>
+        <w:t>RecordVote</w:t>
+      </w:r>
+      <w:proofErr w:type="spellEnd"/>
+      <w:r>
+        <w:rPr>
+          <w:rFonts w:ascii="Times New Roman" w:hAnsi="Times New Roman" w:cs="Times New Roman"/>
+        </w:rPr>
+        <w:t xml:space="preserve">] - Failed to commit transaction %e4cd926ce07bf16bfd583e206815023a782ea0518c741d3fbc9799f006e15dc5, </w:t>
+      </w:r>
+      <w:proofErr w:type="spellStart"/>
+      <w:r>
+        <w:rPr>
+          <w:rFonts w:ascii="Times New Roman" w:hAnsi="Times New Roman" w:cs="Times New Roman"/>
+        </w:rPr>
+        <w:t>orderer</w:t>
+      </w:r>
+      <w:proofErr w:type="spellEnd"/>
+      <w:r>
+        <w:rPr>
+          <w:rFonts w:ascii="Times New Roman" w:hAnsi="Times New Roman" w:cs="Times New Roman"/>
+        </w:rPr>
+        <w:t xml:space="preserve"> response status: SERVICE_UNAVAILABLE</w:t>
+      </w:r>
+    </w:p>
+    <w:p>
+      <w:pPr>
+        <w:rPr>
+          <w:rFonts w:ascii="Times New Roman" w:hAnsi="Times New Roman" w:cs="Times New Roman"/>
+        </w:rPr>
+      </w:pPr>
+      <w:r>
+        <w:rPr>
+          <w:rFonts w:ascii="Times New Roman" w:hAnsi="Times New Roman" w:cs="Times New Roman"/>
+        </w:rPr>
+        <w:t xml:space="preserve">2025-11-29T11:07:45.248Z - error: [Transaction]: </w:t>
+      </w:r>
+      <w:proofErr w:type="gramStart"/>
+      <w:r>
+        <w:rPr>
+          <w:rFonts w:ascii="Times New Roman" w:hAnsi="Times New Roman" w:cs="Times New Roman"/>
+        </w:rPr>
+        <w:t>submit[</w:t>
+      </w:r>
+      <w:proofErr w:type="spellStart"/>
+      <w:proofErr w:type="gramEnd"/>
+      <w:r>
+        <w:rPr>
+          <w:rFonts w:ascii="Times New Roman" w:hAnsi="Times New Roman" w:cs="Times New Roman"/>
+        </w:rPr>
+        <w:t>RecordVote</w:t>
+      </w:r>
+      <w:proofErr w:type="spellEnd"/>
+      <w:r>
+        <w:rPr>
+          <w:rFonts w:ascii="Times New Roman" w:hAnsi="Times New Roman" w:cs="Times New Roman"/>
+        </w:rPr>
+        <w:t xml:space="preserve">] - Failed to commit transaction %5fc3ed78a97780870ab3ec50b4606a09307a9a276a458479926d65d8d2624529, </w:t>
+      </w:r>
+      <w:proofErr w:type="spellStart"/>
+      <w:r>
+        <w:rPr>
+          <w:rFonts w:ascii="Times New Roman" w:hAnsi="Times New Roman" w:cs="Times New Roman"/>
+        </w:rPr>
+        <w:t>orderer</w:t>
+      </w:r>
+      <w:proofErr w:type="spellEnd"/>
+      <w:r>
+        <w:rPr>
+          <w:rFonts w:ascii="Times New Roman" w:hAnsi="Times New Roman" w:cs="Times New Roman"/>
+        </w:rPr>
+        <w:t xml:space="preserve"> response status: SERVICE_UNAVAILABLE</w:t>
+      </w:r>
+    </w:p>
+    <w:p>
+      <w:pPr>
+        <w:rPr>
+          <w:rFonts w:ascii="Times New Roman" w:hAnsi="Times New Roman" w:cs="Times New Roman"/>
+        </w:rPr>
+      </w:pPr>
+      <w:r>
+        <w:rPr>
+          <w:rFonts w:ascii="Times New Roman" w:hAnsi="Times New Roman" w:cs="Times New Roman"/>
+        </w:rPr>
+        <w:t xml:space="preserve">2025-11-29T11:07:45.250Z - error: [Transaction]: </w:t>
+      </w:r>
+      <w:proofErr w:type="gramStart"/>
+      <w:r>
+        <w:rPr>
+          <w:rFonts w:ascii="Times New Roman" w:hAnsi="Times New Roman" w:cs="Times New Roman"/>
+        </w:rPr>
+        <w:t>submit[</w:t>
+      </w:r>
+      <w:proofErr w:type="spellStart"/>
+      <w:proofErr w:type="gramEnd"/>
+      <w:r>
+        <w:rPr>
+          <w:rFonts w:ascii="Times New Roman" w:hAnsi="Times New Roman" w:cs="Times New Roman"/>
+        </w:rPr>
+        <w:t>RecordVote</w:t>
+      </w:r>
+      <w:proofErr w:type="spellEnd"/>
+      <w:r>
+        <w:rPr>
+          <w:rFonts w:ascii="Times New Roman" w:hAnsi="Times New Roman" w:cs="Times New Roman"/>
+        </w:rPr>
+        <w:t xml:space="preserve">] - Failed to commit transaction %d2fa46e824853a0234b2757488dee10099d811aa7a817fd2e87e774b8ccc1d6c, </w:t>
+      </w:r>
+      <w:proofErr w:type="spellStart"/>
+      <w:r>
+        <w:rPr>
+          <w:rFonts w:ascii="Times New Roman" w:hAnsi="Times New Roman" w:cs="Times New Roman"/>
+        </w:rPr>
+        <w:t>orderer</w:t>
+      </w:r>
+      <w:proofErr w:type="spellEnd"/>
+      <w:r>
+        <w:rPr>
+          <w:rFonts w:ascii="Times New Roman" w:hAnsi="Times New Roman" w:cs="Times New Roman"/>
+        </w:rPr>
+        <w:t xml:space="preserve"> response status: SERVICE_UNAVAILABLE</w:t>
+      </w:r>
+    </w:p>
+    <w:p>
+      <w:pPr>
+        <w:rPr>
+          <w:rFonts w:ascii="Times New Roman" w:hAnsi="Times New Roman" w:cs="Times New Roman"/>
+        </w:rPr>
+      </w:pPr>
+      <w:r>
+        <w:rPr>
+          <w:rFonts w:ascii="Times New Roman" w:hAnsi="Times New Roman" w:cs="Times New Roman"/>
+        </w:rPr>
+        <w:t xml:space="preserve">2025-11-29T11:07:45.252Z - error: [Transaction]: </w:t>
+      </w:r>
+      <w:proofErr w:type="gramStart"/>
+      <w:r>
+        <w:rPr>
+          <w:rFonts w:ascii="Times New Roman" w:hAnsi="Times New Roman" w:cs="Times New Roman"/>
+        </w:rPr>
+        <w:t>submit[</w:t>
+      </w:r>
+      <w:proofErr w:type="spellStart"/>
+      <w:proofErr w:type="gramEnd"/>
+      <w:r>
+        <w:rPr>
+          <w:rFonts w:ascii="Times New Roman" w:hAnsi="Times New Roman" w:cs="Times New Roman"/>
+        </w:rPr>
+        <w:t>RecordVote</w:t>
+      </w:r>
+      <w:proofErr w:type="spellEnd"/>
+      <w:r>
+        <w:rPr>
+          <w:rFonts w:ascii="Times New Roman" w:hAnsi="Times New Roman" w:cs="Times New Roman"/>
+        </w:rPr>
+        <w:t xml:space="preserve">] - Failed to commit transaction %c66c361080eeec647a9c233a24cf367afa734ca0a757b5b3c8035862ccdc6128, </w:t>
+      </w:r>
+      <w:proofErr w:type="spellStart"/>
+      <w:r>
+        <w:rPr>
+          <w:rFonts w:ascii="Times New Roman" w:hAnsi="Times New Roman" w:cs="Times New Roman"/>
+        </w:rPr>
+        <w:t>orderer</w:t>
+      </w:r>
+      <w:proofErr w:type="spellEnd"/>
+      <w:r>
+        <w:rPr>
+          <w:rFonts w:ascii="Times New Roman" w:hAnsi="Times New Roman" w:cs="Times New Roman"/>
+        </w:rPr>
+        <w:t xml:space="preserve"> response status: SERVICE_UNAVAILABLE</w:t>
+      </w:r>
+    </w:p>
+    <w:p>
+      <w:pPr>
+        <w:rPr>
+          <w:rFonts w:ascii="Times New Roman" w:hAnsi="Times New Roman" w:cs="Times New Roman"/>
+        </w:rPr>
+      </w:pPr>
+      <w:r>
+        <w:rPr>
+          <w:rFonts w:ascii="Times New Roman" w:hAnsi="Times New Roman" w:cs="Times New Roman"/>
+        </w:rPr>
+        <w:t xml:space="preserve">2025-11-29T11:07:45.254Z - error: [Transaction]: </w:t>
+      </w:r>
+      <w:proofErr w:type="gramStart"/>
+      <w:r>
+        <w:rPr>
+          <w:rFonts w:ascii="Times New Roman" w:hAnsi="Times New Roman" w:cs="Times New Roman"/>
+        </w:rPr>
+        <w:t>submit[</w:t>
+      </w:r>
+      <w:proofErr w:type="spellStart"/>
+      <w:proofErr w:type="gramEnd"/>
+      <w:r>
+        <w:rPr>
+          <w:rFonts w:ascii="Times New Roman" w:hAnsi="Times New Roman" w:cs="Times New Roman"/>
+        </w:rPr>
+        <w:t>RecordVote</w:t>
+      </w:r>
+      <w:proofErr w:type="spellEnd"/>
+      <w:r>
+        <w:rPr>
+          <w:rFonts w:ascii="Times New Roman" w:hAnsi="Times New Roman" w:cs="Times New Roman"/>
+        </w:rPr>
+        <w:t xml:space="preserve">] - Failed to commit transaction %f853d5d927c6ad7572f5bd5957f660ec6945872b7bb4293a5f58fa4d0679c937, </w:t>
+      </w:r>
+      <w:proofErr w:type="spellStart"/>
+      <w:r>
+        <w:rPr>
+          <w:rFonts w:ascii="Times New Roman" w:hAnsi="Times New Roman" w:cs="Times New Roman"/>
+        </w:rPr>
+        <w:t>orderer</w:t>
+      </w:r>
+      <w:proofErr w:type="spellEnd"/>
+      <w:r>
+        <w:rPr>
+          <w:rFonts w:ascii="Times New Roman" w:hAnsi="Times New Roman" w:cs="Times New Roman"/>
+        </w:rPr>
+        <w:t xml:space="preserve"> response status: SERVICE_UNAVAILABLE</w:t>
+      </w:r>
+    </w:p>
+    <w:p>
+      <w:pPr>
+        <w:rPr>
+          <w:rFonts w:ascii="Times New Roman" w:hAnsi="Times New Roman" w:cs="Times New Roman"/>
+        </w:rPr>
+      </w:pPr>
+      <w:r>
+        <w:rPr>
+          <w:rFonts w:ascii="Times New Roman" w:hAnsi="Times New Roman" w:cs="Times New Roman"/>
+        </w:rPr>
+        <w:t xml:space="preserve">2025-11-29T11:07:45.255Z - error: [Transaction]: </w:t>
+      </w:r>
+      <w:proofErr w:type="gramStart"/>
+      <w:r>
+        <w:rPr>
+          <w:rFonts w:ascii="Times New Roman" w:hAnsi="Times New Roman" w:cs="Times New Roman"/>
+        </w:rPr>
+        <w:t>submit[</w:t>
+      </w:r>
+      <w:proofErr w:type="spellStart"/>
+      <w:proofErr w:type="gramEnd"/>
+      <w:r>
+        <w:rPr>
+          <w:rFonts w:ascii="Times New Roman" w:hAnsi="Times New Roman" w:cs="Times New Roman"/>
+        </w:rPr>
+        <w:t>RecordVote</w:t>
+      </w:r>
+      <w:proofErr w:type="spellEnd"/>
+      <w:r>
+        <w:rPr>
+          <w:rFonts w:ascii="Times New Roman" w:hAnsi="Times New Roman" w:cs="Times New Roman"/>
+        </w:rPr>
+        <w:t xml:space="preserve">] - Failed to commit transaction %0b17d0e20c563d10c0fd52a5b5de7009f71678098bd6e020ebc0c7f0f1e73a35, </w:t>
+      </w:r>
+      <w:proofErr w:type="spellStart"/>
+      <w:r>
+        <w:rPr>
+          <w:rFonts w:ascii="Times New Roman" w:hAnsi="Times New Roman" w:cs="Times New Roman"/>
+        </w:rPr>
+        <w:t>orderer</w:t>
+      </w:r>
+      <w:proofErr w:type="spellEnd"/>
+      <w:r>
+        <w:rPr>
+          <w:rFonts w:ascii="Times New Roman" w:hAnsi="Times New Roman" w:cs="Times New Roman"/>
+        </w:rPr>
+        <w:t xml:space="preserve"> response status: SERVICE_UNAVAILABLE</w:t>
+      </w:r>
+    </w:p>
+    <w:p>
+      <w:pPr>
+        <w:rPr>
+          <w:rFonts w:ascii="Times New Roman" w:hAnsi="Times New Roman" w:cs="Times New Roman"/>
+        </w:rPr>
+      </w:pPr>
+      <w:r>
+        <w:rPr>
+          <w:rFonts w:ascii="Times New Roman" w:hAnsi="Times New Roman" w:cs="Times New Roman"/>
+        </w:rPr>
+        <w:t xml:space="preserve">2025-11-29T11:07:45.257Z - error: [Transaction]: </w:t>
+      </w:r>
+      <w:proofErr w:type="gramStart"/>
+      <w:r>
+        <w:rPr>
+          <w:rFonts w:ascii="Times New Roman" w:hAnsi="Times New Roman" w:cs="Times New Roman"/>
+        </w:rPr>
+        <w:t>submit[</w:t>
+      </w:r>
+      <w:proofErr w:type="spellStart"/>
+      <w:proofErr w:type="gramEnd"/>
+      <w:r>
+        <w:rPr>
+          <w:rFonts w:ascii="Times New Roman" w:hAnsi="Times New Roman" w:cs="Times New Roman"/>
+        </w:rPr>
+        <w:t>RecordVote</w:t>
+      </w:r>
+      <w:proofErr w:type="spellEnd"/>
+      <w:r>
+        <w:rPr>
+          <w:rFonts w:ascii="Times New Roman" w:hAnsi="Times New Roman" w:cs="Times New Roman"/>
+        </w:rPr>
+        <w:t xml:space="preserve">] - Failed to commit transaction %43def2d602fdb8c476baa84ba374d009d4842c101fc43617bdb1f947fbecd4a9, </w:t>
+      </w:r>
+      <w:proofErr w:type="spellStart"/>
+      <w:r>
+        <w:rPr>
+          <w:rFonts w:ascii="Times New Roman" w:hAnsi="Times New Roman" w:cs="Times New Roman"/>
+        </w:rPr>
+        <w:t>orderer</w:t>
+      </w:r>
+      <w:proofErr w:type="spellEnd"/>
+      <w:r>
+        <w:rPr>
+          <w:rFonts w:ascii="Times New Roman" w:hAnsi="Times New Roman" w:cs="Times New Roman"/>
+        </w:rPr>
+        <w:t xml:space="preserve"> response status: SERVICE_UNAVAILABL</w:t>
+      </w:r>
+    </w:p>
+    <w:p>
+      <w:pPr>
+        <w:rPr>
+          <w:rFonts w:ascii="Times New Roman" w:hAnsi="Times New Roman" w:cs="Times New Roman"/>
+        </w:rPr>
+      </w:pPr>
+    </w:p>
+    <w:p>
+      <w:pPr>
+        <w:rPr>
+          <w:rFonts w:ascii="Times New Roman" w:hAnsi="Times New Roman" w:cs="Times New Roman"/>
+        </w:rPr>
+      </w:pPr>
+    </w:p>
     <w:p>
       <w:pPr>
         <w:pBdr>
           <w:bottom w:val="thinThickThinMediumGap" w:sz="18" w:space="1" w:color="auto"/>
         </w:pBdr>
-      </w:pPr>
-    </w:p>
-    <w:p>
-      <w:r>
-        <w:t>2 orderers down</w:t>
-      </w:r>
-    </w:p>
-    <w:p>
-      <w:r>
-        <w:t>ubuntu@Himanshu-Sharma:~/fab-election-bench/node-bft-client$ docker stop bft-orderer4.opp2.bench.local</w:t>
-      </w:r>
-    </w:p>
-    <w:p>
-      <w:r>
-        <w:t>bft-orderer4.opp2.bench.local</w:t>
-      </w:r>
-    </w:p>
-    <w:p>
-      <w:r>
-        <w:t>ubuntu@Himanshu-Sharma:~/fab-election-bench/node-bft-client$ docker ps --format 'table {{.Names}}\t{{.Status}}\t{{.Ports}}' | sed -n '1p;/orderer[1-5]\./p'</w:t>
-      </w:r>
-    </w:p>
-    <w:p>
-      <w:r>
+        <w:rPr>
+          <w:rFonts w:ascii="Times New Roman" w:hAnsi="Times New Roman" w:cs="Times New Roman"/>
+        </w:rPr>
+      </w:pPr>
+    </w:p>
+    <w:p>
+      <w:pPr>
+        <w:jc w:val="both"/>
+        <w:rPr>
+          <w:rFonts w:ascii="Times New Roman" w:hAnsi="Times New Roman" w:cs="Times New Roman"/>
+          <w:i/>
+          <w:iCs/>
+        </w:rPr>
+      </w:pPr>
+      <w:r>
+        <w:rPr>
+          <w:rFonts w:ascii="Times New Roman" w:hAnsi="Times New Roman" w:cs="Times New Roman"/>
+          <w:i/>
+          <w:iCs/>
+        </w:rPr>
+        <w:t xml:space="preserve">This section marks the transition from partial degradation to a more severe fault scenario in which multiple </w:t>
+      </w:r>
+      <w:proofErr w:type="spellStart"/>
+      <w:r>
+        <w:rPr>
+          <w:rFonts w:ascii="Times New Roman" w:hAnsi="Times New Roman" w:cs="Times New Roman"/>
+          <w:i/>
+          <w:iCs/>
+        </w:rPr>
+        <w:t>orderers</w:t>
+      </w:r>
+      <w:proofErr w:type="spellEnd"/>
+      <w:r>
+        <w:rPr>
+          <w:rFonts w:ascii="Times New Roman" w:hAnsi="Times New Roman" w:cs="Times New Roman"/>
+          <w:i/>
+          <w:iCs/>
+        </w:rPr>
+        <w:t xml:space="preserve"> are unavailable. The subsequent benchmark command is expected to test failure behaviour, not throughput capacity</w:t>
+      </w:r>
+    </w:p>
+    <w:p>
+      <w:pPr>
+        <w:rPr>
+          <w:rFonts w:ascii="Times New Roman" w:hAnsi="Times New Roman" w:cs="Times New Roman"/>
+        </w:rPr>
+      </w:pPr>
+      <w:r>
+        <w:rPr>
+          <w:rFonts w:ascii="Times New Roman" w:hAnsi="Times New Roman" w:cs="Times New Roman"/>
+        </w:rPr>
+        <w:t xml:space="preserve">2 </w:t>
+      </w:r>
+      <w:proofErr w:type="spellStart"/>
+      <w:r>
+        <w:rPr>
+          <w:rFonts w:ascii="Times New Roman" w:hAnsi="Times New Roman" w:cs="Times New Roman"/>
+        </w:rPr>
+        <w:t>orderers</w:t>
+      </w:r>
+      <w:proofErr w:type="spellEnd"/>
+      <w:r>
+        <w:rPr>
+          <w:rFonts w:ascii="Times New Roman" w:hAnsi="Times New Roman" w:cs="Times New Roman"/>
+        </w:rPr>
+        <w:t xml:space="preserve"> down</w:t>
+      </w:r>
+    </w:p>
+    <w:p>
+      <w:pPr>
+        <w:rPr>
+          <w:rFonts w:ascii="Times New Roman" w:hAnsi="Times New Roman" w:cs="Times New Roman"/>
+        </w:rPr>
+      </w:pPr>
+      <w:proofErr w:type="spellStart"/>
+      <w:r>
+        <w:rPr>
+          <w:rFonts w:ascii="Times New Roman" w:hAnsi="Times New Roman" w:cs="Times New Roman"/>
+        </w:rPr>
+        <w:t>ubuntu@Himanshu-</w:t>
+      </w:r>
+      <w:proofErr w:type="gramStart"/>
+      <w:r>
+        <w:rPr>
+          <w:rFonts w:ascii="Times New Roman" w:hAnsi="Times New Roman" w:cs="Times New Roman"/>
+        </w:rPr>
+        <w:t>Sharma</w:t>
+      </w:r>
+      <w:proofErr w:type="spellEnd"/>
+      <w:r>
+        <w:rPr>
+          <w:rFonts w:ascii="Times New Roman" w:hAnsi="Times New Roman" w:cs="Times New Roman"/>
+        </w:rPr>
+        <w:t>:~</w:t>
+      </w:r>
+      <w:proofErr w:type="gramEnd"/>
+      <w:r>
+        <w:rPr>
+          <w:rFonts w:ascii="Times New Roman" w:hAnsi="Times New Roman" w:cs="Times New Roman"/>
+        </w:rPr>
+        <w:t>/fab-election-bench/node-</w:t>
+      </w:r>
+      <w:proofErr w:type="spellStart"/>
+      <w:r>
+        <w:rPr>
+          <w:rFonts w:ascii="Times New Roman" w:hAnsi="Times New Roman" w:cs="Times New Roman"/>
+        </w:rPr>
+        <w:t>bft</w:t>
+      </w:r>
+      <w:proofErr w:type="spellEnd"/>
+      <w:r>
+        <w:rPr>
+          <w:rFonts w:ascii="Times New Roman" w:hAnsi="Times New Roman" w:cs="Times New Roman"/>
+        </w:rPr>
+        <w:t>-client$ docker stop bft-orderer4.opp</w:t>
+      </w:r>
+      <w:proofErr w:type="gramStart"/>
+      <w:r>
+        <w:rPr>
+          <w:rFonts w:ascii="Times New Roman" w:hAnsi="Times New Roman" w:cs="Times New Roman"/>
+        </w:rPr>
+        <w:t>2.bench</w:t>
+      </w:r>
+      <w:proofErr w:type="gramEnd"/>
+      <w:r>
+        <w:rPr>
+          <w:rFonts w:ascii="Times New Roman" w:hAnsi="Times New Roman" w:cs="Times New Roman"/>
+        </w:rPr>
+        <w:t>.local</w:t>
+      </w:r>
+    </w:p>
+    <w:p>
+      <w:pPr>
+        <w:rPr>
+          <w:rFonts w:ascii="Times New Roman" w:hAnsi="Times New Roman" w:cs="Times New Roman"/>
+        </w:rPr>
+      </w:pPr>
+      <w:r>
+        <w:rPr>
+          <w:rFonts w:ascii="Times New Roman" w:hAnsi="Times New Roman" w:cs="Times New Roman"/>
+        </w:rPr>
+        <w:t>bft-orderer4.opp</w:t>
+      </w:r>
+      <w:proofErr w:type="gramStart"/>
+      <w:r>
+        <w:rPr>
+          <w:rFonts w:ascii="Times New Roman" w:hAnsi="Times New Roman" w:cs="Times New Roman"/>
+        </w:rPr>
+        <w:t>2.bench</w:t>
+      </w:r>
+      <w:proofErr w:type="gramEnd"/>
+      <w:r>
+        <w:rPr>
+          <w:rFonts w:ascii="Times New Roman" w:hAnsi="Times New Roman" w:cs="Times New Roman"/>
+        </w:rPr>
+        <w:t>.local</w:t>
+      </w:r>
+    </w:p>
+    <w:p>
+      <w:pPr>
+        <w:rPr>
+          <w:rFonts w:ascii="Times New Roman" w:hAnsi="Times New Roman" w:cs="Times New Roman"/>
+        </w:rPr>
+      </w:pPr>
+      <w:proofErr w:type="spellStart"/>
+      <w:r>
+        <w:rPr>
+          <w:rFonts w:ascii="Times New Roman" w:hAnsi="Times New Roman" w:cs="Times New Roman"/>
+        </w:rPr>
+        <w:lastRenderedPageBreak/>
+        <w:t>ubuntu@Himanshu-</w:t>
+      </w:r>
+      <w:proofErr w:type="gramStart"/>
+      <w:r>
+        <w:rPr>
+          <w:rFonts w:ascii="Times New Roman" w:hAnsi="Times New Roman" w:cs="Times New Roman"/>
+        </w:rPr>
+        <w:t>Sharma</w:t>
+      </w:r>
+      <w:proofErr w:type="spellEnd"/>
+      <w:r>
+        <w:rPr>
+          <w:rFonts w:ascii="Times New Roman" w:hAnsi="Times New Roman" w:cs="Times New Roman"/>
+        </w:rPr>
+        <w:t>:~</w:t>
+      </w:r>
+      <w:proofErr w:type="gramEnd"/>
+      <w:r>
+        <w:rPr>
+          <w:rFonts w:ascii="Times New Roman" w:hAnsi="Times New Roman" w:cs="Times New Roman"/>
+        </w:rPr>
+        <w:t>/fab-election-bench/node-</w:t>
+      </w:r>
+      <w:proofErr w:type="spellStart"/>
+      <w:r>
+        <w:rPr>
+          <w:rFonts w:ascii="Times New Roman" w:hAnsi="Times New Roman" w:cs="Times New Roman"/>
+        </w:rPr>
+        <w:t>bft</w:t>
+      </w:r>
+      <w:proofErr w:type="spellEnd"/>
+      <w:r>
+        <w:rPr>
+          <w:rFonts w:ascii="Times New Roman" w:hAnsi="Times New Roman" w:cs="Times New Roman"/>
+        </w:rPr>
+        <w:t xml:space="preserve">-client$ docker </w:t>
+      </w:r>
+      <w:proofErr w:type="spellStart"/>
+      <w:r>
+        <w:rPr>
+          <w:rFonts w:ascii="Times New Roman" w:hAnsi="Times New Roman" w:cs="Times New Roman"/>
+        </w:rPr>
+        <w:t>ps</w:t>
+      </w:r>
+      <w:proofErr w:type="spellEnd"/>
+      <w:r>
+        <w:rPr>
+          <w:rFonts w:ascii="Times New Roman" w:hAnsi="Times New Roman" w:cs="Times New Roman"/>
+        </w:rPr>
+        <w:t xml:space="preserve"> --format 'table {</w:t>
+      </w:r>
+      <w:proofErr w:type="gramStart"/>
+      <w:r>
+        <w:rPr>
+          <w:rFonts w:ascii="Times New Roman" w:hAnsi="Times New Roman" w:cs="Times New Roman"/>
+        </w:rPr>
+        <w:t>{.Names}}\</w:t>
+      </w:r>
+      <w:proofErr w:type="gramEnd"/>
+      <w:r>
+        <w:rPr>
+          <w:rFonts w:ascii="Times New Roman" w:hAnsi="Times New Roman" w:cs="Times New Roman"/>
+        </w:rPr>
+        <w:t>t{</w:t>
+      </w:r>
+      <w:proofErr w:type="gramStart"/>
+      <w:r>
+        <w:rPr>
+          <w:rFonts w:ascii="Times New Roman" w:hAnsi="Times New Roman" w:cs="Times New Roman"/>
+        </w:rPr>
+        <w:t>{.Status}}\</w:t>
+      </w:r>
+      <w:proofErr w:type="gramEnd"/>
+      <w:r>
+        <w:rPr>
+          <w:rFonts w:ascii="Times New Roman" w:hAnsi="Times New Roman" w:cs="Times New Roman"/>
+        </w:rPr>
+        <w:t>t{</w:t>
+      </w:r>
+      <w:proofErr w:type="gramStart"/>
+      <w:r>
+        <w:rPr>
+          <w:rFonts w:ascii="Times New Roman" w:hAnsi="Times New Roman" w:cs="Times New Roman"/>
+        </w:rPr>
+        <w:t>{.Ports</w:t>
+      </w:r>
+      <w:proofErr w:type="gramEnd"/>
+      <w:r>
+        <w:rPr>
+          <w:rFonts w:ascii="Times New Roman" w:hAnsi="Times New Roman" w:cs="Times New Roman"/>
+        </w:rPr>
+        <w:t xml:space="preserve">}}' | </w:t>
+      </w:r>
+      <w:proofErr w:type="spellStart"/>
+      <w:r>
+        <w:rPr>
+          <w:rFonts w:ascii="Times New Roman" w:hAnsi="Times New Roman" w:cs="Times New Roman"/>
+        </w:rPr>
+        <w:t>sed</w:t>
+      </w:r>
+      <w:proofErr w:type="spellEnd"/>
+      <w:r>
+        <w:rPr>
+          <w:rFonts w:ascii="Times New Roman" w:hAnsi="Times New Roman" w:cs="Times New Roman"/>
+        </w:rPr>
+        <w:t xml:space="preserve"> -n '1p;/</w:t>
+      </w:r>
+      <w:proofErr w:type="spellStart"/>
+      <w:proofErr w:type="gramStart"/>
+      <w:r>
+        <w:rPr>
+          <w:rFonts w:ascii="Times New Roman" w:hAnsi="Times New Roman" w:cs="Times New Roman"/>
+        </w:rPr>
+        <w:t>orderer</w:t>
+      </w:r>
+      <w:proofErr w:type="spellEnd"/>
+      <w:r>
+        <w:rPr>
+          <w:rFonts w:ascii="Times New Roman" w:hAnsi="Times New Roman" w:cs="Times New Roman"/>
+        </w:rPr>
+        <w:t>[</w:t>
+      </w:r>
+      <w:proofErr w:type="gramEnd"/>
+      <w:r>
+        <w:rPr>
+          <w:rFonts w:ascii="Times New Roman" w:hAnsi="Times New Roman" w:cs="Times New Roman"/>
+        </w:rPr>
+        <w:t>1-</w:t>
+      </w:r>
+      <w:proofErr w:type="gramStart"/>
+      <w:r>
+        <w:rPr>
+          <w:rFonts w:ascii="Times New Roman" w:hAnsi="Times New Roman" w:cs="Times New Roman"/>
+        </w:rPr>
+        <w:t>5]\./p</w:t>
+      </w:r>
+      <w:proofErr w:type="gramEnd"/>
+      <w:r>
+        <w:rPr>
+          <w:rFonts w:ascii="Times New Roman" w:hAnsi="Times New Roman" w:cs="Times New Roman"/>
+        </w:rPr>
+        <w:t>'</w:t>
+      </w:r>
+    </w:p>
+    <w:p>
+      <w:pPr>
+        <w:rPr>
+          <w:rFonts w:ascii="Times New Roman" w:hAnsi="Times New Roman" w:cs="Times New Roman"/>
+        </w:rPr>
+      </w:pPr>
+      <w:r>
+        <w:rPr>
+          <w:rFonts w:ascii="Times New Roman" w:hAnsi="Times New Roman" w:cs="Times New Roman"/>
+        </w:rPr>
         <w:t>NAMES                           STATUS          PORTS</w:t>
       </w:r>
     </w:p>
     <w:p>
-      <w:r>
-        <w:t>bft-orderer5.civ1.bench.local   Up 8 hours      7050/tcp, 0.0.0.0:11050-&gt;11050/tcp, :::11050-&gt;11050/tcp, 0.0.0.0:11443-&gt;9443/tcp, [::]:11443-&gt;9443/tcp</w:t>
-      </w:r>
-    </w:p>
-    <w:p>
-      <w:r>
-        <w:t>bft-orderer2.eci2.bench.local   Up 14 minutes   7050/tcp, 0.0.0.0:8050-&gt;8050/tcp, :::8050-&gt;8050/tcp, 0.0.0.0:8443-&gt;9443/tcp, [::]:8443-&gt;9443/tcp</w:t>
-      </w:r>
-    </w:p>
-    <w:p>
-      <w:r>
-        <w:t>bft-orderer1.eci1.bench.local   Up 8 hours      0.0.0.0:7050-&gt;7050/tcp, :::7050-&gt;7050/tcp, 0.0.0.0:7443-&gt;9443/tcp, [::]:7443-&gt;9443/tcp</w:t>
-      </w:r>
-    </w:p>
-    <w:p>
-      <w:r>
+      <w:pPr>
+        <w:rPr>
+          <w:rFonts w:ascii="Times New Roman" w:hAnsi="Times New Roman" w:cs="Times New Roman"/>
+        </w:rPr>
+      </w:pPr>
+      <w:r>
+        <w:rPr>
+          <w:rFonts w:ascii="Times New Roman" w:hAnsi="Times New Roman" w:cs="Times New Roman"/>
+        </w:rPr>
+        <w:t>bft-orderer5.civ</w:t>
+      </w:r>
+      <w:proofErr w:type="gramStart"/>
+      <w:r>
+        <w:rPr>
+          <w:rFonts w:ascii="Times New Roman" w:hAnsi="Times New Roman" w:cs="Times New Roman"/>
+        </w:rPr>
+        <w:t>1.bench</w:t>
+      </w:r>
+      <w:proofErr w:type="gramEnd"/>
+      <w:r>
+        <w:rPr>
+          <w:rFonts w:ascii="Times New Roman" w:hAnsi="Times New Roman" w:cs="Times New Roman"/>
+        </w:rPr>
+        <w:t>.local   Up 8 hours      7050/</w:t>
+      </w:r>
+      <w:proofErr w:type="spellStart"/>
+      <w:r>
+        <w:rPr>
+          <w:rFonts w:ascii="Times New Roman" w:hAnsi="Times New Roman" w:cs="Times New Roman"/>
+        </w:rPr>
+        <w:t>tcp</w:t>
+      </w:r>
+      <w:proofErr w:type="spellEnd"/>
+      <w:r>
+        <w:rPr>
+          <w:rFonts w:ascii="Times New Roman" w:hAnsi="Times New Roman" w:cs="Times New Roman"/>
+        </w:rPr>
+        <w:t>, 0.0.0.0:11050-&gt;11050/</w:t>
+      </w:r>
+      <w:proofErr w:type="spellStart"/>
+      <w:r>
+        <w:rPr>
+          <w:rFonts w:ascii="Times New Roman" w:hAnsi="Times New Roman" w:cs="Times New Roman"/>
+        </w:rPr>
+        <w:t>tcp</w:t>
+      </w:r>
+      <w:proofErr w:type="spellEnd"/>
+      <w:proofErr w:type="gramStart"/>
+      <w:r>
+        <w:rPr>
+          <w:rFonts w:ascii="Times New Roman" w:hAnsi="Times New Roman" w:cs="Times New Roman"/>
+        </w:rPr>
+        <w:t>, :</w:t>
+      </w:r>
+      <w:proofErr w:type="gramEnd"/>
+      <w:r>
+        <w:rPr>
+          <w:rFonts w:ascii="Times New Roman" w:hAnsi="Times New Roman" w:cs="Times New Roman"/>
+        </w:rPr>
+        <w:t>::11050-&gt;11050/</w:t>
+      </w:r>
+      <w:proofErr w:type="spellStart"/>
+      <w:r>
+        <w:rPr>
+          <w:rFonts w:ascii="Times New Roman" w:hAnsi="Times New Roman" w:cs="Times New Roman"/>
+        </w:rPr>
+        <w:t>tcp</w:t>
+      </w:r>
+      <w:proofErr w:type="spellEnd"/>
+      <w:r>
+        <w:rPr>
+          <w:rFonts w:ascii="Times New Roman" w:hAnsi="Times New Roman" w:cs="Times New Roman"/>
+        </w:rPr>
+        <w:t>, 0.0.0.0:11443-&gt;9443/</w:t>
+      </w:r>
+      <w:proofErr w:type="spellStart"/>
+      <w:r>
+        <w:rPr>
+          <w:rFonts w:ascii="Times New Roman" w:hAnsi="Times New Roman" w:cs="Times New Roman"/>
+        </w:rPr>
+        <w:t>tcp</w:t>
+      </w:r>
+      <w:proofErr w:type="spellEnd"/>
+      <w:r>
+        <w:rPr>
+          <w:rFonts w:ascii="Times New Roman" w:hAnsi="Times New Roman" w:cs="Times New Roman"/>
+        </w:rPr>
+        <w:t xml:space="preserve">, </w:t>
+      </w:r>
+      <w:proofErr w:type="gramStart"/>
+      <w:r>
+        <w:rPr>
+          <w:rFonts w:ascii="Times New Roman" w:hAnsi="Times New Roman" w:cs="Times New Roman"/>
+        </w:rPr>
+        <w:t>[::</w:t>
+      </w:r>
+      <w:proofErr w:type="gramEnd"/>
+      <w:r>
+        <w:rPr>
+          <w:rFonts w:ascii="Times New Roman" w:hAnsi="Times New Roman" w:cs="Times New Roman"/>
+        </w:rPr>
+        <w:t>]:11443-&gt;9443/</w:t>
+      </w:r>
+      <w:proofErr w:type="spellStart"/>
+      <w:r>
+        <w:rPr>
+          <w:rFonts w:ascii="Times New Roman" w:hAnsi="Times New Roman" w:cs="Times New Roman"/>
+        </w:rPr>
+        <w:t>tcp</w:t>
+      </w:r>
+      <w:proofErr w:type="spellEnd"/>
+    </w:p>
+    <w:p>
+      <w:pPr>
+        <w:rPr>
+          <w:rFonts w:ascii="Times New Roman" w:hAnsi="Times New Roman" w:cs="Times New Roman"/>
+        </w:rPr>
+      </w:pPr>
+      <w:r>
+        <w:rPr>
+          <w:rFonts w:ascii="Times New Roman" w:hAnsi="Times New Roman" w:cs="Times New Roman"/>
+        </w:rPr>
+        <w:t>bft-orderer2.eci</w:t>
+      </w:r>
+      <w:proofErr w:type="gramStart"/>
+      <w:r>
+        <w:rPr>
+          <w:rFonts w:ascii="Times New Roman" w:hAnsi="Times New Roman" w:cs="Times New Roman"/>
+        </w:rPr>
+        <w:t>2.bench</w:t>
+      </w:r>
+      <w:proofErr w:type="gramEnd"/>
+      <w:r>
+        <w:rPr>
+          <w:rFonts w:ascii="Times New Roman" w:hAnsi="Times New Roman" w:cs="Times New Roman"/>
+        </w:rPr>
+        <w:t>.local   Up 14 minutes   7050/</w:t>
+      </w:r>
+      <w:proofErr w:type="spellStart"/>
+      <w:r>
+        <w:rPr>
+          <w:rFonts w:ascii="Times New Roman" w:hAnsi="Times New Roman" w:cs="Times New Roman"/>
+        </w:rPr>
+        <w:t>tcp</w:t>
+      </w:r>
+      <w:proofErr w:type="spellEnd"/>
+      <w:r>
+        <w:rPr>
+          <w:rFonts w:ascii="Times New Roman" w:hAnsi="Times New Roman" w:cs="Times New Roman"/>
+        </w:rPr>
+        <w:t>, 0.0.0.0:8050-&gt;8050/</w:t>
+      </w:r>
+      <w:proofErr w:type="spellStart"/>
+      <w:r>
+        <w:rPr>
+          <w:rFonts w:ascii="Times New Roman" w:hAnsi="Times New Roman" w:cs="Times New Roman"/>
+        </w:rPr>
+        <w:t>tcp</w:t>
+      </w:r>
+      <w:proofErr w:type="spellEnd"/>
+      <w:proofErr w:type="gramStart"/>
+      <w:r>
+        <w:rPr>
+          <w:rFonts w:ascii="Times New Roman" w:hAnsi="Times New Roman" w:cs="Times New Roman"/>
+        </w:rPr>
+        <w:t>, :</w:t>
+      </w:r>
+      <w:proofErr w:type="gramEnd"/>
+      <w:r>
+        <w:rPr>
+          <w:rFonts w:ascii="Times New Roman" w:hAnsi="Times New Roman" w:cs="Times New Roman"/>
+        </w:rPr>
+        <w:t>::8050-&gt;8050/</w:t>
+      </w:r>
+      <w:proofErr w:type="spellStart"/>
+      <w:r>
+        <w:rPr>
+          <w:rFonts w:ascii="Times New Roman" w:hAnsi="Times New Roman" w:cs="Times New Roman"/>
+        </w:rPr>
+        <w:t>tcp</w:t>
+      </w:r>
+      <w:proofErr w:type="spellEnd"/>
+      <w:r>
+        <w:rPr>
+          <w:rFonts w:ascii="Times New Roman" w:hAnsi="Times New Roman" w:cs="Times New Roman"/>
+        </w:rPr>
+        <w:t>, 0.0.0.0:8443-&gt;9443/</w:t>
+      </w:r>
+      <w:proofErr w:type="spellStart"/>
+      <w:r>
+        <w:rPr>
+          <w:rFonts w:ascii="Times New Roman" w:hAnsi="Times New Roman" w:cs="Times New Roman"/>
+        </w:rPr>
+        <w:t>tcp</w:t>
+      </w:r>
+      <w:proofErr w:type="spellEnd"/>
+      <w:r>
+        <w:rPr>
+          <w:rFonts w:ascii="Times New Roman" w:hAnsi="Times New Roman" w:cs="Times New Roman"/>
+        </w:rPr>
+        <w:t xml:space="preserve">, </w:t>
+      </w:r>
+      <w:proofErr w:type="gramStart"/>
+      <w:r>
+        <w:rPr>
+          <w:rFonts w:ascii="Times New Roman" w:hAnsi="Times New Roman" w:cs="Times New Roman"/>
+        </w:rPr>
+        <w:t>[::</w:t>
+      </w:r>
+      <w:proofErr w:type="gramEnd"/>
+      <w:r>
+        <w:rPr>
+          <w:rFonts w:ascii="Times New Roman" w:hAnsi="Times New Roman" w:cs="Times New Roman"/>
+        </w:rPr>
+        <w:t>]:8443-&gt;9443/</w:t>
+      </w:r>
+      <w:proofErr w:type="spellStart"/>
+      <w:r>
+        <w:rPr>
+          <w:rFonts w:ascii="Times New Roman" w:hAnsi="Times New Roman" w:cs="Times New Roman"/>
+        </w:rPr>
+        <w:t>tcp</w:t>
+      </w:r>
+      <w:proofErr w:type="spellEnd"/>
+    </w:p>
+    <w:p>
+      <w:pPr>
+        <w:rPr>
+          <w:rFonts w:ascii="Times New Roman" w:hAnsi="Times New Roman" w:cs="Times New Roman"/>
+        </w:rPr>
+      </w:pPr>
+      <w:r>
+        <w:rPr>
+          <w:rFonts w:ascii="Times New Roman" w:hAnsi="Times New Roman" w:cs="Times New Roman"/>
+        </w:rPr>
+        <w:t>bft-orderer1.eci</w:t>
+      </w:r>
+      <w:proofErr w:type="gramStart"/>
+      <w:r>
+        <w:rPr>
+          <w:rFonts w:ascii="Times New Roman" w:hAnsi="Times New Roman" w:cs="Times New Roman"/>
+        </w:rPr>
+        <w:t>1.bench</w:t>
+      </w:r>
+      <w:proofErr w:type="gramEnd"/>
+      <w:r>
+        <w:rPr>
+          <w:rFonts w:ascii="Times New Roman" w:hAnsi="Times New Roman" w:cs="Times New Roman"/>
+        </w:rPr>
+        <w:t>.local   Up 8 hours      0.0.0.0:7050-&gt;7050/</w:t>
+      </w:r>
+      <w:proofErr w:type="spellStart"/>
+      <w:r>
+        <w:rPr>
+          <w:rFonts w:ascii="Times New Roman" w:hAnsi="Times New Roman" w:cs="Times New Roman"/>
+        </w:rPr>
+        <w:t>tcp</w:t>
+      </w:r>
+      <w:proofErr w:type="spellEnd"/>
+      <w:proofErr w:type="gramStart"/>
+      <w:r>
+        <w:rPr>
+          <w:rFonts w:ascii="Times New Roman" w:hAnsi="Times New Roman" w:cs="Times New Roman"/>
+        </w:rPr>
+        <w:t>, :</w:t>
+      </w:r>
+      <w:proofErr w:type="gramEnd"/>
+      <w:r>
+        <w:rPr>
+          <w:rFonts w:ascii="Times New Roman" w:hAnsi="Times New Roman" w:cs="Times New Roman"/>
+        </w:rPr>
+        <w:t>::7050-&gt;7050/</w:t>
+      </w:r>
+      <w:proofErr w:type="spellStart"/>
+      <w:r>
+        <w:rPr>
+          <w:rFonts w:ascii="Times New Roman" w:hAnsi="Times New Roman" w:cs="Times New Roman"/>
+        </w:rPr>
+        <w:t>tcp</w:t>
+      </w:r>
+      <w:proofErr w:type="spellEnd"/>
+      <w:r>
+        <w:rPr>
+          <w:rFonts w:ascii="Times New Roman" w:hAnsi="Times New Roman" w:cs="Times New Roman"/>
+        </w:rPr>
+        <w:t>, 0.0.0.0:7443-&gt;9443/</w:t>
+      </w:r>
+      <w:proofErr w:type="spellStart"/>
+      <w:r>
+        <w:rPr>
+          <w:rFonts w:ascii="Times New Roman" w:hAnsi="Times New Roman" w:cs="Times New Roman"/>
+        </w:rPr>
+        <w:t>tcp</w:t>
+      </w:r>
+      <w:proofErr w:type="spellEnd"/>
+      <w:r>
+        <w:rPr>
+          <w:rFonts w:ascii="Times New Roman" w:hAnsi="Times New Roman" w:cs="Times New Roman"/>
+        </w:rPr>
+        <w:t xml:space="preserve">, </w:t>
+      </w:r>
+      <w:proofErr w:type="gramStart"/>
+      <w:r>
+        <w:rPr>
+          <w:rFonts w:ascii="Times New Roman" w:hAnsi="Times New Roman" w:cs="Times New Roman"/>
+        </w:rPr>
+        <w:t>[::</w:t>
+      </w:r>
+      <w:proofErr w:type="gramEnd"/>
+      <w:r>
+        <w:rPr>
+          <w:rFonts w:ascii="Times New Roman" w:hAnsi="Times New Roman" w:cs="Times New Roman"/>
+        </w:rPr>
+        <w:t>]:7443-&gt;9443/</w:t>
+      </w:r>
+      <w:proofErr w:type="spellStart"/>
+      <w:r>
+        <w:rPr>
+          <w:rFonts w:ascii="Times New Roman" w:hAnsi="Times New Roman" w:cs="Times New Roman"/>
+        </w:rPr>
+        <w:t>tcp</w:t>
+      </w:r>
+      <w:proofErr w:type="spellEnd"/>
+    </w:p>
+    <w:p>
+      <w:pPr>
+        <w:rPr>
+          <w:rFonts w:ascii="Times New Roman" w:hAnsi="Times New Roman" w:cs="Times New Roman"/>
+        </w:rPr>
+      </w:pPr>
+      <w:proofErr w:type="spellStart"/>
+      <w:r>
+        <w:rPr>
+          <w:rFonts w:ascii="Times New Roman" w:hAnsi="Times New Roman" w:cs="Times New Roman"/>
+        </w:rPr>
+        <w:t>ubuntu@Himanshu-</w:t>
+      </w:r>
+      <w:proofErr w:type="gramStart"/>
+      <w:r>
+        <w:rPr>
+          <w:rFonts w:ascii="Times New Roman" w:hAnsi="Times New Roman" w:cs="Times New Roman"/>
+        </w:rPr>
+        <w:t>Sharma</w:t>
+      </w:r>
+      <w:proofErr w:type="spellEnd"/>
+      <w:r>
+        <w:rPr>
+          <w:rFonts w:ascii="Times New Roman" w:hAnsi="Times New Roman" w:cs="Times New Roman"/>
+        </w:rPr>
+        <w:t>:~</w:t>
+      </w:r>
+      <w:proofErr w:type="gramEnd"/>
+      <w:r>
+        <w:rPr>
+          <w:rFonts w:ascii="Times New Roman" w:hAnsi="Times New Roman" w:cs="Times New Roman"/>
+        </w:rPr>
+        <w:t>/fab-election-bench/node-</w:t>
+      </w:r>
+      <w:proofErr w:type="spellStart"/>
+      <w:r>
+        <w:rPr>
+          <w:rFonts w:ascii="Times New Roman" w:hAnsi="Times New Roman" w:cs="Times New Roman"/>
+        </w:rPr>
+        <w:t>bft</w:t>
+      </w:r>
+      <w:proofErr w:type="spellEnd"/>
+      <w:r>
+        <w:rPr>
+          <w:rFonts w:ascii="Times New Roman" w:hAnsi="Times New Roman" w:cs="Times New Roman"/>
+        </w:rPr>
+        <w:t>-client$ MAX_CONCURRENCY=1024 TX=5000 LOAD=2000 node recordvote-client.js</w:t>
+      </w:r>
+    </w:p>
+    <w:p>
+      <w:pPr>
+        <w:rPr>
+          <w:rFonts w:ascii="Times New Roman" w:hAnsi="Times New Roman" w:cs="Times New Roman"/>
+        </w:rPr>
+      </w:pPr>
+    </w:p>
+    <w:p>
+      <w:pPr>
+        <w:rPr>
+          <w:rFonts w:ascii="Times New Roman" w:hAnsi="Times New Roman" w:cs="Times New Roman"/>
+        </w:rPr>
+      </w:pPr>
+      <w:r>
+        <w:rPr>
+          <w:rFonts w:ascii="Times New Roman" w:hAnsi="Times New Roman" w:cs="Times New Roman"/>
+        </w:rPr>
+        <w:t xml:space="preserve">2025-11-29T11:14:46.693Z - error: [Transaction]: </w:t>
+      </w:r>
+      <w:proofErr w:type="gramStart"/>
+      <w:r>
+        <w:rPr>
+          <w:rFonts w:ascii="Times New Roman" w:hAnsi="Times New Roman" w:cs="Times New Roman"/>
+        </w:rPr>
+        <w:t>submit[</w:t>
+      </w:r>
+      <w:proofErr w:type="spellStart"/>
+      <w:proofErr w:type="gramEnd"/>
+      <w:r>
+        <w:rPr>
+          <w:rFonts w:ascii="Times New Roman" w:hAnsi="Times New Roman" w:cs="Times New Roman"/>
+        </w:rPr>
+        <w:t>RecordVote</w:t>
+      </w:r>
+      <w:proofErr w:type="spellEnd"/>
+      <w:r>
+        <w:rPr>
+          <w:rFonts w:ascii="Times New Roman" w:hAnsi="Times New Roman" w:cs="Times New Roman"/>
+        </w:rPr>
+        <w:t xml:space="preserve">] - Failed to commit transaction %9752c36dfcec2312a2e73a1a1b390eda595eba49ecfde86fdfd329332ea6d94d, </w:t>
+      </w:r>
+      <w:proofErr w:type="spellStart"/>
+      <w:r>
+        <w:rPr>
+          <w:rFonts w:ascii="Times New Roman" w:hAnsi="Times New Roman" w:cs="Times New Roman"/>
+        </w:rPr>
+        <w:t>orderer</w:t>
+      </w:r>
+      <w:proofErr w:type="spellEnd"/>
+      <w:r>
+        <w:rPr>
+          <w:rFonts w:ascii="Times New Roman" w:hAnsi="Times New Roman" w:cs="Times New Roman"/>
+        </w:rPr>
+        <w:t xml:space="preserve"> response status: SERVICE_UNAVAILABLE</w:t>
+      </w:r>
+    </w:p>
+    <w:p>
+      <w:pPr>
+        <w:rPr>
+          <w:rFonts w:ascii="Times New Roman" w:hAnsi="Times New Roman" w:cs="Times New Roman"/>
+        </w:rPr>
+      </w:pPr>
+      <w:r>
+        <w:rPr>
+          <w:rFonts w:ascii="Times New Roman" w:hAnsi="Times New Roman" w:cs="Times New Roman"/>
+        </w:rPr>
+        <w:t xml:space="preserve">2025-11-29T11:14:46.693Z - error: [Transaction]: </w:t>
+      </w:r>
+      <w:proofErr w:type="gramStart"/>
+      <w:r>
+        <w:rPr>
+          <w:rFonts w:ascii="Times New Roman" w:hAnsi="Times New Roman" w:cs="Times New Roman"/>
+        </w:rPr>
+        <w:t>submit[</w:t>
+      </w:r>
+      <w:proofErr w:type="spellStart"/>
+      <w:proofErr w:type="gramEnd"/>
+      <w:r>
+        <w:rPr>
+          <w:rFonts w:ascii="Times New Roman" w:hAnsi="Times New Roman" w:cs="Times New Roman"/>
+        </w:rPr>
+        <w:t>RecordVote</w:t>
+      </w:r>
+      <w:proofErr w:type="spellEnd"/>
+      <w:r>
+        <w:rPr>
+          <w:rFonts w:ascii="Times New Roman" w:hAnsi="Times New Roman" w:cs="Times New Roman"/>
+        </w:rPr>
+        <w:t xml:space="preserve">] - Failed to commit transaction %cbc7942582fcaf00d5e07689dc6eaa08e41079c715978fa149221209150ac04e, </w:t>
+      </w:r>
+      <w:proofErr w:type="spellStart"/>
+      <w:r>
+        <w:rPr>
+          <w:rFonts w:ascii="Times New Roman" w:hAnsi="Times New Roman" w:cs="Times New Roman"/>
+        </w:rPr>
+        <w:t>orderer</w:t>
+      </w:r>
+      <w:proofErr w:type="spellEnd"/>
+      <w:r>
+        <w:rPr>
+          <w:rFonts w:ascii="Times New Roman" w:hAnsi="Times New Roman" w:cs="Times New Roman"/>
+        </w:rPr>
+        <w:t xml:space="preserve"> response status: SERVICE_UNAVAILABLE</w:t>
+      </w:r>
+    </w:p>
+    <w:p>
+      <w:pPr>
+        <w:rPr>
+          <w:rFonts w:ascii="Times New Roman" w:hAnsi="Times New Roman" w:cs="Times New Roman"/>
+        </w:rPr>
+      </w:pPr>
+      <w:r>
+        <w:rPr>
+          <w:rFonts w:ascii="Times New Roman" w:hAnsi="Times New Roman" w:cs="Times New Roman"/>
+        </w:rPr>
+        <w:t xml:space="preserve">2025-11-29T11:14:46.693Z - error: [Transaction]: </w:t>
+      </w:r>
+      <w:proofErr w:type="gramStart"/>
+      <w:r>
+        <w:rPr>
+          <w:rFonts w:ascii="Times New Roman" w:hAnsi="Times New Roman" w:cs="Times New Roman"/>
+        </w:rPr>
+        <w:t>submit[</w:t>
+      </w:r>
+      <w:proofErr w:type="spellStart"/>
+      <w:proofErr w:type="gramEnd"/>
+      <w:r>
+        <w:rPr>
+          <w:rFonts w:ascii="Times New Roman" w:hAnsi="Times New Roman" w:cs="Times New Roman"/>
+        </w:rPr>
+        <w:t>RecordVote</w:t>
+      </w:r>
+      <w:proofErr w:type="spellEnd"/>
+      <w:r>
+        <w:rPr>
+          <w:rFonts w:ascii="Times New Roman" w:hAnsi="Times New Roman" w:cs="Times New Roman"/>
+        </w:rPr>
+        <w:t xml:space="preserve">] - Failed to commit transaction %1cd0c1248ed9d3bc6604a7f9c39cb065ab6699a4bf7737e308a70992595776fa, </w:t>
+      </w:r>
+      <w:proofErr w:type="spellStart"/>
+      <w:r>
+        <w:rPr>
+          <w:rFonts w:ascii="Times New Roman" w:hAnsi="Times New Roman" w:cs="Times New Roman"/>
+        </w:rPr>
+        <w:t>orderer</w:t>
+      </w:r>
+      <w:proofErr w:type="spellEnd"/>
+      <w:r>
+        <w:rPr>
+          <w:rFonts w:ascii="Times New Roman" w:hAnsi="Times New Roman" w:cs="Times New Roman"/>
+        </w:rPr>
+        <w:t xml:space="preserve"> response status: SERVICE_UNAVAILABLE</w:t>
+      </w:r>
+    </w:p>
+    <w:p>
+      <w:pPr>
+        <w:rPr>
+          <w:rFonts w:ascii="Times New Roman" w:hAnsi="Times New Roman" w:cs="Times New Roman"/>
+        </w:rPr>
+      </w:pPr>
+      <w:r>
+        <w:rPr>
+          <w:rFonts w:ascii="Times New Roman" w:hAnsi="Times New Roman" w:cs="Times New Roman"/>
+        </w:rPr>
+        <w:t xml:space="preserve">2025-11-29T11:14:46.693Z - error: [Transaction]: </w:t>
+      </w:r>
+      <w:proofErr w:type="gramStart"/>
+      <w:r>
+        <w:rPr>
+          <w:rFonts w:ascii="Times New Roman" w:hAnsi="Times New Roman" w:cs="Times New Roman"/>
+        </w:rPr>
+        <w:t>submit[</w:t>
+      </w:r>
+      <w:proofErr w:type="spellStart"/>
+      <w:proofErr w:type="gramEnd"/>
+      <w:r>
+        <w:rPr>
+          <w:rFonts w:ascii="Times New Roman" w:hAnsi="Times New Roman" w:cs="Times New Roman"/>
+        </w:rPr>
+        <w:t>RecordVote</w:t>
+      </w:r>
+      <w:proofErr w:type="spellEnd"/>
+      <w:r>
+        <w:rPr>
+          <w:rFonts w:ascii="Times New Roman" w:hAnsi="Times New Roman" w:cs="Times New Roman"/>
+        </w:rPr>
+        <w:t xml:space="preserve">] - Failed to commit transaction %c3a5159200b573316147ab395dd58141712cb49435258266abc14d42e59a860b, </w:t>
+      </w:r>
+      <w:proofErr w:type="spellStart"/>
+      <w:r>
+        <w:rPr>
+          <w:rFonts w:ascii="Times New Roman" w:hAnsi="Times New Roman" w:cs="Times New Roman"/>
+        </w:rPr>
+        <w:t>orderer</w:t>
+      </w:r>
+      <w:proofErr w:type="spellEnd"/>
+      <w:r>
+        <w:rPr>
+          <w:rFonts w:ascii="Times New Roman" w:hAnsi="Times New Roman" w:cs="Times New Roman"/>
+        </w:rPr>
+        <w:t xml:space="preserve"> response status: SERVICE_UNAVAILABLE</w:t>
+      </w:r>
+    </w:p>
+    <w:p>
+      <w:pPr>
+        <w:rPr>
+          <w:rFonts w:ascii="Times New Roman" w:hAnsi="Times New Roman" w:cs="Times New Roman"/>
+        </w:rPr>
+      </w:pPr>
+      <w:r>
+        <w:rPr>
+          <w:rFonts w:ascii="Times New Roman" w:hAnsi="Times New Roman" w:cs="Times New Roman"/>
+        </w:rPr>
+        <w:t xml:space="preserve">2025-11-29T11:14:46.693Z - error: [Transaction]: </w:t>
+      </w:r>
+      <w:proofErr w:type="gramStart"/>
+      <w:r>
+        <w:rPr>
+          <w:rFonts w:ascii="Times New Roman" w:hAnsi="Times New Roman" w:cs="Times New Roman"/>
+        </w:rPr>
+        <w:t>submit[</w:t>
+      </w:r>
+      <w:proofErr w:type="spellStart"/>
+      <w:proofErr w:type="gramEnd"/>
+      <w:r>
+        <w:rPr>
+          <w:rFonts w:ascii="Times New Roman" w:hAnsi="Times New Roman" w:cs="Times New Roman"/>
+        </w:rPr>
+        <w:t>RecordVote</w:t>
+      </w:r>
+      <w:proofErr w:type="spellEnd"/>
+      <w:r>
+        <w:rPr>
+          <w:rFonts w:ascii="Times New Roman" w:hAnsi="Times New Roman" w:cs="Times New Roman"/>
+        </w:rPr>
+        <w:t xml:space="preserve">] - Failed to commit transaction %1cb8ba97c1ba5777fa65220ca0ba78ee44e82e65e75d2405f8d0be56c350144b, </w:t>
+      </w:r>
+      <w:proofErr w:type="spellStart"/>
+      <w:r>
+        <w:rPr>
+          <w:rFonts w:ascii="Times New Roman" w:hAnsi="Times New Roman" w:cs="Times New Roman"/>
+        </w:rPr>
+        <w:t>orderer</w:t>
+      </w:r>
+      <w:proofErr w:type="spellEnd"/>
+      <w:r>
+        <w:rPr>
+          <w:rFonts w:ascii="Times New Roman" w:hAnsi="Times New Roman" w:cs="Times New Roman"/>
+        </w:rPr>
+        <w:t xml:space="preserve"> response status: SERVICE_UNAVAILABLE</w:t>
+      </w:r>
+    </w:p>
+    <w:p>
+      <w:pPr>
+        <w:rPr>
+          <w:rFonts w:ascii="Times New Roman" w:hAnsi="Times New Roman" w:cs="Times New Roman"/>
+        </w:rPr>
+      </w:pPr>
+      <w:r>
+        <w:rPr>
+          <w:rFonts w:ascii="Times New Roman" w:hAnsi="Times New Roman" w:cs="Times New Roman"/>
+        </w:rPr>
+        <w:t xml:space="preserve">2025-11-29T11:14:46.694Z - error: [Transaction]: </w:t>
+      </w:r>
+      <w:proofErr w:type="gramStart"/>
+      <w:r>
+        <w:rPr>
+          <w:rFonts w:ascii="Times New Roman" w:hAnsi="Times New Roman" w:cs="Times New Roman"/>
+        </w:rPr>
+        <w:t>submit[</w:t>
+      </w:r>
+      <w:proofErr w:type="spellStart"/>
+      <w:proofErr w:type="gramEnd"/>
+      <w:r>
+        <w:rPr>
+          <w:rFonts w:ascii="Times New Roman" w:hAnsi="Times New Roman" w:cs="Times New Roman"/>
+        </w:rPr>
+        <w:t>RecordVote</w:t>
+      </w:r>
+      <w:proofErr w:type="spellEnd"/>
+      <w:r>
+        <w:rPr>
+          <w:rFonts w:ascii="Times New Roman" w:hAnsi="Times New Roman" w:cs="Times New Roman"/>
+        </w:rPr>
+        <w:t xml:space="preserve">] - Failed to commit transaction %951f3b3a7e6b6dba70ca2aedb58f2c4876b0772127daf925a632dd01364d3d6b, </w:t>
+      </w:r>
+      <w:proofErr w:type="spellStart"/>
+      <w:r>
+        <w:rPr>
+          <w:rFonts w:ascii="Times New Roman" w:hAnsi="Times New Roman" w:cs="Times New Roman"/>
+        </w:rPr>
+        <w:t>orderer</w:t>
+      </w:r>
+      <w:proofErr w:type="spellEnd"/>
+      <w:r>
+        <w:rPr>
+          <w:rFonts w:ascii="Times New Roman" w:hAnsi="Times New Roman" w:cs="Times New Roman"/>
+        </w:rPr>
+        <w:t xml:space="preserve"> response status: SERVICE_UNAVAILABLE</w:t>
+      </w:r>
+    </w:p>
+    <w:p>
+      <w:pPr>
+        <w:rPr>
+          <w:rFonts w:ascii="Times New Roman" w:hAnsi="Times New Roman" w:cs="Times New Roman"/>
+        </w:rPr>
+      </w:pPr>
+      <w:r>
+        <w:rPr>
+          <w:rFonts w:ascii="Times New Roman" w:hAnsi="Times New Roman" w:cs="Times New Roman"/>
+        </w:rPr>
+        <w:t xml:space="preserve">2025-11-29T11:14:46.694Z - error: [Transaction]: </w:t>
+      </w:r>
+      <w:proofErr w:type="gramStart"/>
+      <w:r>
+        <w:rPr>
+          <w:rFonts w:ascii="Times New Roman" w:hAnsi="Times New Roman" w:cs="Times New Roman"/>
+        </w:rPr>
+        <w:t>submit[</w:t>
+      </w:r>
+      <w:proofErr w:type="spellStart"/>
+      <w:proofErr w:type="gramEnd"/>
+      <w:r>
+        <w:rPr>
+          <w:rFonts w:ascii="Times New Roman" w:hAnsi="Times New Roman" w:cs="Times New Roman"/>
+        </w:rPr>
+        <w:t>RecordVote</w:t>
+      </w:r>
+      <w:proofErr w:type="spellEnd"/>
+      <w:r>
+        <w:rPr>
+          <w:rFonts w:ascii="Times New Roman" w:hAnsi="Times New Roman" w:cs="Times New Roman"/>
+        </w:rPr>
+        <w:t xml:space="preserve">] - Failed to commit transaction %20f75e41b630818a62634feef29a69ea7930bbf478bc0e41ba0b620dc0db8523, </w:t>
+      </w:r>
+      <w:proofErr w:type="spellStart"/>
+      <w:r>
+        <w:rPr>
+          <w:rFonts w:ascii="Times New Roman" w:hAnsi="Times New Roman" w:cs="Times New Roman"/>
+        </w:rPr>
+        <w:t>orderer</w:t>
+      </w:r>
+      <w:proofErr w:type="spellEnd"/>
+      <w:r>
+        <w:rPr>
+          <w:rFonts w:ascii="Times New Roman" w:hAnsi="Times New Roman" w:cs="Times New Roman"/>
+        </w:rPr>
+        <w:t xml:space="preserve"> response status: SERVICE_UNAVAILABLE</w:t>
+      </w:r>
+    </w:p>
+    <w:p>
+      <w:pPr>
+        <w:rPr>
+          <w:rFonts w:ascii="Times New Roman" w:hAnsi="Times New Roman" w:cs="Times New Roman"/>
+        </w:rPr>
+      </w:pPr>
+      <w:r>
+        <w:rPr>
+          <w:rFonts w:ascii="Times New Roman" w:hAnsi="Times New Roman" w:cs="Times New Roman"/>
+        </w:rPr>
+        <w:t xml:space="preserve">2025-11-29T11:14:46.694Z - error: [Transaction]: </w:t>
+      </w:r>
+      <w:proofErr w:type="gramStart"/>
+      <w:r>
+        <w:rPr>
+          <w:rFonts w:ascii="Times New Roman" w:hAnsi="Times New Roman" w:cs="Times New Roman"/>
+        </w:rPr>
+        <w:t>submit[</w:t>
+      </w:r>
+      <w:proofErr w:type="spellStart"/>
+      <w:proofErr w:type="gramEnd"/>
+      <w:r>
+        <w:rPr>
+          <w:rFonts w:ascii="Times New Roman" w:hAnsi="Times New Roman" w:cs="Times New Roman"/>
+        </w:rPr>
+        <w:t>RecordVote</w:t>
+      </w:r>
+      <w:proofErr w:type="spellEnd"/>
+      <w:r>
+        <w:rPr>
+          <w:rFonts w:ascii="Times New Roman" w:hAnsi="Times New Roman" w:cs="Times New Roman"/>
+        </w:rPr>
+        <w:t xml:space="preserve">] - Failed to commit transaction %f0167a7f8f76ebfc749b8b246a93b33b79168f41440810e87783d307c1e6125d, </w:t>
+      </w:r>
+      <w:proofErr w:type="spellStart"/>
+      <w:r>
+        <w:rPr>
+          <w:rFonts w:ascii="Times New Roman" w:hAnsi="Times New Roman" w:cs="Times New Roman"/>
+        </w:rPr>
+        <w:t>orderer</w:t>
+      </w:r>
+      <w:proofErr w:type="spellEnd"/>
+      <w:r>
+        <w:rPr>
+          <w:rFonts w:ascii="Times New Roman" w:hAnsi="Times New Roman" w:cs="Times New Roman"/>
+        </w:rPr>
+        <w:t xml:space="preserve"> response status: SERVICE_UNAVAILABLE</w:t>
+      </w:r>
+    </w:p>
+    <w:p>
+      <w:pPr>
+        <w:rPr>
+          <w:rFonts w:ascii="Times New Roman" w:hAnsi="Times New Roman" w:cs="Times New Roman"/>
+        </w:rPr>
+      </w:pPr>
+      <w:r>
+        <w:rPr>
+          <w:rFonts w:ascii="Times New Roman" w:hAnsi="Times New Roman" w:cs="Times New Roman"/>
+        </w:rPr>
+        <w:t xml:space="preserve">2025-11-29T11:14:46.700Z - error: [Transaction]: </w:t>
+      </w:r>
+      <w:proofErr w:type="gramStart"/>
+      <w:r>
+        <w:rPr>
+          <w:rFonts w:ascii="Times New Roman" w:hAnsi="Times New Roman" w:cs="Times New Roman"/>
+        </w:rPr>
+        <w:t>submit[</w:t>
+      </w:r>
+      <w:proofErr w:type="spellStart"/>
+      <w:proofErr w:type="gramEnd"/>
+      <w:r>
+        <w:rPr>
+          <w:rFonts w:ascii="Times New Roman" w:hAnsi="Times New Roman" w:cs="Times New Roman"/>
+        </w:rPr>
+        <w:t>RecordVote</w:t>
+      </w:r>
+      <w:proofErr w:type="spellEnd"/>
+      <w:r>
+        <w:rPr>
+          <w:rFonts w:ascii="Times New Roman" w:hAnsi="Times New Roman" w:cs="Times New Roman"/>
+        </w:rPr>
+        <w:t xml:space="preserve">] - Failed to commit transaction %e0c06526971e45ce32ad0a333322e53b535df3bbc41f56aef114a69c5fa3e62c, </w:t>
+      </w:r>
+      <w:proofErr w:type="spellStart"/>
+      <w:r>
+        <w:rPr>
+          <w:rFonts w:ascii="Times New Roman" w:hAnsi="Times New Roman" w:cs="Times New Roman"/>
+        </w:rPr>
+        <w:t>orderer</w:t>
+      </w:r>
+      <w:proofErr w:type="spellEnd"/>
+      <w:r>
+        <w:rPr>
+          <w:rFonts w:ascii="Times New Roman" w:hAnsi="Times New Roman" w:cs="Times New Roman"/>
+        </w:rPr>
+        <w:t xml:space="preserve"> response status: SERVICE_UNAVAILABLE</w:t>
+      </w:r>
+    </w:p>
+    <w:p>
+      <w:pPr>
+        <w:rPr>
+          <w:rFonts w:ascii="Times New Roman" w:hAnsi="Times New Roman" w:cs="Times New Roman"/>
+        </w:rPr>
+      </w:pPr>
+      <w:r>
+        <w:rPr>
+          <w:rFonts w:ascii="Times New Roman" w:hAnsi="Times New Roman" w:cs="Times New Roman"/>
+        </w:rPr>
         <w:lastRenderedPageBreak/>
-        <w:t>ubuntu@Himanshu-Sharma:~/fab-election-bench/node-bft-client$ MAX_CONCURRENCY=1024 TX=5000 LOAD=2000 node recordvote-client.js</w:t>
-      </w:r>
-    </w:p>
-    <w:p/>
-    <w:p>
-      <w:r>
-        <w:t>2025-11-29T11:14:46.693Z - error: [Transaction]: submit[RecordVote] - Failed to commit transaction %9752c36dfcec2312a2e73a1a1b390eda595eba49ecfde86fdfd329332ea6d94d, orderer response status: SERVICE_UNAVAILABLE</w:t>
-      </w:r>
-    </w:p>
-    <w:p>
-      <w:r>
-        <w:t>2025-11-29T11:14:46.693Z - error: [Transaction]: submit[RecordVote] - Failed to commit transaction %cbc7942582fcaf00d5e07689dc6eaa08e41079c715978fa149221209150ac04e, orderer response status: SERVICE_UNAVAILABLE</w:t>
-      </w:r>
-    </w:p>
-    <w:p>
-      <w:r>
-        <w:t>2025-11-29T11:14:46.693Z - error: [Transaction]: submit[RecordVote] - Failed to commit transaction %1cd0c1248ed9d3bc6604a7f9c39cb065ab6699a4bf7737e308a70992595776fa, orderer response status: SERVICE_UNAVAILABLE</w:t>
-      </w:r>
-    </w:p>
-    <w:p>
-      <w:r>
-        <w:t>2025-11-29T11:14:46.693Z - error: [Transaction]: submit[RecordVote] - Failed to commit transaction %c3a5159200b573316147ab395dd58141712cb49435258266abc14d42e59a860b, orderer response status: SERVICE_UNAVAILABLE</w:t>
-      </w:r>
-    </w:p>
-    <w:p>
-      <w:r>
-        <w:t>2025-11-29T11:14:46.693Z - error: [Transaction]: submit[RecordVote] - Failed to commit transaction %1cb8ba97c1ba5777fa65220ca0ba78ee44e82e65e75d2405f8d0be56c350144b, orderer response status: SERVICE_UNAVAILABLE</w:t>
-      </w:r>
-    </w:p>
-    <w:p>
-      <w:r>
-        <w:t>2025-11-29T11:14:46.694Z - error: [Transaction]: submit[RecordVote] - Failed to commit transaction %951f3b3a7e6b6dba70ca2aedb58f2c4876b0772127daf925a632dd01364d3d6b, orderer response status: SERVICE_UNAVAILABLE</w:t>
-      </w:r>
-    </w:p>
-    <w:p>
-      <w:r>
-        <w:t>2025-11-29T11:14:46.694Z - error: [Transaction]: submit[RecordVote] - Failed to commit transaction %20f75e41b630818a62634feef29a69ea7930bbf478bc0e41ba0b620dc0db8523, orderer response status: SERVICE_UNAVAILABLE</w:t>
-      </w:r>
-    </w:p>
-    <w:p>
-      <w:r>
-        <w:t>2025-11-29T11:14:46.694Z - error: [Transaction]: submit[RecordVote] - Failed to commit transaction %f0167a7f8f76ebfc749b8b246a93b33b79168f41440810e87783d307c1e6125d, orderer response status: SERVICE_UNAVAILABLE</w:t>
-      </w:r>
-    </w:p>
-    <w:p>
-      <w:r>
-        <w:t>2025-11-29T11:14:46.700Z - error: [Transaction]: submit[RecordVote] - Failed to commit transaction %e0c06526971e45ce32ad0a333322e53b535df3bbc41f56aef114a69c5fa3e62c, orderer response status: SERVICE_UNAVAILABLE</w:t>
-      </w:r>
-    </w:p>
-    <w:p>
-      <w:r>
-        <w:t>2025-11-29T11:14:46.700Z - error: [Transaction]: submit[RecordVote] - Failed to commit transaction %b60b3ca9231da9c21532189c0f9484fa26f2fca8a333f4cb4abce278b28dd955, orderer response status: SERVICE_UNAVAILABLE</w:t>
-      </w:r>
-    </w:p>
-    <w:p>
-      <w:r>
-        <w:t>Round env_tx5000_load2000 done in 33.79s | succ=0, fail=5000, TPS=0.00, avg=0.0ms, p95=0.0ms, p99=0.0ms</w:t>
-      </w:r>
-    </w:p>
-    <w:p/>
-    <w:p>
-      <w:r>
+        <w:t xml:space="preserve">2025-11-29T11:14:46.700Z - error: [Transaction]: </w:t>
+      </w:r>
+      <w:proofErr w:type="gramStart"/>
+      <w:r>
+        <w:rPr>
+          <w:rFonts w:ascii="Times New Roman" w:hAnsi="Times New Roman" w:cs="Times New Roman"/>
+        </w:rPr>
+        <w:t>submit[</w:t>
+      </w:r>
+      <w:proofErr w:type="spellStart"/>
+      <w:proofErr w:type="gramEnd"/>
+      <w:r>
+        <w:rPr>
+          <w:rFonts w:ascii="Times New Roman" w:hAnsi="Times New Roman" w:cs="Times New Roman"/>
+        </w:rPr>
+        <w:t>RecordVote</w:t>
+      </w:r>
+      <w:proofErr w:type="spellEnd"/>
+      <w:r>
+        <w:rPr>
+          <w:rFonts w:ascii="Times New Roman" w:hAnsi="Times New Roman" w:cs="Times New Roman"/>
+        </w:rPr>
+        <w:t xml:space="preserve">] - Failed to commit transaction %b60b3ca9231da9c21532189c0f9484fa26f2fca8a333f4cb4abce278b28dd955, </w:t>
+      </w:r>
+      <w:proofErr w:type="spellStart"/>
+      <w:r>
+        <w:rPr>
+          <w:rFonts w:ascii="Times New Roman" w:hAnsi="Times New Roman" w:cs="Times New Roman"/>
+        </w:rPr>
+        <w:t>orderer</w:t>
+      </w:r>
+      <w:proofErr w:type="spellEnd"/>
+      <w:r>
+        <w:rPr>
+          <w:rFonts w:ascii="Times New Roman" w:hAnsi="Times New Roman" w:cs="Times New Roman"/>
+        </w:rPr>
+        <w:t xml:space="preserve"> response status: SERVICE_UNAVAILABLE</w:t>
+      </w:r>
+    </w:p>
+    <w:p>
+      <w:pPr>
+        <w:rPr>
+          <w:rFonts w:ascii="Times New Roman" w:hAnsi="Times New Roman" w:cs="Times New Roman"/>
+        </w:rPr>
+      </w:pPr>
+      <w:r>
+        <w:rPr>
+          <w:rFonts w:ascii="Times New Roman" w:hAnsi="Times New Roman" w:cs="Times New Roman"/>
+        </w:rPr>
+        <w:t xml:space="preserve">Round env_tx5000_load2000 done in 33.79s | </w:t>
+      </w:r>
+      <w:proofErr w:type="spellStart"/>
+      <w:r>
+        <w:rPr>
+          <w:rFonts w:ascii="Times New Roman" w:hAnsi="Times New Roman" w:cs="Times New Roman"/>
+        </w:rPr>
+        <w:t>succ</w:t>
+      </w:r>
+      <w:proofErr w:type="spellEnd"/>
+      <w:r>
+        <w:rPr>
+          <w:rFonts w:ascii="Times New Roman" w:hAnsi="Times New Roman" w:cs="Times New Roman"/>
+        </w:rPr>
+        <w:t xml:space="preserve">=0, fail=5000, TPS=0.00, </w:t>
+      </w:r>
+      <w:proofErr w:type="spellStart"/>
+      <w:r>
+        <w:rPr>
+          <w:rFonts w:ascii="Times New Roman" w:hAnsi="Times New Roman" w:cs="Times New Roman"/>
+        </w:rPr>
+        <w:t>avg</w:t>
+      </w:r>
+      <w:proofErr w:type="spellEnd"/>
+      <w:r>
+        <w:rPr>
+          <w:rFonts w:ascii="Times New Roman" w:hAnsi="Times New Roman" w:cs="Times New Roman"/>
+        </w:rPr>
+        <w:t>=0.0ms, p95=0.0ms, p99=0.0ms</w:t>
+      </w:r>
+    </w:p>
+    <w:p>
+      <w:pPr>
+        <w:jc w:val="both"/>
+        <w:rPr>
+          <w:rFonts w:ascii="Times New Roman" w:hAnsi="Times New Roman" w:cs="Times New Roman"/>
+          <w:i/>
+          <w:iCs/>
+        </w:rPr>
+      </w:pPr>
+      <w:r>
+        <w:rPr>
+          <w:rFonts w:ascii="Times New Roman" w:hAnsi="Times New Roman" w:cs="Times New Roman"/>
+          <w:i/>
+          <w:iCs/>
+        </w:rPr>
+        <w:t>This summary demonstrates complete workload failure under the tested fault condition. It should be cited as evidence of service unavailability once the ordering cluster drops below the practical threshold required for commit progress in this deployment.</w:t>
+      </w:r>
+    </w:p>
+    <w:p>
+      <w:pPr>
+        <w:rPr>
+          <w:rFonts w:ascii="Times New Roman" w:hAnsi="Times New Roman" w:cs="Times New Roman"/>
+        </w:rPr>
+      </w:pPr>
+      <w:r>
+        <w:rPr>
+          <w:rFonts w:ascii="Times New Roman" w:hAnsi="Times New Roman" w:cs="Times New Roman"/>
+        </w:rPr>
         <w:t>=== Summary ===</w:t>
       </w:r>
     </w:p>
     <w:p>
-      <w:r>
-        <w:t>env_tx5000_load2000: tx=5000, load=2000, conc=1024, TPS=0.00, avg=0.0ms, p95=0.0ms, p99=0.0ms, succ=0, fail=5000</w:t>
+      <w:pPr>
+        <w:rPr>
+          <w:rFonts w:ascii="Times New Roman" w:hAnsi="Times New Roman" w:cs="Times New Roman"/>
+        </w:rPr>
+      </w:pPr>
+      <w:r>
+        <w:rPr>
+          <w:rFonts w:ascii="Times New Roman" w:hAnsi="Times New Roman" w:cs="Times New Roman"/>
+        </w:rPr>
+        <w:t xml:space="preserve">env_tx5000_load2000: </w:t>
+      </w:r>
+      <w:proofErr w:type="spellStart"/>
+      <w:r>
+        <w:rPr>
+          <w:rFonts w:ascii="Times New Roman" w:hAnsi="Times New Roman" w:cs="Times New Roman"/>
+        </w:rPr>
+        <w:t>tx</w:t>
+      </w:r>
+      <w:proofErr w:type="spellEnd"/>
+      <w:r>
+        <w:rPr>
+          <w:rFonts w:ascii="Times New Roman" w:hAnsi="Times New Roman" w:cs="Times New Roman"/>
+        </w:rPr>
+        <w:t xml:space="preserve">=5000, load=2000, </w:t>
+      </w:r>
+      <w:proofErr w:type="spellStart"/>
+      <w:r>
+        <w:rPr>
+          <w:rFonts w:ascii="Times New Roman" w:hAnsi="Times New Roman" w:cs="Times New Roman"/>
+        </w:rPr>
+        <w:t>conc</w:t>
+      </w:r>
+      <w:proofErr w:type="spellEnd"/>
+      <w:r>
+        <w:rPr>
+          <w:rFonts w:ascii="Times New Roman" w:hAnsi="Times New Roman" w:cs="Times New Roman"/>
+        </w:rPr>
+        <w:t xml:space="preserve">=1024, TPS=0.00, </w:t>
+      </w:r>
+      <w:proofErr w:type="spellStart"/>
+      <w:r>
+        <w:rPr>
+          <w:rFonts w:ascii="Times New Roman" w:hAnsi="Times New Roman" w:cs="Times New Roman"/>
+        </w:rPr>
+        <w:t>avg</w:t>
+      </w:r>
+      <w:proofErr w:type="spellEnd"/>
+      <w:r>
+        <w:rPr>
+          <w:rFonts w:ascii="Times New Roman" w:hAnsi="Times New Roman" w:cs="Times New Roman"/>
+        </w:rPr>
+        <w:t xml:space="preserve">=0.0ms, p95=0.0ms, p99=0.0ms, </w:t>
+      </w:r>
+      <w:proofErr w:type="spellStart"/>
+      <w:r>
+        <w:rPr>
+          <w:rFonts w:ascii="Times New Roman" w:hAnsi="Times New Roman" w:cs="Times New Roman"/>
+        </w:rPr>
+        <w:t>succ</w:t>
+      </w:r>
+      <w:proofErr w:type="spellEnd"/>
+      <w:r>
+        <w:rPr>
+          <w:rFonts w:ascii="Times New Roman" w:hAnsi="Times New Roman" w:cs="Times New Roman"/>
+        </w:rPr>
+        <w:t>=0, fail=5000</w:t>
       </w:r>
     </w:p>
     <w:sectPr>
